--- a/compliance/Comprehensive Requirements.docx
+++ b/compliance/Comprehensive Requirements.docx
@@ -14,6 +14,13 @@
           <w:iCs/>
         </w:rPr>
         <w:t>Comprehensive Requirements that Apply to all Use Cases</w:t>
+      </w:r>
+      <w:r>
+        <w:rPr>
+          <w:i/>
+          <w:iCs/>
+        </w:rPr>
+        <w:t xml:space="preserve"> </w:t>
       </w:r>
     </w:p>
     <w:tbl>
@@ -282,15 +289,7 @@
               <w:spacing w:line="480" w:lineRule="auto"/>
             </w:pPr>
             <w:r>
-              <w:t xml:space="preserve">One </w:t>
-            </w:r>
-            <w:proofErr w:type="spellStart"/>
-            <w:r>
-              <w:t>orderer</w:t>
-            </w:r>
-            <w:proofErr w:type="spellEnd"/>
-            <w:r>
-              <w:t xml:space="preserve"> node.</w:t>
+              <w:t>One orderer node.</w:t>
             </w:r>
           </w:p>
         </w:tc>
@@ -453,108 +452,79 @@
               <w:spacing w:line="480" w:lineRule="auto"/>
             </w:pPr>
             <w:r>
-              <w:t>0.</w:t>
-            </w:r>
-            <w:r>
-              <w:t>6</w:t>
-            </w:r>
-          </w:p>
-        </w:tc>
-        <w:tc>
-          <w:tcPr>
-            <w:tcW w:w="8180" w:type="dxa"/>
-            <w:tcBorders>
-              <w:top w:val="nil"/>
-              <w:bottom w:val="nil"/>
-            </w:tcBorders>
-          </w:tcPr>
-          <w:p>
-            <w:pPr>
-              <w:spacing w:line="480" w:lineRule="auto"/>
-            </w:pPr>
-            <w:r>
-              <w:t xml:space="preserve">The </w:t>
-            </w:r>
-            <w:r>
-              <w:t>state</w:t>
-            </w:r>
-            <w:r>
-              <w:t xml:space="preserve"> government must provide:</w:t>
-            </w:r>
-          </w:p>
-        </w:tc>
-      </w:tr>
-      <w:tr>
-        <w:tc>
-          <w:tcPr>
-            <w:tcW w:w="1170" w:type="dxa"/>
-            <w:tcBorders>
-              <w:top w:val="nil"/>
-              <w:bottom w:val="nil"/>
-            </w:tcBorders>
-          </w:tcPr>
-          <w:p>
-            <w:pPr>
-              <w:spacing w:line="480" w:lineRule="auto"/>
-            </w:pPr>
-            <w:r>
-              <w:t>0.</w:t>
-            </w:r>
-            <w:r>
-              <w:t>6</w:t>
-            </w:r>
-            <w:r>
-              <w:t>.1</w:t>
-            </w:r>
-          </w:p>
-        </w:tc>
-        <w:tc>
-          <w:tcPr>
-            <w:tcW w:w="8180" w:type="dxa"/>
-            <w:tcBorders>
-              <w:top w:val="nil"/>
-              <w:bottom w:val="nil"/>
-            </w:tcBorders>
-          </w:tcPr>
-          <w:p>
-            <w:pPr>
-              <w:spacing w:line="480" w:lineRule="auto"/>
-            </w:pPr>
-            <w:r>
-              <w:t xml:space="preserve">One </w:t>
-            </w:r>
-            <w:proofErr w:type="spellStart"/>
-            <w:r>
-              <w:t>orderer</w:t>
-            </w:r>
-            <w:proofErr w:type="spellEnd"/>
-            <w:r>
-              <w:t xml:space="preserve"> node.</w:t>
-            </w:r>
-          </w:p>
-        </w:tc>
-      </w:tr>
-      <w:tr>
-        <w:tc>
-          <w:tcPr>
-            <w:tcW w:w="1170" w:type="dxa"/>
-            <w:tcBorders>
-              <w:top w:val="nil"/>
-              <w:bottom w:val="nil"/>
-            </w:tcBorders>
-          </w:tcPr>
-          <w:p>
-            <w:pPr>
-              <w:spacing w:line="480" w:lineRule="auto"/>
-            </w:pPr>
-            <w:r>
-              <w:t>0.</w:t>
-            </w:r>
-            <w:r>
-              <w:t>6</w:t>
-            </w:r>
-            <w:r>
-              <w:t>.2</w:t>
+              <w:t>0.6</w:t>
+            </w:r>
+          </w:p>
+        </w:tc>
+        <w:tc>
+          <w:tcPr>
+            <w:tcW w:w="8180" w:type="dxa"/>
+            <w:tcBorders>
+              <w:top w:val="nil"/>
+              <w:bottom w:val="nil"/>
+            </w:tcBorders>
+          </w:tcPr>
+          <w:p>
+            <w:pPr>
+              <w:spacing w:line="480" w:lineRule="auto"/>
+            </w:pPr>
+            <w:r>
+              <w:t>The state government must provide:</w:t>
+            </w:r>
+          </w:p>
+        </w:tc>
+      </w:tr>
+      <w:tr>
+        <w:tc>
+          <w:tcPr>
+            <w:tcW w:w="1170" w:type="dxa"/>
+            <w:tcBorders>
+              <w:top w:val="nil"/>
+              <w:bottom w:val="nil"/>
+            </w:tcBorders>
+          </w:tcPr>
+          <w:p>
+            <w:pPr>
+              <w:spacing w:line="480" w:lineRule="auto"/>
+            </w:pPr>
+            <w:r>
+              <w:t>0.6.1</w:t>
+            </w:r>
+          </w:p>
+        </w:tc>
+        <w:tc>
+          <w:tcPr>
+            <w:tcW w:w="8180" w:type="dxa"/>
+            <w:tcBorders>
+              <w:top w:val="nil"/>
+              <w:bottom w:val="nil"/>
+            </w:tcBorders>
+          </w:tcPr>
+          <w:p>
+            <w:pPr>
+              <w:spacing w:line="480" w:lineRule="auto"/>
+            </w:pPr>
+            <w:r>
+              <w:t>One orderer node.</w:t>
+            </w:r>
+          </w:p>
+        </w:tc>
+      </w:tr>
+      <w:tr>
+        <w:tc>
+          <w:tcPr>
+            <w:tcW w:w="1170" w:type="dxa"/>
+            <w:tcBorders>
+              <w:top w:val="nil"/>
+              <w:bottom w:val="nil"/>
+            </w:tcBorders>
+          </w:tcPr>
+          <w:p>
+            <w:pPr>
+              <w:spacing w:line="480" w:lineRule="auto"/>
+            </w:pPr>
+            <w:r>
+              <w:t>0.6.2</w:t>
             </w:r>
           </w:p>
         </w:tc>
@@ -590,13 +560,7 @@
               <w:spacing w:line="480" w:lineRule="auto"/>
             </w:pPr>
             <w:r>
-              <w:t>0.</w:t>
-            </w:r>
-            <w:r>
-              <w:t>6</w:t>
-            </w:r>
-            <w:r>
-              <w:t>.3</w:t>
+              <w:t>0.6.3</w:t>
             </w:r>
           </w:p>
         </w:tc>
@@ -632,13 +596,7 @@
               <w:spacing w:line="480" w:lineRule="auto"/>
             </w:pPr>
             <w:r>
-              <w:t>0.</w:t>
-            </w:r>
-            <w:r>
-              <w:t>6</w:t>
-            </w:r>
-            <w:r>
-              <w:t>.4</w:t>
+              <w:t>0.6.4</w:t>
             </w:r>
           </w:p>
         </w:tc>
@@ -674,13 +632,7 @@
               <w:spacing w:line="480" w:lineRule="auto"/>
             </w:pPr>
             <w:r>
-              <w:t>0.</w:t>
-            </w:r>
-            <w:r>
-              <w:t>6</w:t>
-            </w:r>
-            <w:r>
-              <w:t>.5</w:t>
+              <w:t>0.6.5</w:t>
             </w:r>
           </w:p>
         </w:tc>
@@ -716,105 +668,79 @@
               <w:spacing w:line="480" w:lineRule="auto"/>
             </w:pPr>
             <w:r>
-              <w:t>0.</w:t>
-            </w:r>
-            <w:r>
-              <w:t>7</w:t>
-            </w:r>
-          </w:p>
-        </w:tc>
-        <w:tc>
-          <w:tcPr>
-            <w:tcW w:w="8180" w:type="dxa"/>
-            <w:tcBorders>
-              <w:top w:val="nil"/>
-              <w:bottom w:val="nil"/>
-            </w:tcBorders>
-          </w:tcPr>
-          <w:p>
-            <w:pPr>
-              <w:spacing w:line="480" w:lineRule="auto"/>
-            </w:pPr>
-            <w:r>
-              <w:t>Each manufacturer</w:t>
-            </w:r>
-            <w:r>
-              <w:t xml:space="preserve"> must provide:</w:t>
-            </w:r>
-          </w:p>
-        </w:tc>
-      </w:tr>
-      <w:tr>
-        <w:tc>
-          <w:tcPr>
-            <w:tcW w:w="1170" w:type="dxa"/>
-            <w:tcBorders>
-              <w:top w:val="nil"/>
-              <w:bottom w:val="nil"/>
-            </w:tcBorders>
-          </w:tcPr>
-          <w:p>
-            <w:pPr>
-              <w:spacing w:line="480" w:lineRule="auto"/>
-            </w:pPr>
-            <w:r>
-              <w:t>0.</w:t>
-            </w:r>
-            <w:r>
-              <w:t>7</w:t>
-            </w:r>
-            <w:r>
-              <w:t>.1</w:t>
-            </w:r>
-          </w:p>
-        </w:tc>
-        <w:tc>
-          <w:tcPr>
-            <w:tcW w:w="8180" w:type="dxa"/>
-            <w:tcBorders>
-              <w:top w:val="nil"/>
-              <w:bottom w:val="nil"/>
-            </w:tcBorders>
-          </w:tcPr>
-          <w:p>
-            <w:pPr>
-              <w:spacing w:line="480" w:lineRule="auto"/>
-            </w:pPr>
-            <w:r>
-              <w:t xml:space="preserve">One </w:t>
-            </w:r>
-            <w:proofErr w:type="spellStart"/>
-            <w:r>
-              <w:t>orderer</w:t>
-            </w:r>
-            <w:proofErr w:type="spellEnd"/>
-            <w:r>
-              <w:t xml:space="preserve"> node.</w:t>
-            </w:r>
-          </w:p>
-        </w:tc>
-      </w:tr>
-      <w:tr>
-        <w:tc>
-          <w:tcPr>
-            <w:tcW w:w="1170" w:type="dxa"/>
-            <w:tcBorders>
-              <w:top w:val="nil"/>
-              <w:bottom w:val="nil"/>
-            </w:tcBorders>
-          </w:tcPr>
-          <w:p>
-            <w:pPr>
-              <w:spacing w:line="480" w:lineRule="auto"/>
-            </w:pPr>
-            <w:r>
-              <w:t>0.</w:t>
-            </w:r>
-            <w:r>
-              <w:t>7</w:t>
-            </w:r>
-            <w:r>
-              <w:t>.2</w:t>
+              <w:t>0.7</w:t>
+            </w:r>
+          </w:p>
+        </w:tc>
+        <w:tc>
+          <w:tcPr>
+            <w:tcW w:w="8180" w:type="dxa"/>
+            <w:tcBorders>
+              <w:top w:val="nil"/>
+              <w:bottom w:val="nil"/>
+            </w:tcBorders>
+          </w:tcPr>
+          <w:p>
+            <w:pPr>
+              <w:spacing w:line="480" w:lineRule="auto"/>
+            </w:pPr>
+            <w:r>
+              <w:t>Each manufacturer must provide:</w:t>
+            </w:r>
+          </w:p>
+        </w:tc>
+      </w:tr>
+      <w:tr>
+        <w:tc>
+          <w:tcPr>
+            <w:tcW w:w="1170" w:type="dxa"/>
+            <w:tcBorders>
+              <w:top w:val="nil"/>
+              <w:bottom w:val="nil"/>
+            </w:tcBorders>
+          </w:tcPr>
+          <w:p>
+            <w:pPr>
+              <w:spacing w:line="480" w:lineRule="auto"/>
+            </w:pPr>
+            <w:r>
+              <w:t>0.7.1</w:t>
+            </w:r>
+          </w:p>
+        </w:tc>
+        <w:tc>
+          <w:tcPr>
+            <w:tcW w:w="8180" w:type="dxa"/>
+            <w:tcBorders>
+              <w:top w:val="nil"/>
+              <w:bottom w:val="nil"/>
+            </w:tcBorders>
+          </w:tcPr>
+          <w:p>
+            <w:pPr>
+              <w:spacing w:line="480" w:lineRule="auto"/>
+            </w:pPr>
+            <w:r>
+              <w:t>One orderer node.</w:t>
+            </w:r>
+          </w:p>
+        </w:tc>
+      </w:tr>
+      <w:tr>
+        <w:tc>
+          <w:tcPr>
+            <w:tcW w:w="1170" w:type="dxa"/>
+            <w:tcBorders>
+              <w:top w:val="nil"/>
+              <w:bottom w:val="nil"/>
+            </w:tcBorders>
+          </w:tcPr>
+          <w:p>
+            <w:pPr>
+              <w:spacing w:line="480" w:lineRule="auto"/>
+            </w:pPr>
+            <w:r>
+              <w:t>0.7.2</w:t>
             </w:r>
           </w:p>
         </w:tc>
@@ -850,13 +776,7 @@
               <w:spacing w:line="480" w:lineRule="auto"/>
             </w:pPr>
             <w:r>
-              <w:t>0.</w:t>
-            </w:r>
-            <w:r>
-              <w:t>7</w:t>
-            </w:r>
-            <w:r>
-              <w:t>.3</w:t>
+              <w:t>0.7.3</w:t>
             </w:r>
           </w:p>
         </w:tc>
@@ -892,13 +812,7 @@
               <w:spacing w:line="480" w:lineRule="auto"/>
             </w:pPr>
             <w:r>
-              <w:t>0.</w:t>
-            </w:r>
-            <w:r>
-              <w:t>7</w:t>
-            </w:r>
-            <w:r>
-              <w:t>.4</w:t>
+              <w:t>0.7.4</w:t>
             </w:r>
           </w:p>
         </w:tc>
@@ -935,13 +849,7 @@
             </w:pPr>
             <w:r>
               <w:lastRenderedPageBreak/>
-              <w:t>0.</w:t>
-            </w:r>
-            <w:r>
-              <w:t>7</w:t>
-            </w:r>
-            <w:r>
-              <w:t>.5</w:t>
+              <w:t>0.7.5</w:t>
             </w:r>
           </w:p>
         </w:tc>
@@ -1502,15 +1410,7 @@
               <w:spacing w:line="480" w:lineRule="auto"/>
             </w:pPr>
             <w:r>
-              <w:t xml:space="preserve">The </w:t>
-            </w:r>
-            <w:proofErr w:type="spellStart"/>
-            <w:r>
-              <w:t>chaincode</w:t>
-            </w:r>
-            <w:proofErr w:type="spellEnd"/>
-            <w:r>
-              <w:t xml:space="preserve"> must ensure the following:</w:t>
+              <w:t>The chaincode must ensure the following:</w:t>
             </w:r>
           </w:p>
         </w:tc>
@@ -2139,15 +2039,7 @@
               <w:spacing w:line="480" w:lineRule="auto"/>
             </w:pPr>
             <w:r>
-              <w:t xml:space="preserve">The </w:t>
-            </w:r>
-            <w:proofErr w:type="spellStart"/>
-            <w:r>
-              <w:t>chaincode</w:t>
-            </w:r>
-            <w:proofErr w:type="spellEnd"/>
-            <w:r>
-              <w:t xml:space="preserve"> must:</w:t>
+              <w:t>The chaincode must:</w:t>
             </w:r>
           </w:p>
         </w:tc>

--- a/compliance/Comprehensive Requirements.docx
+++ b/compliance/Comprehensive Requirements.docx
@@ -1194,7 +1194,10 @@
               <w:spacing w:line="480" w:lineRule="auto"/>
             </w:pPr>
             <w:r>
-              <w:t>A unique identifier for the firmware. The identifier must be unique to the manufacturer.</w:t>
+              <w:t>The make of the vehicle</w:t>
+            </w:r>
+            <w:r>
+              <w:t>.</w:t>
             </w:r>
           </w:p>
         </w:tc>
@@ -1230,6 +1233,45 @@
               <w:spacing w:line="480" w:lineRule="auto"/>
             </w:pPr>
             <w:r>
+              <w:t>The model of the vehicle.</w:t>
+            </w:r>
+          </w:p>
+        </w:tc>
+      </w:tr>
+      <w:tr>
+        <w:tc>
+          <w:tcPr>
+            <w:tcW w:w="1170" w:type="dxa"/>
+            <w:tcBorders>
+              <w:top w:val="nil"/>
+              <w:bottom w:val="nil"/>
+            </w:tcBorders>
+          </w:tcPr>
+          <w:p>
+            <w:pPr>
+              <w:spacing w:line="480" w:lineRule="auto"/>
+            </w:pPr>
+            <w:r>
+              <w:t>1.5.</w:t>
+            </w:r>
+            <w:r>
+              <w:t>4</w:t>
+            </w:r>
+          </w:p>
+        </w:tc>
+        <w:tc>
+          <w:tcPr>
+            <w:tcW w:w="8180" w:type="dxa"/>
+            <w:tcBorders>
+              <w:top w:val="nil"/>
+              <w:bottom w:val="nil"/>
+            </w:tcBorders>
+          </w:tcPr>
+          <w:p>
+            <w:pPr>
+              <w:spacing w:line="480" w:lineRule="auto"/>
+            </w:pPr>
+            <w:r>
               <w:t>The URL where the artifact is stored.</w:t>
             </w:r>
           </w:p>
@@ -1249,7 +1291,10 @@
               <w:spacing w:line="480" w:lineRule="auto"/>
             </w:pPr>
             <w:r>
-              <w:t>1.5.4</w:t>
+              <w:t>1.5.</w:t>
+            </w:r>
+            <w:r>
+              <w:t>5</w:t>
             </w:r>
           </w:p>
         </w:tc>
@@ -1285,7 +1330,10 @@
               <w:spacing w:line="480" w:lineRule="auto"/>
             </w:pPr>
             <w:r>
-              <w:t>1.5.5</w:t>
+              <w:t>1.5.</w:t>
+            </w:r>
+            <w:r>
+              <w:t>6</w:t>
             </w:r>
           </w:p>
         </w:tc>
@@ -1321,6 +1369,42 @@
               <w:spacing w:line="480" w:lineRule="auto"/>
             </w:pPr>
             <w:r>
+              <w:t>1.5.7</w:t>
+            </w:r>
+          </w:p>
+        </w:tc>
+        <w:tc>
+          <w:tcPr>
+            <w:tcW w:w="8180" w:type="dxa"/>
+            <w:tcBorders>
+              <w:top w:val="nil"/>
+              <w:bottom w:val="nil"/>
+            </w:tcBorders>
+          </w:tcPr>
+          <w:p>
+            <w:pPr>
+              <w:spacing w:line="480" w:lineRule="auto"/>
+            </w:pPr>
+            <w:r>
+              <w:t>The year of the vehicle.</w:t>
+            </w:r>
+          </w:p>
+        </w:tc>
+      </w:tr>
+      <w:tr>
+        <w:tc>
+          <w:tcPr>
+            <w:tcW w:w="1170" w:type="dxa"/>
+            <w:tcBorders>
+              <w:top w:val="nil"/>
+              <w:bottom w:val="nil"/>
+            </w:tcBorders>
+          </w:tcPr>
+          <w:p>
+            <w:pPr>
+              <w:spacing w:line="480" w:lineRule="auto"/>
+            </w:pPr>
+            <w:r>
               <w:t>1.6</w:t>
             </w:r>
           </w:p>
@@ -1465,6 +1549,7 @@
               <w:spacing w:line="480" w:lineRule="auto"/>
             </w:pPr>
             <w:r>
+              <w:lastRenderedPageBreak/>
               <w:t>1.9.1.1</w:t>
             </w:r>
           </w:p>
@@ -1501,7 +1586,6 @@
               <w:spacing w:line="480" w:lineRule="auto"/>
             </w:pPr>
             <w:r>
-              <w:lastRenderedPageBreak/>
               <w:t>1.9.2</w:t>
             </w:r>
           </w:p>

--- a/compliance/Comprehensive Requirements.docx
+++ b/compliance/Comprehensive Requirements.docx
@@ -2274,7 +2274,5644 @@
       </w:tr>
     </w:tbl>
     <w:p/>
+    <w:p>
+      <w:pPr>
+        <w:pStyle w:val="Caption"/>
+        <w:spacing w:before="0" w:line="480" w:lineRule="auto"/>
+        <w:jc w:val="left"/>
+      </w:pPr>
+      <w:r>
+        <w:rPr>
+          <w:i/>
+          <w:iCs/>
+        </w:rPr>
+        <w:t>Comprehensive Requirements for the Recall Use Case</w:t>
+      </w:r>
+    </w:p>
+    <w:tbl>
+      <w:tblPr>
+        <w:tblStyle w:val="TableGrid"/>
+        <w:tblW w:w="0" w:type="auto"/>
+        <w:tblBorders>
+          <w:left w:val="none" w:sz="0" w:space="0" w:color="auto"/>
+          <w:right w:val="none" w:sz="0" w:space="0" w:color="auto"/>
+          <w:insideH w:val="none" w:sz="0" w:space="0" w:color="auto"/>
+          <w:insideV w:val="none" w:sz="0" w:space="0" w:color="auto"/>
+        </w:tblBorders>
+        <w:tblLook w:val="04A0" w:firstRow="1" w:lastRow="0" w:firstColumn="1" w:lastColumn="0" w:noHBand="0" w:noVBand="1"/>
+      </w:tblPr>
+      <w:tblGrid>
+        <w:gridCol w:w="1176"/>
+        <w:gridCol w:w="8180"/>
+      </w:tblGrid>
+      <w:tr>
+        <w:trPr>
+          <w:tblHeader/>
+        </w:trPr>
+        <w:tc>
+          <w:tcPr>
+            <w:tcW w:w="1176" w:type="dxa"/>
+            <w:tcBorders>
+              <w:top w:val="single" w:sz="4" w:space="0" w:color="auto"/>
+              <w:bottom w:val="single" w:sz="4" w:space="0" w:color="auto"/>
+            </w:tcBorders>
+          </w:tcPr>
+          <w:p>
+            <w:pPr>
+              <w:spacing w:line="480" w:lineRule="auto"/>
+            </w:pPr>
+            <w:r>
+              <w:lastRenderedPageBreak/>
+              <w:t>ID</w:t>
+            </w:r>
+          </w:p>
+        </w:tc>
+        <w:tc>
+          <w:tcPr>
+            <w:tcW w:w="8180" w:type="dxa"/>
+            <w:tcBorders>
+              <w:top w:val="single" w:sz="4" w:space="0" w:color="auto"/>
+              <w:bottom w:val="single" w:sz="4" w:space="0" w:color="auto"/>
+            </w:tcBorders>
+          </w:tcPr>
+          <w:p>
+            <w:pPr>
+              <w:spacing w:line="480" w:lineRule="auto"/>
+            </w:pPr>
+            <w:r>
+              <w:t>Requirement</w:t>
+            </w:r>
+          </w:p>
+        </w:tc>
+      </w:tr>
+      <w:tr>
+        <w:tc>
+          <w:tcPr>
+            <w:tcW w:w="1176" w:type="dxa"/>
+            <w:tcBorders>
+              <w:top w:val="single" w:sz="4" w:space="0" w:color="auto"/>
+              <w:bottom w:val="nil"/>
+            </w:tcBorders>
+          </w:tcPr>
+          <w:p>
+            <w:pPr>
+              <w:spacing w:line="480" w:lineRule="auto"/>
+            </w:pPr>
+            <w:r>
+              <w:t>3.1</w:t>
+            </w:r>
+          </w:p>
+        </w:tc>
+        <w:tc>
+          <w:tcPr>
+            <w:tcW w:w="8180" w:type="dxa"/>
+            <w:tcBorders>
+              <w:top w:val="single" w:sz="4" w:space="0" w:color="auto"/>
+              <w:bottom w:val="nil"/>
+            </w:tcBorders>
+          </w:tcPr>
+          <w:p>
+            <w:pPr>
+              <w:spacing w:line="480" w:lineRule="auto"/>
+            </w:pPr>
+            <w:r>
+              <w:t>The following implementations must reside at the federal level per the geospatial design.</w:t>
+            </w:r>
+          </w:p>
+        </w:tc>
+      </w:tr>
+      <w:tr>
+        <w:tc>
+          <w:tcPr>
+            <w:tcW w:w="1176" w:type="dxa"/>
+            <w:tcBorders>
+              <w:top w:val="nil"/>
+              <w:bottom w:val="nil"/>
+            </w:tcBorders>
+          </w:tcPr>
+          <w:p>
+            <w:pPr>
+              <w:spacing w:line="480" w:lineRule="auto"/>
+            </w:pPr>
+            <w:r>
+              <w:t>3.2</w:t>
+            </w:r>
+          </w:p>
+        </w:tc>
+        <w:tc>
+          <w:tcPr>
+            <w:tcW w:w="8180" w:type="dxa"/>
+            <w:tcBorders>
+              <w:top w:val="nil"/>
+              <w:bottom w:val="nil"/>
+            </w:tcBorders>
+          </w:tcPr>
+          <w:p>
+            <w:pPr>
+              <w:spacing w:line="480" w:lineRule="auto"/>
+              <w:rPr>
+                <w:b/>
+                <w:bCs/>
+              </w:rPr>
+            </w:pPr>
+            <w:r>
+              <w:rPr>
+                <w:b/>
+                <w:bCs/>
+              </w:rPr>
+              <w:t xml:space="preserve">List of </w:t>
+            </w:r>
+            <w:r>
+              <w:rPr>
+                <w:b/>
+                <w:bCs/>
+              </w:rPr>
+              <w:t>Registered Owners</w:t>
+            </w:r>
+            <w:r>
+              <w:rPr>
+                <w:b/>
+                <w:bCs/>
+              </w:rPr>
+              <w:t xml:space="preserve"> Notified of a Recall</w:t>
+            </w:r>
+          </w:p>
+        </w:tc>
+      </w:tr>
+      <w:tr>
+        <w:tc>
+          <w:tcPr>
+            <w:tcW w:w="1176" w:type="dxa"/>
+            <w:tcBorders>
+              <w:top w:val="nil"/>
+              <w:bottom w:val="nil"/>
+            </w:tcBorders>
+          </w:tcPr>
+          <w:p>
+            <w:pPr>
+              <w:spacing w:line="480" w:lineRule="auto"/>
+            </w:pPr>
+            <w:r>
+              <w:t>3.2.1</w:t>
+            </w:r>
+          </w:p>
+        </w:tc>
+        <w:tc>
+          <w:tcPr>
+            <w:tcW w:w="8180" w:type="dxa"/>
+            <w:tcBorders>
+              <w:top w:val="nil"/>
+              <w:bottom w:val="nil"/>
+            </w:tcBorders>
+          </w:tcPr>
+          <w:p>
+            <w:pPr>
+              <w:spacing w:line="480" w:lineRule="auto"/>
+            </w:pPr>
+            <w:r>
+              <w:t>The minimum throughput is five transactions per second.</w:t>
+            </w:r>
+          </w:p>
+        </w:tc>
+      </w:tr>
+      <w:tr>
+        <w:tc>
+          <w:tcPr>
+            <w:tcW w:w="1176" w:type="dxa"/>
+            <w:tcBorders>
+              <w:top w:val="nil"/>
+              <w:bottom w:val="nil"/>
+            </w:tcBorders>
+          </w:tcPr>
+          <w:p>
+            <w:pPr>
+              <w:spacing w:line="480" w:lineRule="auto"/>
+            </w:pPr>
+            <w:r>
+              <w:t>3.2.2</w:t>
+            </w:r>
+          </w:p>
+        </w:tc>
+        <w:tc>
+          <w:tcPr>
+            <w:tcW w:w="8180" w:type="dxa"/>
+            <w:tcBorders>
+              <w:top w:val="nil"/>
+              <w:bottom w:val="nil"/>
+            </w:tcBorders>
+          </w:tcPr>
+          <w:p>
+            <w:pPr>
+              <w:spacing w:line="480" w:lineRule="auto"/>
+            </w:pPr>
+            <w:r>
+              <w:t>A transaction must persist for at least five years.</w:t>
+            </w:r>
+          </w:p>
+        </w:tc>
+      </w:tr>
+      <w:tr>
+        <w:tc>
+          <w:tcPr>
+            <w:tcW w:w="1176" w:type="dxa"/>
+            <w:tcBorders>
+              <w:top w:val="nil"/>
+              <w:bottom w:val="nil"/>
+            </w:tcBorders>
+          </w:tcPr>
+          <w:p>
+            <w:pPr>
+              <w:spacing w:line="480" w:lineRule="auto"/>
+            </w:pPr>
+            <w:r>
+              <w:t>3.2.3</w:t>
+            </w:r>
+          </w:p>
+        </w:tc>
+        <w:tc>
+          <w:tcPr>
+            <w:tcW w:w="8180" w:type="dxa"/>
+            <w:tcBorders>
+              <w:top w:val="nil"/>
+              <w:bottom w:val="nil"/>
+            </w:tcBorders>
+          </w:tcPr>
+          <w:p>
+            <w:pPr>
+              <w:spacing w:line="480" w:lineRule="auto"/>
+            </w:pPr>
+            <w:r>
+              <w:t xml:space="preserve">Each transaction must support the compliance requirements as documented in </w:t>
+            </w:r>
+            <w:r>
+              <w:fldChar w:fldCharType="begin"/>
+            </w:r>
+            <w:r>
+              <w:instrText xml:space="preserve"> REF _Ref204350924 \h </w:instrText>
+            </w:r>
+            <w:r>
+              <w:fldChar w:fldCharType="separate"/>
+            </w:r>
+            <w:r>
+              <w:rPr>
+                <w:b/>
+              </w:rPr>
+              <w:t xml:space="preserve">Table </w:t>
+            </w:r>
+            <w:r>
+              <w:rPr>
+                <w:b/>
+                <w:bCs/>
+                <w:noProof/>
+              </w:rPr>
+              <w:t>23</w:t>
+            </w:r>
+            <w:r>
+              <w:fldChar w:fldCharType="end"/>
+            </w:r>
+            <w:r>
+              <w:t>.</w:t>
+            </w:r>
+          </w:p>
+        </w:tc>
+      </w:tr>
+      <w:tr>
+        <w:tc>
+          <w:tcPr>
+            <w:tcW w:w="1176" w:type="dxa"/>
+            <w:tcBorders>
+              <w:top w:val="nil"/>
+              <w:bottom w:val="nil"/>
+            </w:tcBorders>
+          </w:tcPr>
+          <w:p>
+            <w:pPr>
+              <w:spacing w:line="480" w:lineRule="auto"/>
+            </w:pPr>
+            <w:r>
+              <w:t>3.2.4</w:t>
+            </w:r>
+          </w:p>
+        </w:tc>
+        <w:tc>
+          <w:tcPr>
+            <w:tcW w:w="8180" w:type="dxa"/>
+            <w:tcBorders>
+              <w:top w:val="nil"/>
+              <w:bottom w:val="nil"/>
+            </w:tcBorders>
+          </w:tcPr>
+          <w:p>
+            <w:pPr>
+              <w:spacing w:line="480" w:lineRule="auto"/>
+            </w:pPr>
+            <w:r>
+              <w:t>The following attributes must be treated as personally identifiable information:</w:t>
+            </w:r>
+          </w:p>
+        </w:tc>
+      </w:tr>
+      <w:tr>
+        <w:tc>
+          <w:tcPr>
+            <w:tcW w:w="1176" w:type="dxa"/>
+            <w:tcBorders>
+              <w:top w:val="nil"/>
+              <w:bottom w:val="nil"/>
+            </w:tcBorders>
+          </w:tcPr>
+          <w:p>
+            <w:pPr>
+              <w:spacing w:line="480" w:lineRule="auto"/>
+            </w:pPr>
+            <w:r>
+              <w:t>3.2.4.1</w:t>
+            </w:r>
+          </w:p>
+        </w:tc>
+        <w:tc>
+          <w:tcPr>
+            <w:tcW w:w="8180" w:type="dxa"/>
+            <w:tcBorders>
+              <w:top w:val="nil"/>
+              <w:bottom w:val="nil"/>
+            </w:tcBorders>
+          </w:tcPr>
+          <w:p>
+            <w:pPr>
+              <w:spacing w:line="480" w:lineRule="auto"/>
+            </w:pPr>
+            <w:r>
+              <w:t>The registered owner’s name.</w:t>
+            </w:r>
+          </w:p>
+        </w:tc>
+      </w:tr>
+      <w:tr>
+        <w:tc>
+          <w:tcPr>
+            <w:tcW w:w="1176" w:type="dxa"/>
+            <w:tcBorders>
+              <w:top w:val="nil"/>
+              <w:bottom w:val="nil"/>
+            </w:tcBorders>
+          </w:tcPr>
+          <w:p>
+            <w:pPr>
+              <w:spacing w:line="480" w:lineRule="auto"/>
+            </w:pPr>
+            <w:r>
+              <w:t>3.2.4.2</w:t>
+            </w:r>
+          </w:p>
+        </w:tc>
+        <w:tc>
+          <w:tcPr>
+            <w:tcW w:w="8180" w:type="dxa"/>
+            <w:tcBorders>
+              <w:top w:val="nil"/>
+              <w:bottom w:val="nil"/>
+            </w:tcBorders>
+          </w:tcPr>
+          <w:p>
+            <w:pPr>
+              <w:spacing w:line="480" w:lineRule="auto"/>
+            </w:pPr>
+            <w:r>
+              <w:t>The registered owner’s address.</w:t>
+            </w:r>
+          </w:p>
+        </w:tc>
+      </w:tr>
+      <w:tr>
+        <w:tc>
+          <w:tcPr>
+            <w:tcW w:w="1176" w:type="dxa"/>
+            <w:tcBorders>
+              <w:top w:val="nil"/>
+              <w:bottom w:val="nil"/>
+            </w:tcBorders>
+          </w:tcPr>
+          <w:p>
+            <w:pPr>
+              <w:spacing w:line="480" w:lineRule="auto"/>
+            </w:pPr>
+            <w:r>
+              <w:t>3.2.5</w:t>
+            </w:r>
+          </w:p>
+        </w:tc>
+        <w:tc>
+          <w:tcPr>
+            <w:tcW w:w="8180" w:type="dxa"/>
+            <w:tcBorders>
+              <w:top w:val="nil"/>
+              <w:bottom w:val="nil"/>
+            </w:tcBorders>
+          </w:tcPr>
+          <w:p>
+            <w:pPr>
+              <w:spacing w:line="480" w:lineRule="auto"/>
+            </w:pPr>
+            <w:r>
+              <w:t>The information specified in 3.2.4 must not be stored in cleartext.</w:t>
+            </w:r>
+          </w:p>
+        </w:tc>
+      </w:tr>
+      <w:tr>
+        <w:tc>
+          <w:tcPr>
+            <w:tcW w:w="1176" w:type="dxa"/>
+            <w:tcBorders>
+              <w:top w:val="nil"/>
+              <w:bottom w:val="nil"/>
+            </w:tcBorders>
+          </w:tcPr>
+          <w:p>
+            <w:pPr>
+              <w:spacing w:line="480" w:lineRule="auto"/>
+            </w:pPr>
+            <w:r>
+              <w:t>3.2.6</w:t>
+            </w:r>
+          </w:p>
+        </w:tc>
+        <w:tc>
+          <w:tcPr>
+            <w:tcW w:w="8180" w:type="dxa"/>
+            <w:tcBorders>
+              <w:top w:val="nil"/>
+              <w:bottom w:val="nil"/>
+            </w:tcBorders>
+          </w:tcPr>
+          <w:p>
+            <w:pPr>
+              <w:spacing w:line="480" w:lineRule="auto"/>
+            </w:pPr>
+            <w:r>
+              <w:t>The transactions must be stored in a private data collection.</w:t>
+            </w:r>
+          </w:p>
+        </w:tc>
+      </w:tr>
+      <w:tr>
+        <w:tc>
+          <w:tcPr>
+            <w:tcW w:w="1176" w:type="dxa"/>
+            <w:tcBorders>
+              <w:top w:val="nil"/>
+              <w:bottom w:val="nil"/>
+            </w:tcBorders>
+          </w:tcPr>
+          <w:p>
+            <w:pPr>
+              <w:spacing w:line="480" w:lineRule="auto"/>
+            </w:pPr>
+            <w:r>
+              <w:t>3.2.7</w:t>
+            </w:r>
+          </w:p>
+        </w:tc>
+        <w:tc>
+          <w:tcPr>
+            <w:tcW w:w="8180" w:type="dxa"/>
+            <w:tcBorders>
+              <w:top w:val="nil"/>
+              <w:bottom w:val="nil"/>
+            </w:tcBorders>
+          </w:tcPr>
+          <w:p>
+            <w:pPr>
+              <w:spacing w:line="480" w:lineRule="auto"/>
+            </w:pPr>
+            <w:r>
+              <w:t>The private data collection permissions must:</w:t>
+            </w:r>
+          </w:p>
+        </w:tc>
+      </w:tr>
+      <w:tr>
+        <w:tc>
+          <w:tcPr>
+            <w:tcW w:w="1176" w:type="dxa"/>
+            <w:tcBorders>
+              <w:top w:val="nil"/>
+              <w:bottom w:val="nil"/>
+            </w:tcBorders>
+          </w:tcPr>
+          <w:p>
+            <w:pPr>
+              <w:spacing w:line="480" w:lineRule="auto"/>
+            </w:pPr>
+            <w:r>
+              <w:t>3.2.7.1</w:t>
+            </w:r>
+          </w:p>
+        </w:tc>
+        <w:tc>
+          <w:tcPr>
+            <w:tcW w:w="8180" w:type="dxa"/>
+            <w:tcBorders>
+              <w:top w:val="nil"/>
+              <w:bottom w:val="nil"/>
+            </w:tcBorders>
+          </w:tcPr>
+          <w:p>
+            <w:pPr>
+              <w:spacing w:line="480" w:lineRule="auto"/>
+            </w:pPr>
+            <w:r>
+              <w:t>Give the federal government read access to the data.</w:t>
+            </w:r>
+          </w:p>
+        </w:tc>
+      </w:tr>
+      <w:tr>
+        <w:tc>
+          <w:tcPr>
+            <w:tcW w:w="1176" w:type="dxa"/>
+            <w:tcBorders>
+              <w:top w:val="nil"/>
+              <w:bottom w:val="nil"/>
+            </w:tcBorders>
+          </w:tcPr>
+          <w:p>
+            <w:pPr>
+              <w:spacing w:line="480" w:lineRule="auto"/>
+            </w:pPr>
+            <w:r>
+              <w:t>3.2.7.2</w:t>
+            </w:r>
+          </w:p>
+        </w:tc>
+        <w:tc>
+          <w:tcPr>
+            <w:tcW w:w="8180" w:type="dxa"/>
+            <w:tcBorders>
+              <w:top w:val="nil"/>
+              <w:bottom w:val="nil"/>
+            </w:tcBorders>
+          </w:tcPr>
+          <w:p>
+            <w:pPr>
+              <w:spacing w:line="480" w:lineRule="auto"/>
+            </w:pPr>
+            <w:r>
+              <w:t>Give the manufacturer read access to the data.</w:t>
+            </w:r>
+          </w:p>
+        </w:tc>
+      </w:tr>
+      <w:tr>
+        <w:tc>
+          <w:tcPr>
+            <w:tcW w:w="1176" w:type="dxa"/>
+            <w:tcBorders>
+              <w:top w:val="nil"/>
+              <w:bottom w:val="nil"/>
+            </w:tcBorders>
+          </w:tcPr>
+          <w:p>
+            <w:pPr>
+              <w:spacing w:line="480" w:lineRule="auto"/>
+            </w:pPr>
+            <w:r>
+              <w:t>3.2.7.3</w:t>
+            </w:r>
+          </w:p>
+        </w:tc>
+        <w:tc>
+          <w:tcPr>
+            <w:tcW w:w="8180" w:type="dxa"/>
+            <w:tcBorders>
+              <w:top w:val="nil"/>
+              <w:bottom w:val="nil"/>
+            </w:tcBorders>
+          </w:tcPr>
+          <w:p>
+            <w:pPr>
+              <w:spacing w:line="480" w:lineRule="auto"/>
+            </w:pPr>
+            <w:r>
+              <w:t>Allow the manufacturer to write an entry.</w:t>
+            </w:r>
+          </w:p>
+        </w:tc>
+      </w:tr>
+      <w:tr>
+        <w:tc>
+          <w:tcPr>
+            <w:tcW w:w="1176" w:type="dxa"/>
+            <w:tcBorders>
+              <w:top w:val="nil"/>
+              <w:bottom w:val="nil"/>
+            </w:tcBorders>
+          </w:tcPr>
+          <w:p>
+            <w:pPr>
+              <w:spacing w:line="480" w:lineRule="auto"/>
+            </w:pPr>
+            <w:r>
+              <w:t>3.2.8</w:t>
+            </w:r>
+          </w:p>
+        </w:tc>
+        <w:tc>
+          <w:tcPr>
+            <w:tcW w:w="8180" w:type="dxa"/>
+            <w:tcBorders>
+              <w:top w:val="nil"/>
+              <w:bottom w:val="nil"/>
+            </w:tcBorders>
+          </w:tcPr>
+          <w:p>
+            <w:pPr>
+              <w:spacing w:line="480" w:lineRule="auto"/>
+            </w:pPr>
+            <w:r>
+              <w:t>The private data collection may:</w:t>
+            </w:r>
+          </w:p>
+        </w:tc>
+      </w:tr>
+      <w:tr>
+        <w:tc>
+          <w:tcPr>
+            <w:tcW w:w="1176" w:type="dxa"/>
+            <w:tcBorders>
+              <w:top w:val="nil"/>
+              <w:bottom w:val="nil"/>
+            </w:tcBorders>
+          </w:tcPr>
+          <w:p>
+            <w:pPr>
+              <w:spacing w:line="480" w:lineRule="auto"/>
+            </w:pPr>
+            <w:r>
+              <w:t>3.2.8.1</w:t>
+            </w:r>
+          </w:p>
+        </w:tc>
+        <w:tc>
+          <w:tcPr>
+            <w:tcW w:w="8180" w:type="dxa"/>
+            <w:tcBorders>
+              <w:top w:val="nil"/>
+              <w:bottom w:val="nil"/>
+            </w:tcBorders>
+          </w:tcPr>
+          <w:p>
+            <w:pPr>
+              <w:spacing w:line="480" w:lineRule="auto"/>
+            </w:pPr>
+            <w:r>
+              <w:t>Grant read access may be granted to other parties.</w:t>
+            </w:r>
+          </w:p>
+        </w:tc>
+      </w:tr>
+      <w:tr>
+        <w:tc>
+          <w:tcPr>
+            <w:tcW w:w="1176" w:type="dxa"/>
+            <w:tcBorders>
+              <w:top w:val="nil"/>
+              <w:bottom w:val="nil"/>
+            </w:tcBorders>
+          </w:tcPr>
+          <w:p>
+            <w:pPr>
+              <w:spacing w:line="480" w:lineRule="auto"/>
+            </w:pPr>
+            <w:r>
+              <w:t>3.2.9</w:t>
+            </w:r>
+          </w:p>
+        </w:tc>
+        <w:tc>
+          <w:tcPr>
+            <w:tcW w:w="8180" w:type="dxa"/>
+            <w:tcBorders>
+              <w:top w:val="nil"/>
+              <w:bottom w:val="nil"/>
+            </w:tcBorders>
+          </w:tcPr>
+          <w:p>
+            <w:pPr>
+              <w:spacing w:line="480" w:lineRule="auto"/>
+            </w:pPr>
+            <w:r>
+              <w:t>The chaincode must:</w:t>
+            </w:r>
+          </w:p>
+        </w:tc>
+      </w:tr>
+      <w:tr>
+        <w:tc>
+          <w:tcPr>
+            <w:tcW w:w="1176" w:type="dxa"/>
+            <w:tcBorders>
+              <w:top w:val="nil"/>
+              <w:bottom w:val="nil"/>
+            </w:tcBorders>
+          </w:tcPr>
+          <w:p>
+            <w:pPr>
+              <w:spacing w:line="480" w:lineRule="auto"/>
+            </w:pPr>
+            <w:r>
+              <w:t>3.2.9.1</w:t>
+            </w:r>
+          </w:p>
+        </w:tc>
+        <w:tc>
+          <w:tcPr>
+            <w:tcW w:w="8180" w:type="dxa"/>
+            <w:tcBorders>
+              <w:top w:val="nil"/>
+              <w:bottom w:val="nil"/>
+            </w:tcBorders>
+          </w:tcPr>
+          <w:p>
+            <w:pPr>
+              <w:spacing w:line="480" w:lineRule="auto"/>
+            </w:pPr>
+            <w:r>
+              <w:t>Verify and validate that the request is valid and that the required information is provided.</w:t>
+            </w:r>
+          </w:p>
+        </w:tc>
+      </w:tr>
+      <w:tr>
+        <w:tc>
+          <w:tcPr>
+            <w:tcW w:w="1176" w:type="dxa"/>
+            <w:tcBorders>
+              <w:top w:val="nil"/>
+              <w:bottom w:val="nil"/>
+            </w:tcBorders>
+          </w:tcPr>
+          <w:p>
+            <w:pPr>
+              <w:spacing w:line="480" w:lineRule="auto"/>
+            </w:pPr>
+            <w:r>
+              <w:t>3.2.9.1.1</w:t>
+            </w:r>
+          </w:p>
+        </w:tc>
+        <w:tc>
+          <w:tcPr>
+            <w:tcW w:w="8180" w:type="dxa"/>
+            <w:tcBorders>
+              <w:top w:val="nil"/>
+              <w:bottom w:val="nil"/>
+            </w:tcBorders>
+          </w:tcPr>
+          <w:p>
+            <w:pPr>
+              <w:spacing w:line="480" w:lineRule="auto"/>
+            </w:pPr>
+            <w:r>
+              <w:t>If the request is invalid, reject the request.</w:t>
+            </w:r>
+          </w:p>
+        </w:tc>
+      </w:tr>
+      <w:tr>
+        <w:tc>
+          <w:tcPr>
+            <w:tcW w:w="1176" w:type="dxa"/>
+            <w:tcBorders>
+              <w:top w:val="nil"/>
+              <w:bottom w:val="nil"/>
+            </w:tcBorders>
+          </w:tcPr>
+          <w:p>
+            <w:pPr>
+              <w:spacing w:line="480" w:lineRule="auto"/>
+            </w:pPr>
+            <w:r>
+              <w:lastRenderedPageBreak/>
+              <w:t>3.2.9.2</w:t>
+            </w:r>
+          </w:p>
+        </w:tc>
+        <w:tc>
+          <w:tcPr>
+            <w:tcW w:w="8180" w:type="dxa"/>
+            <w:tcBorders>
+              <w:top w:val="nil"/>
+              <w:bottom w:val="nil"/>
+            </w:tcBorders>
+          </w:tcPr>
+          <w:p>
+            <w:pPr>
+              <w:spacing w:line="480" w:lineRule="auto"/>
+            </w:pPr>
+            <w:r>
+              <w:t>Allow authorized participants to retrieve an entry.</w:t>
+            </w:r>
+          </w:p>
+        </w:tc>
+      </w:tr>
+      <w:tr>
+        <w:tc>
+          <w:tcPr>
+            <w:tcW w:w="1176" w:type="dxa"/>
+            <w:tcBorders>
+              <w:top w:val="nil"/>
+              <w:bottom w:val="nil"/>
+            </w:tcBorders>
+          </w:tcPr>
+          <w:p>
+            <w:pPr>
+              <w:spacing w:line="480" w:lineRule="auto"/>
+            </w:pPr>
+            <w:r>
+              <w:t>3.2.9.3</w:t>
+            </w:r>
+          </w:p>
+        </w:tc>
+        <w:tc>
+          <w:tcPr>
+            <w:tcW w:w="8180" w:type="dxa"/>
+            <w:tcBorders>
+              <w:top w:val="nil"/>
+              <w:bottom w:val="nil"/>
+            </w:tcBorders>
+          </w:tcPr>
+          <w:p>
+            <w:pPr>
+              <w:spacing w:line="480" w:lineRule="auto"/>
+            </w:pPr>
+            <w:r>
+              <w:t>Allow authorized participants to write an entry.</w:t>
+            </w:r>
+          </w:p>
+        </w:tc>
+      </w:tr>
+      <w:tr>
+        <w:tc>
+          <w:tcPr>
+            <w:tcW w:w="1176" w:type="dxa"/>
+            <w:tcBorders>
+              <w:top w:val="nil"/>
+              <w:bottom w:val="nil"/>
+            </w:tcBorders>
+          </w:tcPr>
+          <w:p>
+            <w:pPr>
+              <w:spacing w:line="480" w:lineRule="auto"/>
+            </w:pPr>
+            <w:r>
+              <w:t>3.3</w:t>
+            </w:r>
+          </w:p>
+        </w:tc>
+        <w:tc>
+          <w:tcPr>
+            <w:tcW w:w="8180" w:type="dxa"/>
+            <w:tcBorders>
+              <w:top w:val="nil"/>
+              <w:bottom w:val="nil"/>
+            </w:tcBorders>
+          </w:tcPr>
+          <w:p>
+            <w:pPr>
+              <w:spacing w:line="480" w:lineRule="auto"/>
+              <w:rPr>
+                <w:b/>
+                <w:bCs/>
+              </w:rPr>
+            </w:pPr>
+            <w:r>
+              <w:rPr>
+                <w:b/>
+                <w:bCs/>
+              </w:rPr>
+              <w:t>List of Lessees Notified by the Lessor of a Recall</w:t>
+            </w:r>
+          </w:p>
+        </w:tc>
+      </w:tr>
+      <w:tr>
+        <w:tc>
+          <w:tcPr>
+            <w:tcW w:w="1176" w:type="dxa"/>
+            <w:tcBorders>
+              <w:top w:val="nil"/>
+              <w:bottom w:val="nil"/>
+            </w:tcBorders>
+          </w:tcPr>
+          <w:p>
+            <w:pPr>
+              <w:spacing w:line="480" w:lineRule="auto"/>
+            </w:pPr>
+            <w:r>
+              <w:t>3.3.1</w:t>
+            </w:r>
+          </w:p>
+        </w:tc>
+        <w:tc>
+          <w:tcPr>
+            <w:tcW w:w="8180" w:type="dxa"/>
+            <w:tcBorders>
+              <w:top w:val="nil"/>
+              <w:bottom w:val="nil"/>
+            </w:tcBorders>
+          </w:tcPr>
+          <w:p>
+            <w:pPr>
+              <w:spacing w:line="480" w:lineRule="auto"/>
+            </w:pPr>
+            <w:r>
+              <w:t>The minimum throughput is five transactions per second.</w:t>
+            </w:r>
+          </w:p>
+        </w:tc>
+      </w:tr>
+      <w:tr>
+        <w:tc>
+          <w:tcPr>
+            <w:tcW w:w="1176" w:type="dxa"/>
+            <w:tcBorders>
+              <w:top w:val="nil"/>
+              <w:bottom w:val="nil"/>
+            </w:tcBorders>
+          </w:tcPr>
+          <w:p>
+            <w:pPr>
+              <w:spacing w:line="480" w:lineRule="auto"/>
+            </w:pPr>
+            <w:r>
+              <w:t>3.3.2</w:t>
+            </w:r>
+          </w:p>
+        </w:tc>
+        <w:tc>
+          <w:tcPr>
+            <w:tcW w:w="8180" w:type="dxa"/>
+            <w:tcBorders>
+              <w:top w:val="nil"/>
+              <w:bottom w:val="nil"/>
+            </w:tcBorders>
+          </w:tcPr>
+          <w:p>
+            <w:pPr>
+              <w:spacing w:line="480" w:lineRule="auto"/>
+            </w:pPr>
+            <w:r>
+              <w:t>A transaction must persist for at least one year.</w:t>
+            </w:r>
+          </w:p>
+        </w:tc>
+      </w:tr>
+      <w:tr>
+        <w:tc>
+          <w:tcPr>
+            <w:tcW w:w="1176" w:type="dxa"/>
+            <w:tcBorders>
+              <w:top w:val="nil"/>
+              <w:bottom w:val="nil"/>
+            </w:tcBorders>
+          </w:tcPr>
+          <w:p>
+            <w:pPr>
+              <w:spacing w:line="480" w:lineRule="auto"/>
+            </w:pPr>
+            <w:r>
+              <w:t>3.3.3</w:t>
+            </w:r>
+          </w:p>
+        </w:tc>
+        <w:tc>
+          <w:tcPr>
+            <w:tcW w:w="8180" w:type="dxa"/>
+            <w:tcBorders>
+              <w:top w:val="nil"/>
+              <w:bottom w:val="nil"/>
+            </w:tcBorders>
+          </w:tcPr>
+          <w:p>
+            <w:pPr>
+              <w:spacing w:line="480" w:lineRule="auto"/>
+            </w:pPr>
+            <w:r>
+              <w:t xml:space="preserve">Each transaction must support the compliance requirements as documented in </w:t>
+            </w:r>
+            <w:r>
+              <w:fldChar w:fldCharType="begin"/>
+            </w:r>
+            <w:r>
+              <w:instrText xml:space="preserve"> REF _Ref204349821 \h </w:instrText>
+            </w:r>
+            <w:r>
+              <w:fldChar w:fldCharType="separate"/>
+            </w:r>
+            <w:r>
+              <w:rPr>
+                <w:b/>
+              </w:rPr>
+              <w:t xml:space="preserve">Table </w:t>
+            </w:r>
+            <w:r>
+              <w:rPr>
+                <w:b/>
+                <w:bCs/>
+                <w:noProof/>
+              </w:rPr>
+              <w:t>24</w:t>
+            </w:r>
+            <w:r>
+              <w:fldChar w:fldCharType="end"/>
+            </w:r>
+            <w:r>
+              <w:t>.</w:t>
+            </w:r>
+          </w:p>
+        </w:tc>
+      </w:tr>
+      <w:tr>
+        <w:tc>
+          <w:tcPr>
+            <w:tcW w:w="1176" w:type="dxa"/>
+            <w:tcBorders>
+              <w:top w:val="nil"/>
+              <w:bottom w:val="nil"/>
+            </w:tcBorders>
+          </w:tcPr>
+          <w:p>
+            <w:pPr>
+              <w:spacing w:line="480" w:lineRule="auto"/>
+            </w:pPr>
+            <w:r>
+              <w:t>3.3.4</w:t>
+            </w:r>
+          </w:p>
+        </w:tc>
+        <w:tc>
+          <w:tcPr>
+            <w:tcW w:w="8180" w:type="dxa"/>
+            <w:tcBorders>
+              <w:top w:val="nil"/>
+              <w:bottom w:val="nil"/>
+            </w:tcBorders>
+          </w:tcPr>
+          <w:p>
+            <w:pPr>
+              <w:spacing w:line="480" w:lineRule="auto"/>
+            </w:pPr>
+            <w:r>
+              <w:t>The following attributes must be treated as personally identifiable information:</w:t>
+            </w:r>
+          </w:p>
+        </w:tc>
+      </w:tr>
+      <w:tr>
+        <w:tc>
+          <w:tcPr>
+            <w:tcW w:w="1176" w:type="dxa"/>
+            <w:tcBorders>
+              <w:top w:val="nil"/>
+              <w:bottom w:val="nil"/>
+            </w:tcBorders>
+          </w:tcPr>
+          <w:p>
+            <w:pPr>
+              <w:spacing w:line="480" w:lineRule="auto"/>
+            </w:pPr>
+            <w:r>
+              <w:t>3.3.4.1</w:t>
+            </w:r>
+          </w:p>
+        </w:tc>
+        <w:tc>
+          <w:tcPr>
+            <w:tcW w:w="8180" w:type="dxa"/>
+            <w:tcBorders>
+              <w:top w:val="nil"/>
+              <w:bottom w:val="nil"/>
+            </w:tcBorders>
+          </w:tcPr>
+          <w:p>
+            <w:pPr>
+              <w:spacing w:line="480" w:lineRule="auto"/>
+            </w:pPr>
+            <w:r>
+              <w:t>The lessee’s name.</w:t>
+            </w:r>
+          </w:p>
+        </w:tc>
+      </w:tr>
+      <w:tr>
+        <w:tc>
+          <w:tcPr>
+            <w:tcW w:w="1176" w:type="dxa"/>
+            <w:tcBorders>
+              <w:top w:val="nil"/>
+              <w:bottom w:val="nil"/>
+            </w:tcBorders>
+          </w:tcPr>
+          <w:p>
+            <w:pPr>
+              <w:spacing w:line="480" w:lineRule="auto"/>
+            </w:pPr>
+            <w:r>
+              <w:t>3.3.4.2</w:t>
+            </w:r>
+          </w:p>
+        </w:tc>
+        <w:tc>
+          <w:tcPr>
+            <w:tcW w:w="8180" w:type="dxa"/>
+            <w:tcBorders>
+              <w:top w:val="nil"/>
+              <w:bottom w:val="nil"/>
+            </w:tcBorders>
+          </w:tcPr>
+          <w:p>
+            <w:pPr>
+              <w:spacing w:line="480" w:lineRule="auto"/>
+            </w:pPr>
+            <w:r>
+              <w:t>The lessee’s address.</w:t>
+            </w:r>
+          </w:p>
+        </w:tc>
+      </w:tr>
+      <w:tr>
+        <w:tc>
+          <w:tcPr>
+            <w:tcW w:w="1176" w:type="dxa"/>
+            <w:tcBorders>
+              <w:top w:val="nil"/>
+              <w:bottom w:val="nil"/>
+            </w:tcBorders>
+          </w:tcPr>
+          <w:p>
+            <w:pPr>
+              <w:spacing w:line="480" w:lineRule="auto"/>
+            </w:pPr>
+            <w:r>
+              <w:t>3.3.5</w:t>
+            </w:r>
+          </w:p>
+        </w:tc>
+        <w:tc>
+          <w:tcPr>
+            <w:tcW w:w="8180" w:type="dxa"/>
+            <w:tcBorders>
+              <w:top w:val="nil"/>
+              <w:bottom w:val="nil"/>
+            </w:tcBorders>
+          </w:tcPr>
+          <w:p>
+            <w:pPr>
+              <w:spacing w:line="480" w:lineRule="auto"/>
+            </w:pPr>
+            <w:r>
+              <w:t>The information specified in 3.3.4 must not be stored in cleartext.</w:t>
+            </w:r>
+          </w:p>
+        </w:tc>
+      </w:tr>
+      <w:tr>
+        <w:tc>
+          <w:tcPr>
+            <w:tcW w:w="1176" w:type="dxa"/>
+            <w:tcBorders>
+              <w:top w:val="nil"/>
+              <w:bottom w:val="nil"/>
+            </w:tcBorders>
+          </w:tcPr>
+          <w:p>
+            <w:pPr>
+              <w:spacing w:line="480" w:lineRule="auto"/>
+            </w:pPr>
+            <w:r>
+              <w:t>3.3.6</w:t>
+            </w:r>
+          </w:p>
+        </w:tc>
+        <w:tc>
+          <w:tcPr>
+            <w:tcW w:w="8180" w:type="dxa"/>
+            <w:tcBorders>
+              <w:top w:val="nil"/>
+              <w:bottom w:val="nil"/>
+            </w:tcBorders>
+          </w:tcPr>
+          <w:p>
+            <w:pPr>
+              <w:spacing w:line="480" w:lineRule="auto"/>
+            </w:pPr>
+            <w:r>
+              <w:t>The transactions must be stored in a private data collection.</w:t>
+            </w:r>
+          </w:p>
+        </w:tc>
+      </w:tr>
+      <w:tr>
+        <w:tc>
+          <w:tcPr>
+            <w:tcW w:w="1176" w:type="dxa"/>
+            <w:tcBorders>
+              <w:top w:val="nil"/>
+              <w:bottom w:val="nil"/>
+            </w:tcBorders>
+          </w:tcPr>
+          <w:p>
+            <w:pPr>
+              <w:spacing w:line="480" w:lineRule="auto"/>
+            </w:pPr>
+            <w:r>
+              <w:t>3.3.7</w:t>
+            </w:r>
+          </w:p>
+        </w:tc>
+        <w:tc>
+          <w:tcPr>
+            <w:tcW w:w="8180" w:type="dxa"/>
+            <w:tcBorders>
+              <w:top w:val="nil"/>
+              <w:bottom w:val="nil"/>
+            </w:tcBorders>
+          </w:tcPr>
+          <w:p>
+            <w:pPr>
+              <w:spacing w:line="480" w:lineRule="auto"/>
+            </w:pPr>
+            <w:r>
+              <w:t>The private data collection permissions must:</w:t>
+            </w:r>
+          </w:p>
+        </w:tc>
+      </w:tr>
+      <w:tr>
+        <w:tc>
+          <w:tcPr>
+            <w:tcW w:w="1176" w:type="dxa"/>
+            <w:tcBorders>
+              <w:top w:val="nil"/>
+              <w:bottom w:val="nil"/>
+            </w:tcBorders>
+          </w:tcPr>
+          <w:p>
+            <w:pPr>
+              <w:spacing w:line="480" w:lineRule="auto"/>
+            </w:pPr>
+            <w:r>
+              <w:t>3.3.7.1</w:t>
+            </w:r>
+          </w:p>
+        </w:tc>
+        <w:tc>
+          <w:tcPr>
+            <w:tcW w:w="8180" w:type="dxa"/>
+            <w:tcBorders>
+              <w:top w:val="nil"/>
+              <w:bottom w:val="nil"/>
+            </w:tcBorders>
+          </w:tcPr>
+          <w:p>
+            <w:pPr>
+              <w:spacing w:line="480" w:lineRule="auto"/>
+            </w:pPr>
+            <w:r>
+              <w:t>Give the federal government read access to the data.</w:t>
+            </w:r>
+          </w:p>
+        </w:tc>
+      </w:tr>
+      <w:tr>
+        <w:tc>
+          <w:tcPr>
+            <w:tcW w:w="1176" w:type="dxa"/>
+            <w:tcBorders>
+              <w:top w:val="nil"/>
+              <w:bottom w:val="nil"/>
+            </w:tcBorders>
+          </w:tcPr>
+          <w:p>
+            <w:pPr>
+              <w:spacing w:line="480" w:lineRule="auto"/>
+            </w:pPr>
+            <w:r>
+              <w:t>3.3.7.2</w:t>
+            </w:r>
+          </w:p>
+        </w:tc>
+        <w:tc>
+          <w:tcPr>
+            <w:tcW w:w="8180" w:type="dxa"/>
+            <w:tcBorders>
+              <w:top w:val="nil"/>
+              <w:bottom w:val="nil"/>
+            </w:tcBorders>
+          </w:tcPr>
+          <w:p>
+            <w:pPr>
+              <w:spacing w:line="480" w:lineRule="auto"/>
+            </w:pPr>
+            <w:r>
+              <w:t>Give the submitting organization read access to the data.</w:t>
+            </w:r>
+          </w:p>
+        </w:tc>
+      </w:tr>
+      <w:tr>
+        <w:tc>
+          <w:tcPr>
+            <w:tcW w:w="1176" w:type="dxa"/>
+            <w:tcBorders>
+              <w:top w:val="nil"/>
+              <w:bottom w:val="nil"/>
+            </w:tcBorders>
+          </w:tcPr>
+          <w:p>
+            <w:pPr>
+              <w:spacing w:line="480" w:lineRule="auto"/>
+            </w:pPr>
+            <w:r>
+              <w:t>3.3.7.3</w:t>
+            </w:r>
+          </w:p>
+        </w:tc>
+        <w:tc>
+          <w:tcPr>
+            <w:tcW w:w="8180" w:type="dxa"/>
+            <w:tcBorders>
+              <w:top w:val="nil"/>
+              <w:bottom w:val="nil"/>
+            </w:tcBorders>
+          </w:tcPr>
+          <w:p>
+            <w:pPr>
+              <w:spacing w:line="480" w:lineRule="auto"/>
+            </w:pPr>
+            <w:r>
+              <w:t>Allow the submitting organization to write an entry.</w:t>
+            </w:r>
+          </w:p>
+        </w:tc>
+      </w:tr>
+      <w:tr>
+        <w:tc>
+          <w:tcPr>
+            <w:tcW w:w="1176" w:type="dxa"/>
+            <w:tcBorders>
+              <w:top w:val="nil"/>
+              <w:bottom w:val="nil"/>
+            </w:tcBorders>
+          </w:tcPr>
+          <w:p>
+            <w:pPr>
+              <w:spacing w:line="480" w:lineRule="auto"/>
+            </w:pPr>
+            <w:r>
+              <w:t>3.3.8</w:t>
+            </w:r>
+          </w:p>
+        </w:tc>
+        <w:tc>
+          <w:tcPr>
+            <w:tcW w:w="8180" w:type="dxa"/>
+            <w:tcBorders>
+              <w:top w:val="nil"/>
+              <w:bottom w:val="nil"/>
+            </w:tcBorders>
+          </w:tcPr>
+          <w:p>
+            <w:pPr>
+              <w:spacing w:line="480" w:lineRule="auto"/>
+            </w:pPr>
+            <w:r>
+              <w:t>The private data collection may:</w:t>
+            </w:r>
+          </w:p>
+        </w:tc>
+      </w:tr>
+      <w:tr>
+        <w:tc>
+          <w:tcPr>
+            <w:tcW w:w="1176" w:type="dxa"/>
+            <w:tcBorders>
+              <w:top w:val="nil"/>
+              <w:bottom w:val="nil"/>
+            </w:tcBorders>
+          </w:tcPr>
+          <w:p>
+            <w:pPr>
+              <w:spacing w:line="480" w:lineRule="auto"/>
+            </w:pPr>
+            <w:r>
+              <w:t>3.3.</w:t>
+            </w:r>
+            <w:r>
+              <w:t>8</w:t>
+            </w:r>
+            <w:r>
+              <w:t>.1</w:t>
+            </w:r>
+          </w:p>
+        </w:tc>
+        <w:tc>
+          <w:tcPr>
+            <w:tcW w:w="8180" w:type="dxa"/>
+            <w:tcBorders>
+              <w:top w:val="nil"/>
+              <w:bottom w:val="nil"/>
+            </w:tcBorders>
+          </w:tcPr>
+          <w:p>
+            <w:pPr>
+              <w:spacing w:line="480" w:lineRule="auto"/>
+            </w:pPr>
+            <w:r>
+              <w:t>Grant read access may be granted to other parties.</w:t>
+            </w:r>
+          </w:p>
+        </w:tc>
+      </w:tr>
+      <w:tr>
+        <w:tc>
+          <w:tcPr>
+            <w:tcW w:w="1176" w:type="dxa"/>
+            <w:tcBorders>
+              <w:top w:val="nil"/>
+              <w:bottom w:val="nil"/>
+            </w:tcBorders>
+          </w:tcPr>
+          <w:p>
+            <w:pPr>
+              <w:spacing w:line="480" w:lineRule="auto"/>
+            </w:pPr>
+            <w:r>
+              <w:t>3.3.9</w:t>
+            </w:r>
+          </w:p>
+        </w:tc>
+        <w:tc>
+          <w:tcPr>
+            <w:tcW w:w="8180" w:type="dxa"/>
+            <w:tcBorders>
+              <w:top w:val="nil"/>
+              <w:bottom w:val="nil"/>
+            </w:tcBorders>
+          </w:tcPr>
+          <w:p>
+            <w:pPr>
+              <w:spacing w:line="480" w:lineRule="auto"/>
+            </w:pPr>
+            <w:r>
+              <w:t>The chaincode must:</w:t>
+            </w:r>
+          </w:p>
+        </w:tc>
+      </w:tr>
+      <w:tr>
+        <w:tc>
+          <w:tcPr>
+            <w:tcW w:w="1176" w:type="dxa"/>
+            <w:tcBorders>
+              <w:top w:val="nil"/>
+              <w:bottom w:val="nil"/>
+            </w:tcBorders>
+          </w:tcPr>
+          <w:p>
+            <w:pPr>
+              <w:spacing w:line="480" w:lineRule="auto"/>
+            </w:pPr>
+            <w:r>
+              <w:t>3.3.9.1</w:t>
+            </w:r>
+          </w:p>
+        </w:tc>
+        <w:tc>
+          <w:tcPr>
+            <w:tcW w:w="8180" w:type="dxa"/>
+            <w:tcBorders>
+              <w:top w:val="nil"/>
+              <w:bottom w:val="nil"/>
+            </w:tcBorders>
+          </w:tcPr>
+          <w:p>
+            <w:pPr>
+              <w:spacing w:line="480" w:lineRule="auto"/>
+            </w:pPr>
+            <w:r>
+              <w:t>Verify and validate that the request is valid and that the required information is provided.</w:t>
+            </w:r>
+          </w:p>
+        </w:tc>
+      </w:tr>
+      <w:tr>
+        <w:tc>
+          <w:tcPr>
+            <w:tcW w:w="1176" w:type="dxa"/>
+            <w:tcBorders>
+              <w:top w:val="nil"/>
+              <w:bottom w:val="nil"/>
+            </w:tcBorders>
+          </w:tcPr>
+          <w:p>
+            <w:pPr>
+              <w:spacing w:line="480" w:lineRule="auto"/>
+            </w:pPr>
+            <w:r>
+              <w:t>3.3.9.1.1</w:t>
+            </w:r>
+          </w:p>
+        </w:tc>
+        <w:tc>
+          <w:tcPr>
+            <w:tcW w:w="8180" w:type="dxa"/>
+            <w:tcBorders>
+              <w:top w:val="nil"/>
+              <w:bottom w:val="nil"/>
+            </w:tcBorders>
+          </w:tcPr>
+          <w:p>
+            <w:pPr>
+              <w:spacing w:line="480" w:lineRule="auto"/>
+            </w:pPr>
+            <w:r>
+              <w:t>If the request is invalid, reject the request.</w:t>
+            </w:r>
+          </w:p>
+        </w:tc>
+      </w:tr>
+      <w:tr>
+        <w:tc>
+          <w:tcPr>
+            <w:tcW w:w="1176" w:type="dxa"/>
+            <w:tcBorders>
+              <w:top w:val="nil"/>
+              <w:bottom w:val="nil"/>
+            </w:tcBorders>
+          </w:tcPr>
+          <w:p>
+            <w:pPr>
+              <w:spacing w:line="480" w:lineRule="auto"/>
+            </w:pPr>
+            <w:r>
+              <w:lastRenderedPageBreak/>
+              <w:t>3.3.9.2</w:t>
+            </w:r>
+          </w:p>
+        </w:tc>
+        <w:tc>
+          <w:tcPr>
+            <w:tcW w:w="8180" w:type="dxa"/>
+            <w:tcBorders>
+              <w:top w:val="nil"/>
+              <w:bottom w:val="nil"/>
+            </w:tcBorders>
+          </w:tcPr>
+          <w:p>
+            <w:pPr>
+              <w:spacing w:line="480" w:lineRule="auto"/>
+            </w:pPr>
+            <w:r>
+              <w:t>Allow authorized participants to retrieve an entry.</w:t>
+            </w:r>
+          </w:p>
+        </w:tc>
+      </w:tr>
+      <w:tr>
+        <w:tc>
+          <w:tcPr>
+            <w:tcW w:w="1176" w:type="dxa"/>
+            <w:tcBorders>
+              <w:top w:val="nil"/>
+              <w:bottom w:val="nil"/>
+            </w:tcBorders>
+          </w:tcPr>
+          <w:p>
+            <w:pPr>
+              <w:spacing w:line="480" w:lineRule="auto"/>
+            </w:pPr>
+            <w:r>
+              <w:t>3.3.9.3</w:t>
+            </w:r>
+          </w:p>
+        </w:tc>
+        <w:tc>
+          <w:tcPr>
+            <w:tcW w:w="8180" w:type="dxa"/>
+            <w:tcBorders>
+              <w:top w:val="nil"/>
+              <w:bottom w:val="nil"/>
+            </w:tcBorders>
+          </w:tcPr>
+          <w:p>
+            <w:pPr>
+              <w:spacing w:line="480" w:lineRule="auto"/>
+            </w:pPr>
+            <w:r>
+              <w:t>Allow authorized participants to write an entry.</w:t>
+            </w:r>
+          </w:p>
+        </w:tc>
+      </w:tr>
+      <w:tr>
+        <w:tc>
+          <w:tcPr>
+            <w:tcW w:w="1176" w:type="dxa"/>
+            <w:tcBorders>
+              <w:top w:val="nil"/>
+              <w:bottom w:val="nil"/>
+            </w:tcBorders>
+          </w:tcPr>
+          <w:p>
+            <w:pPr>
+              <w:spacing w:line="480" w:lineRule="auto"/>
+            </w:pPr>
+            <w:r>
+              <w:t>3.4</w:t>
+            </w:r>
+          </w:p>
+        </w:tc>
+        <w:tc>
+          <w:tcPr>
+            <w:tcW w:w="8180" w:type="dxa"/>
+            <w:tcBorders>
+              <w:top w:val="nil"/>
+              <w:bottom w:val="nil"/>
+            </w:tcBorders>
+          </w:tcPr>
+          <w:p>
+            <w:pPr>
+              <w:spacing w:line="480" w:lineRule="auto"/>
+              <w:rPr>
+                <w:b/>
+                <w:bCs/>
+              </w:rPr>
+            </w:pPr>
+            <w:r>
+              <w:rPr>
+                <w:b/>
+                <w:bCs/>
+              </w:rPr>
+              <w:t>Recall Publishing and Searching</w:t>
+            </w:r>
+          </w:p>
+        </w:tc>
+      </w:tr>
+      <w:tr>
+        <w:tc>
+          <w:tcPr>
+            <w:tcW w:w="1176" w:type="dxa"/>
+            <w:tcBorders>
+              <w:top w:val="nil"/>
+              <w:bottom w:val="nil"/>
+            </w:tcBorders>
+          </w:tcPr>
+          <w:p>
+            <w:pPr>
+              <w:spacing w:line="480" w:lineRule="auto"/>
+            </w:pPr>
+            <w:r>
+              <w:t>3.4.1</w:t>
+            </w:r>
+          </w:p>
+        </w:tc>
+        <w:tc>
+          <w:tcPr>
+            <w:tcW w:w="8180" w:type="dxa"/>
+            <w:tcBorders>
+              <w:top w:val="nil"/>
+              <w:bottom w:val="nil"/>
+            </w:tcBorders>
+          </w:tcPr>
+          <w:p>
+            <w:pPr>
+              <w:spacing w:line="480" w:lineRule="auto"/>
+            </w:pPr>
+            <w:r>
+              <w:t xml:space="preserve">No personal information may be stored.  </w:t>
+            </w:r>
+          </w:p>
+        </w:tc>
+      </w:tr>
+      <w:tr>
+        <w:tc>
+          <w:tcPr>
+            <w:tcW w:w="1176" w:type="dxa"/>
+            <w:tcBorders>
+              <w:top w:val="nil"/>
+              <w:bottom w:val="nil"/>
+            </w:tcBorders>
+          </w:tcPr>
+          <w:p>
+            <w:pPr>
+              <w:spacing w:line="480" w:lineRule="auto"/>
+            </w:pPr>
+            <w:r>
+              <w:t>3.4.2</w:t>
+            </w:r>
+          </w:p>
+        </w:tc>
+        <w:tc>
+          <w:tcPr>
+            <w:tcW w:w="8180" w:type="dxa"/>
+            <w:tcBorders>
+              <w:top w:val="nil"/>
+              <w:bottom w:val="nil"/>
+            </w:tcBorders>
+          </w:tcPr>
+          <w:p>
+            <w:pPr>
+              <w:spacing w:line="480" w:lineRule="auto"/>
+            </w:pPr>
+            <w:r>
+              <w:t>No sensitive data may be stored.</w:t>
+            </w:r>
+          </w:p>
+        </w:tc>
+      </w:tr>
+      <w:tr>
+        <w:tc>
+          <w:tcPr>
+            <w:tcW w:w="1176" w:type="dxa"/>
+            <w:tcBorders>
+              <w:top w:val="nil"/>
+              <w:bottom w:val="nil"/>
+            </w:tcBorders>
+          </w:tcPr>
+          <w:p>
+            <w:pPr>
+              <w:spacing w:line="480" w:lineRule="auto"/>
+            </w:pPr>
+            <w:r>
+              <w:t>3.4.3</w:t>
+            </w:r>
+          </w:p>
+        </w:tc>
+        <w:tc>
+          <w:tcPr>
+            <w:tcW w:w="8180" w:type="dxa"/>
+            <w:tcBorders>
+              <w:top w:val="nil"/>
+              <w:bottom w:val="nil"/>
+            </w:tcBorders>
+          </w:tcPr>
+          <w:p>
+            <w:pPr>
+              <w:spacing w:line="480" w:lineRule="auto"/>
+            </w:pPr>
+            <w:r>
+              <w:t>The minimum throughput must be five transactions per second.</w:t>
+            </w:r>
+          </w:p>
+        </w:tc>
+      </w:tr>
+      <w:tr>
+        <w:tc>
+          <w:tcPr>
+            <w:tcW w:w="1176" w:type="dxa"/>
+            <w:tcBorders>
+              <w:top w:val="nil"/>
+              <w:bottom w:val="nil"/>
+            </w:tcBorders>
+          </w:tcPr>
+          <w:p>
+            <w:pPr>
+              <w:spacing w:line="480" w:lineRule="auto"/>
+            </w:pPr>
+            <w:r>
+              <w:t>3.4.4</w:t>
+            </w:r>
+          </w:p>
+        </w:tc>
+        <w:tc>
+          <w:tcPr>
+            <w:tcW w:w="8180" w:type="dxa"/>
+            <w:tcBorders>
+              <w:top w:val="nil"/>
+              <w:bottom w:val="nil"/>
+            </w:tcBorders>
+          </w:tcPr>
+          <w:p>
+            <w:pPr>
+              <w:spacing w:line="480" w:lineRule="auto"/>
+            </w:pPr>
+            <w:r>
+              <w:t xml:space="preserve">Each transaction must support the compliance requirements documented in </w:t>
+            </w:r>
+            <w:r>
+              <w:fldChar w:fldCharType="begin"/>
+            </w:r>
+            <w:r>
+              <w:instrText xml:space="preserve"> REF _Ref202815352 \h </w:instrText>
+            </w:r>
+            <w:r>
+              <w:fldChar w:fldCharType="separate"/>
+            </w:r>
+            <w:r>
+              <w:rPr>
+                <w:b/>
+              </w:rPr>
+              <w:t xml:space="preserve">Table </w:t>
+            </w:r>
+            <w:r>
+              <w:rPr>
+                <w:b/>
+                <w:bCs/>
+                <w:noProof/>
+              </w:rPr>
+              <w:t>25</w:t>
+            </w:r>
+            <w:r>
+              <w:fldChar w:fldCharType="end"/>
+            </w:r>
+            <w:r>
+              <w:t>.</w:t>
+            </w:r>
+          </w:p>
+        </w:tc>
+      </w:tr>
+      <w:tr>
+        <w:tc>
+          <w:tcPr>
+            <w:tcW w:w="1176" w:type="dxa"/>
+            <w:tcBorders>
+              <w:top w:val="nil"/>
+              <w:bottom w:val="nil"/>
+            </w:tcBorders>
+          </w:tcPr>
+          <w:p>
+            <w:pPr>
+              <w:spacing w:line="480" w:lineRule="auto"/>
+            </w:pPr>
+            <w:r>
+              <w:t>3.4.5</w:t>
+            </w:r>
+          </w:p>
+        </w:tc>
+        <w:tc>
+          <w:tcPr>
+            <w:tcW w:w="8180" w:type="dxa"/>
+            <w:tcBorders>
+              <w:top w:val="nil"/>
+              <w:bottom w:val="nil"/>
+            </w:tcBorders>
+          </w:tcPr>
+          <w:p>
+            <w:pPr>
+              <w:pStyle w:val="Caption"/>
+              <w:spacing w:before="0" w:line="480" w:lineRule="auto"/>
+              <w:jc w:val="left"/>
+            </w:pPr>
+            <w:r>
+              <w:t xml:space="preserve">The searching functionality must adhere to the compliance requirements documented in </w:t>
+            </w:r>
+            <w:r>
+              <w:fldChar w:fldCharType="begin"/>
+            </w:r>
+            <w:r>
+              <w:instrText xml:space="preserve"> REF _Ref204421081 \h </w:instrText>
+            </w:r>
+            <w:r>
+              <w:fldChar w:fldCharType="separate"/>
+            </w:r>
+            <w:r>
+              <w:rPr>
+                <w:b/>
+                <w:bCs w:val="0"/>
+              </w:rPr>
+              <w:t>Table</w:t>
+            </w:r>
+            <w:r>
+              <w:rPr>
+                <w:b/>
+                <w:bCs w:val="0"/>
+              </w:rPr>
+              <w:t xml:space="preserve"> </w:t>
+            </w:r>
+            <w:r>
+              <w:rPr>
+                <w:b/>
+                <w:bCs w:val="0"/>
+                <w:noProof/>
+              </w:rPr>
+              <w:t>26</w:t>
+            </w:r>
+            <w:r>
+              <w:fldChar w:fldCharType="end"/>
+            </w:r>
+            <w:r>
+              <w:t>.</w:t>
+            </w:r>
+          </w:p>
+        </w:tc>
+      </w:tr>
+      <w:tr>
+        <w:tc>
+          <w:tcPr>
+            <w:tcW w:w="1176" w:type="dxa"/>
+            <w:tcBorders>
+              <w:top w:val="nil"/>
+              <w:bottom w:val="nil"/>
+            </w:tcBorders>
+          </w:tcPr>
+          <w:p>
+            <w:pPr>
+              <w:spacing w:line="480" w:lineRule="auto"/>
+            </w:pPr>
+            <w:r>
+              <w:t>3.4.6</w:t>
+            </w:r>
+          </w:p>
+        </w:tc>
+        <w:tc>
+          <w:tcPr>
+            <w:tcW w:w="8180" w:type="dxa"/>
+            <w:tcBorders>
+              <w:top w:val="nil"/>
+              <w:bottom w:val="nil"/>
+            </w:tcBorders>
+          </w:tcPr>
+          <w:p>
+            <w:pPr>
+              <w:spacing w:line="480" w:lineRule="auto"/>
+            </w:pPr>
+            <w:r>
+              <w:t>The chaincode must ensure the following:</w:t>
+            </w:r>
+          </w:p>
+        </w:tc>
+      </w:tr>
+      <w:tr>
+        <w:tc>
+          <w:tcPr>
+            <w:tcW w:w="1176" w:type="dxa"/>
+            <w:tcBorders>
+              <w:top w:val="nil"/>
+              <w:bottom w:val="nil"/>
+            </w:tcBorders>
+          </w:tcPr>
+          <w:p>
+            <w:pPr>
+              <w:spacing w:line="480" w:lineRule="auto"/>
+            </w:pPr>
+            <w:r>
+              <w:t>3.4.6.1</w:t>
+            </w:r>
+          </w:p>
+        </w:tc>
+        <w:tc>
+          <w:tcPr>
+            <w:tcW w:w="8180" w:type="dxa"/>
+            <w:tcBorders>
+              <w:top w:val="nil"/>
+              <w:bottom w:val="nil"/>
+            </w:tcBorders>
+          </w:tcPr>
+          <w:p>
+            <w:pPr>
+              <w:spacing w:line="480" w:lineRule="auto"/>
+            </w:pPr>
+            <w:r>
+              <w:t>Verify and validate that the request is valid and that the required information is provided.</w:t>
+            </w:r>
+          </w:p>
+        </w:tc>
+      </w:tr>
+      <w:tr>
+        <w:tc>
+          <w:tcPr>
+            <w:tcW w:w="1176" w:type="dxa"/>
+            <w:tcBorders>
+              <w:top w:val="nil"/>
+              <w:bottom w:val="nil"/>
+            </w:tcBorders>
+          </w:tcPr>
+          <w:p>
+            <w:pPr>
+              <w:spacing w:line="480" w:lineRule="auto"/>
+            </w:pPr>
+            <w:r>
+              <w:t>3.4.6.2</w:t>
+            </w:r>
+          </w:p>
+        </w:tc>
+        <w:tc>
+          <w:tcPr>
+            <w:tcW w:w="8180" w:type="dxa"/>
+            <w:tcBorders>
+              <w:top w:val="nil"/>
+              <w:bottom w:val="nil"/>
+            </w:tcBorders>
+          </w:tcPr>
+          <w:p>
+            <w:pPr>
+              <w:spacing w:line="480" w:lineRule="auto"/>
+            </w:pPr>
+            <w:r>
+              <w:t>If the request is invalid, reject the request.</w:t>
+            </w:r>
+          </w:p>
+        </w:tc>
+      </w:tr>
+      <w:tr>
+        <w:tc>
+          <w:tcPr>
+            <w:tcW w:w="1176" w:type="dxa"/>
+            <w:tcBorders>
+              <w:top w:val="nil"/>
+              <w:bottom w:val="nil"/>
+            </w:tcBorders>
+          </w:tcPr>
+          <w:p>
+            <w:pPr>
+              <w:spacing w:line="480" w:lineRule="auto"/>
+            </w:pPr>
+            <w:r>
+              <w:t>3.4.6.3</w:t>
+            </w:r>
+          </w:p>
+        </w:tc>
+        <w:tc>
+          <w:tcPr>
+            <w:tcW w:w="8180" w:type="dxa"/>
+            <w:tcBorders>
+              <w:top w:val="nil"/>
+              <w:bottom w:val="nil"/>
+            </w:tcBorders>
+          </w:tcPr>
+          <w:p>
+            <w:pPr>
+              <w:spacing w:line="480" w:lineRule="auto"/>
+            </w:pPr>
+            <w:r>
+              <w:t>Allow authorized participants to retrieve recall information.</w:t>
+            </w:r>
+          </w:p>
+        </w:tc>
+      </w:tr>
+      <w:tr>
+        <w:tc>
+          <w:tcPr>
+            <w:tcW w:w="1176" w:type="dxa"/>
+            <w:tcBorders>
+              <w:top w:val="nil"/>
+              <w:bottom w:val="nil"/>
+            </w:tcBorders>
+          </w:tcPr>
+          <w:p>
+            <w:pPr>
+              <w:spacing w:line="480" w:lineRule="auto"/>
+            </w:pPr>
+            <w:r>
+              <w:t>3.4.6.4</w:t>
+            </w:r>
+          </w:p>
+        </w:tc>
+        <w:tc>
+          <w:tcPr>
+            <w:tcW w:w="8180" w:type="dxa"/>
+            <w:tcBorders>
+              <w:top w:val="nil"/>
+              <w:bottom w:val="nil"/>
+            </w:tcBorders>
+          </w:tcPr>
+          <w:p>
+            <w:pPr>
+              <w:spacing w:line="480" w:lineRule="auto"/>
+            </w:pPr>
+            <w:r>
+              <w:t>Allow authorized participants to write recall information.</w:t>
+            </w:r>
+          </w:p>
+        </w:tc>
+      </w:tr>
+      <w:tr>
+        <w:tc>
+          <w:tcPr>
+            <w:tcW w:w="1176" w:type="dxa"/>
+            <w:tcBorders>
+              <w:top w:val="nil"/>
+              <w:bottom w:val="single" w:sz="4" w:space="0" w:color="auto"/>
+            </w:tcBorders>
+          </w:tcPr>
+          <w:p>
+            <w:pPr>
+              <w:spacing w:line="480" w:lineRule="auto"/>
+            </w:pPr>
+            <w:r>
+              <w:t>3.4.6.5</w:t>
+            </w:r>
+          </w:p>
+        </w:tc>
+        <w:tc>
+          <w:tcPr>
+            <w:tcW w:w="8180" w:type="dxa"/>
+            <w:tcBorders>
+              <w:top w:val="nil"/>
+              <w:bottom w:val="single" w:sz="4" w:space="0" w:color="auto"/>
+            </w:tcBorders>
+          </w:tcPr>
+          <w:p>
+            <w:pPr>
+              <w:spacing w:line="480" w:lineRule="auto"/>
+            </w:pPr>
+            <w:r>
+              <w:t>Allow authorized participants to update the status of a vehicle’s remedy.</w:t>
+            </w:r>
+          </w:p>
+        </w:tc>
+      </w:tr>
+    </w:tbl>
     <w:p/>
+    <w:p>
+      <w:pPr>
+        <w:pStyle w:val="Caption"/>
+        <w:spacing w:before="0" w:line="480" w:lineRule="auto"/>
+        <w:jc w:val="left"/>
+        <w:rPr>
+          <w:i/>
+          <w:iCs/>
+        </w:rPr>
+      </w:pPr>
+    </w:p>
+    <w:p>
+      <w:pPr>
+        <w:pStyle w:val="Caption"/>
+        <w:spacing w:before="0" w:line="480" w:lineRule="auto"/>
+        <w:jc w:val="left"/>
+      </w:pPr>
+      <w:r>
+        <w:rPr>
+          <w:i/>
+          <w:iCs/>
+        </w:rPr>
+        <w:t>Comprehensive Requirements for the Vehicle State Use Case</w:t>
+      </w:r>
+    </w:p>
+    <w:tbl>
+      <w:tblPr>
+        <w:tblStyle w:val="TableGrid"/>
+        <w:tblW w:w="0" w:type="auto"/>
+        <w:tblBorders>
+          <w:left w:val="none" w:sz="0" w:space="0" w:color="auto"/>
+          <w:right w:val="none" w:sz="0" w:space="0" w:color="auto"/>
+          <w:insideH w:val="none" w:sz="0" w:space="0" w:color="auto"/>
+          <w:insideV w:val="none" w:sz="0" w:space="0" w:color="auto"/>
+        </w:tblBorders>
+        <w:tblLook w:val="04A0" w:firstRow="1" w:lastRow="0" w:firstColumn="1" w:lastColumn="0" w:noHBand="0" w:noVBand="1"/>
+      </w:tblPr>
+      <w:tblGrid>
+        <w:gridCol w:w="1170"/>
+        <w:gridCol w:w="8180"/>
+      </w:tblGrid>
+      <w:tr>
+        <w:trPr>
+          <w:tblHeader/>
+        </w:trPr>
+        <w:tc>
+          <w:tcPr>
+            <w:tcW w:w="1170" w:type="dxa"/>
+            <w:tcBorders>
+              <w:top w:val="single" w:sz="4" w:space="0" w:color="auto"/>
+              <w:bottom w:val="single" w:sz="4" w:space="0" w:color="auto"/>
+            </w:tcBorders>
+          </w:tcPr>
+          <w:p>
+            <w:pPr>
+              <w:spacing w:line="480" w:lineRule="auto"/>
+            </w:pPr>
+            <w:r>
+              <w:t>ID</w:t>
+            </w:r>
+          </w:p>
+        </w:tc>
+        <w:tc>
+          <w:tcPr>
+            <w:tcW w:w="8180" w:type="dxa"/>
+            <w:tcBorders>
+              <w:top w:val="single" w:sz="4" w:space="0" w:color="auto"/>
+              <w:bottom w:val="single" w:sz="4" w:space="0" w:color="auto"/>
+            </w:tcBorders>
+          </w:tcPr>
+          <w:p>
+            <w:pPr>
+              <w:spacing w:line="480" w:lineRule="auto"/>
+            </w:pPr>
+            <w:r>
+              <w:t>Requirement</w:t>
+            </w:r>
+          </w:p>
+        </w:tc>
+      </w:tr>
+      <w:tr>
+        <w:tc>
+          <w:tcPr>
+            <w:tcW w:w="1170" w:type="dxa"/>
+            <w:tcBorders>
+              <w:top w:val="single" w:sz="4" w:space="0" w:color="auto"/>
+              <w:bottom w:val="nil"/>
+            </w:tcBorders>
+          </w:tcPr>
+          <w:p>
+            <w:pPr>
+              <w:spacing w:line="480" w:lineRule="auto"/>
+            </w:pPr>
+            <w:r>
+              <w:t>4.1</w:t>
+            </w:r>
+          </w:p>
+        </w:tc>
+        <w:tc>
+          <w:tcPr>
+            <w:tcW w:w="8180" w:type="dxa"/>
+            <w:tcBorders>
+              <w:top w:val="single" w:sz="4" w:space="0" w:color="auto"/>
+              <w:bottom w:val="nil"/>
+            </w:tcBorders>
+          </w:tcPr>
+          <w:p>
+            <w:pPr>
+              <w:spacing w:line="480" w:lineRule="auto"/>
+            </w:pPr>
+            <w:r>
+              <w:t xml:space="preserve">The implementation must reside at the federal level per the geospatial design. </w:t>
+            </w:r>
+          </w:p>
+        </w:tc>
+      </w:tr>
+      <w:tr>
+        <w:tc>
+          <w:tcPr>
+            <w:tcW w:w="1170" w:type="dxa"/>
+            <w:tcBorders>
+              <w:top w:val="nil"/>
+              <w:bottom w:val="nil"/>
+            </w:tcBorders>
+          </w:tcPr>
+          <w:p>
+            <w:pPr>
+              <w:spacing w:line="480" w:lineRule="auto"/>
+            </w:pPr>
+            <w:r>
+              <w:lastRenderedPageBreak/>
+              <w:t>4.2</w:t>
+            </w:r>
+          </w:p>
+        </w:tc>
+        <w:tc>
+          <w:tcPr>
+            <w:tcW w:w="8180" w:type="dxa"/>
+            <w:tcBorders>
+              <w:top w:val="nil"/>
+              <w:bottom w:val="nil"/>
+            </w:tcBorders>
+          </w:tcPr>
+          <w:p>
+            <w:pPr>
+              <w:spacing w:line="480" w:lineRule="auto"/>
+            </w:pPr>
+            <w:r>
+              <w:t xml:space="preserve">No personal information may be stored.  </w:t>
+            </w:r>
+          </w:p>
+        </w:tc>
+      </w:tr>
+      <w:tr>
+        <w:tc>
+          <w:tcPr>
+            <w:tcW w:w="1170" w:type="dxa"/>
+            <w:tcBorders>
+              <w:top w:val="nil"/>
+              <w:bottom w:val="nil"/>
+            </w:tcBorders>
+          </w:tcPr>
+          <w:p>
+            <w:pPr>
+              <w:spacing w:line="480" w:lineRule="auto"/>
+            </w:pPr>
+            <w:r>
+              <w:t>4.3</w:t>
+            </w:r>
+          </w:p>
+        </w:tc>
+        <w:tc>
+          <w:tcPr>
+            <w:tcW w:w="8180" w:type="dxa"/>
+            <w:tcBorders>
+              <w:top w:val="nil"/>
+              <w:bottom w:val="nil"/>
+            </w:tcBorders>
+          </w:tcPr>
+          <w:p>
+            <w:pPr>
+              <w:spacing w:line="480" w:lineRule="auto"/>
+            </w:pPr>
+            <w:r>
+              <w:t>The minimum throughput is 36 transactions per second.</w:t>
+            </w:r>
+          </w:p>
+        </w:tc>
+      </w:tr>
+      <w:tr>
+        <w:tc>
+          <w:tcPr>
+            <w:tcW w:w="1170" w:type="dxa"/>
+            <w:tcBorders>
+              <w:top w:val="nil"/>
+              <w:bottom w:val="nil"/>
+            </w:tcBorders>
+          </w:tcPr>
+          <w:p>
+            <w:pPr>
+              <w:spacing w:line="480" w:lineRule="auto"/>
+            </w:pPr>
+            <w:r>
+              <w:t>4.4</w:t>
+            </w:r>
+          </w:p>
+        </w:tc>
+        <w:tc>
+          <w:tcPr>
+            <w:tcW w:w="8180" w:type="dxa"/>
+            <w:tcBorders>
+              <w:top w:val="nil"/>
+              <w:bottom w:val="nil"/>
+            </w:tcBorders>
+          </w:tcPr>
+          <w:p>
+            <w:pPr>
+              <w:spacing w:line="480" w:lineRule="auto"/>
+            </w:pPr>
+            <w:r>
+              <w:t>Each transaction must have the following information:</w:t>
+            </w:r>
+          </w:p>
+        </w:tc>
+      </w:tr>
+      <w:tr>
+        <w:tc>
+          <w:tcPr>
+            <w:tcW w:w="1170" w:type="dxa"/>
+            <w:tcBorders>
+              <w:top w:val="nil"/>
+              <w:bottom w:val="nil"/>
+            </w:tcBorders>
+          </w:tcPr>
+          <w:p>
+            <w:pPr>
+              <w:spacing w:line="480" w:lineRule="auto"/>
+            </w:pPr>
+            <w:r>
+              <w:t>4.4.1</w:t>
+            </w:r>
+          </w:p>
+        </w:tc>
+        <w:tc>
+          <w:tcPr>
+            <w:tcW w:w="8180" w:type="dxa"/>
+            <w:tcBorders>
+              <w:top w:val="nil"/>
+              <w:bottom w:val="nil"/>
+            </w:tcBorders>
+          </w:tcPr>
+          <w:p>
+            <w:pPr>
+              <w:spacing w:line="480" w:lineRule="auto"/>
+            </w:pPr>
+            <w:r>
+              <w:t>The vehicle identification number.</w:t>
+            </w:r>
+          </w:p>
+        </w:tc>
+      </w:tr>
+      <w:tr>
+        <w:tc>
+          <w:tcPr>
+            <w:tcW w:w="1170" w:type="dxa"/>
+            <w:tcBorders>
+              <w:top w:val="nil"/>
+              <w:bottom w:val="nil"/>
+            </w:tcBorders>
+          </w:tcPr>
+          <w:p>
+            <w:pPr>
+              <w:spacing w:line="480" w:lineRule="auto"/>
+            </w:pPr>
+            <w:r>
+              <w:t>4.4.2</w:t>
+            </w:r>
+          </w:p>
+        </w:tc>
+        <w:tc>
+          <w:tcPr>
+            <w:tcW w:w="8180" w:type="dxa"/>
+            <w:tcBorders>
+              <w:top w:val="nil"/>
+              <w:bottom w:val="nil"/>
+            </w:tcBorders>
+          </w:tcPr>
+          <w:p>
+            <w:pPr>
+              <w:spacing w:line="480" w:lineRule="auto"/>
+            </w:pPr>
+            <w:r>
+              <w:t>The Merkle tree root hash of the vehicle’s ECUs.</w:t>
+            </w:r>
+          </w:p>
+        </w:tc>
+      </w:tr>
+      <w:tr>
+        <w:tc>
+          <w:tcPr>
+            <w:tcW w:w="1170" w:type="dxa"/>
+            <w:tcBorders>
+              <w:top w:val="nil"/>
+              <w:bottom w:val="nil"/>
+            </w:tcBorders>
+          </w:tcPr>
+          <w:p>
+            <w:pPr>
+              <w:spacing w:line="480" w:lineRule="auto"/>
+            </w:pPr>
+            <w:r>
+              <w:t>4.4.3</w:t>
+            </w:r>
+          </w:p>
+        </w:tc>
+        <w:tc>
+          <w:tcPr>
+            <w:tcW w:w="8180" w:type="dxa"/>
+            <w:tcBorders>
+              <w:top w:val="nil"/>
+              <w:bottom w:val="nil"/>
+            </w:tcBorders>
+          </w:tcPr>
+          <w:p>
+            <w:pPr>
+              <w:spacing w:line="480" w:lineRule="auto"/>
+            </w:pPr>
+            <w:r>
+              <w:t>A schema version.</w:t>
+            </w:r>
+          </w:p>
+        </w:tc>
+      </w:tr>
+      <w:tr>
+        <w:tc>
+          <w:tcPr>
+            <w:tcW w:w="1170" w:type="dxa"/>
+            <w:tcBorders>
+              <w:top w:val="nil"/>
+              <w:bottom w:val="nil"/>
+            </w:tcBorders>
+          </w:tcPr>
+          <w:p>
+            <w:pPr>
+              <w:spacing w:line="480" w:lineRule="auto"/>
+            </w:pPr>
+            <w:r>
+              <w:t>4.5</w:t>
+            </w:r>
+          </w:p>
+        </w:tc>
+        <w:tc>
+          <w:tcPr>
+            <w:tcW w:w="8180" w:type="dxa"/>
+            <w:tcBorders>
+              <w:top w:val="nil"/>
+              <w:bottom w:val="nil"/>
+            </w:tcBorders>
+          </w:tcPr>
+          <w:p>
+            <w:pPr>
+              <w:spacing w:line="480" w:lineRule="auto"/>
+            </w:pPr>
+            <w:r>
+              <w:t>The Merkle tree root hash must be treated as sensitive data.</w:t>
+            </w:r>
+          </w:p>
+        </w:tc>
+      </w:tr>
+      <w:tr>
+        <w:tc>
+          <w:tcPr>
+            <w:tcW w:w="1170" w:type="dxa"/>
+            <w:tcBorders>
+              <w:top w:val="nil"/>
+              <w:bottom w:val="nil"/>
+            </w:tcBorders>
+          </w:tcPr>
+          <w:p>
+            <w:pPr>
+              <w:spacing w:line="480" w:lineRule="auto"/>
+            </w:pPr>
+            <w:r>
+              <w:t>4.6</w:t>
+            </w:r>
+          </w:p>
+        </w:tc>
+        <w:tc>
+          <w:tcPr>
+            <w:tcW w:w="8180" w:type="dxa"/>
+            <w:tcBorders>
+              <w:top w:val="nil"/>
+              <w:bottom w:val="nil"/>
+            </w:tcBorders>
+          </w:tcPr>
+          <w:p>
+            <w:pPr>
+              <w:spacing w:line="480" w:lineRule="auto"/>
+            </w:pPr>
+            <w:r>
+              <w:t>The Merkle tree root hash must not be stored in cleartext.</w:t>
+            </w:r>
+          </w:p>
+        </w:tc>
+      </w:tr>
+      <w:tr>
+        <w:tc>
+          <w:tcPr>
+            <w:tcW w:w="1170" w:type="dxa"/>
+            <w:tcBorders>
+              <w:top w:val="nil"/>
+              <w:bottom w:val="nil"/>
+            </w:tcBorders>
+          </w:tcPr>
+          <w:p>
+            <w:pPr>
+              <w:spacing w:line="480" w:lineRule="auto"/>
+            </w:pPr>
+            <w:r>
+              <w:t>4.7</w:t>
+            </w:r>
+          </w:p>
+        </w:tc>
+        <w:tc>
+          <w:tcPr>
+            <w:tcW w:w="8180" w:type="dxa"/>
+            <w:tcBorders>
+              <w:top w:val="nil"/>
+              <w:bottom w:val="nil"/>
+            </w:tcBorders>
+          </w:tcPr>
+          <w:p>
+            <w:pPr>
+              <w:spacing w:line="480" w:lineRule="auto"/>
+            </w:pPr>
+            <w:r>
+              <w:t>Access to the Merkle tree root must be restricted to authorized participants.</w:t>
+            </w:r>
+          </w:p>
+        </w:tc>
+      </w:tr>
+      <w:tr>
+        <w:tc>
+          <w:tcPr>
+            <w:tcW w:w="1170" w:type="dxa"/>
+            <w:tcBorders>
+              <w:top w:val="nil"/>
+              <w:bottom w:val="nil"/>
+            </w:tcBorders>
+          </w:tcPr>
+          <w:p>
+            <w:pPr>
+              <w:spacing w:line="480" w:lineRule="auto"/>
+            </w:pPr>
+            <w:r>
+              <w:t>4.8</w:t>
+            </w:r>
+          </w:p>
+        </w:tc>
+        <w:tc>
+          <w:tcPr>
+            <w:tcW w:w="8180" w:type="dxa"/>
+            <w:tcBorders>
+              <w:top w:val="nil"/>
+              <w:bottom w:val="nil"/>
+            </w:tcBorders>
+          </w:tcPr>
+          <w:p>
+            <w:pPr>
+              <w:spacing w:line="480" w:lineRule="auto"/>
+            </w:pPr>
+            <w:r>
+              <w:t>The transactions must be stored in a private data collection.</w:t>
+            </w:r>
+          </w:p>
+        </w:tc>
+      </w:tr>
+      <w:tr>
+        <w:tc>
+          <w:tcPr>
+            <w:tcW w:w="1170" w:type="dxa"/>
+            <w:tcBorders>
+              <w:top w:val="nil"/>
+              <w:bottom w:val="nil"/>
+            </w:tcBorders>
+          </w:tcPr>
+          <w:p>
+            <w:pPr>
+              <w:spacing w:line="480" w:lineRule="auto"/>
+            </w:pPr>
+            <w:r>
+              <w:t>4.9</w:t>
+            </w:r>
+          </w:p>
+        </w:tc>
+        <w:tc>
+          <w:tcPr>
+            <w:tcW w:w="8180" w:type="dxa"/>
+            <w:tcBorders>
+              <w:top w:val="nil"/>
+              <w:bottom w:val="nil"/>
+            </w:tcBorders>
+          </w:tcPr>
+          <w:p>
+            <w:pPr>
+              <w:spacing w:line="480" w:lineRule="auto"/>
+            </w:pPr>
+            <w:r>
+              <w:t>The private data collection permissions must:</w:t>
+            </w:r>
+          </w:p>
+        </w:tc>
+      </w:tr>
+      <w:tr>
+        <w:tc>
+          <w:tcPr>
+            <w:tcW w:w="1170" w:type="dxa"/>
+            <w:tcBorders>
+              <w:top w:val="nil"/>
+              <w:bottom w:val="nil"/>
+            </w:tcBorders>
+          </w:tcPr>
+          <w:p>
+            <w:pPr>
+              <w:spacing w:line="480" w:lineRule="auto"/>
+            </w:pPr>
+            <w:r>
+              <w:t>4.9.1</w:t>
+            </w:r>
+          </w:p>
+        </w:tc>
+        <w:tc>
+          <w:tcPr>
+            <w:tcW w:w="8180" w:type="dxa"/>
+            <w:tcBorders>
+              <w:top w:val="nil"/>
+              <w:bottom w:val="nil"/>
+            </w:tcBorders>
+          </w:tcPr>
+          <w:p>
+            <w:pPr>
+              <w:spacing w:line="480" w:lineRule="auto"/>
+            </w:pPr>
+            <w:r>
+              <w:t>Give OEM and its authorized agents read access to the data.</w:t>
+            </w:r>
+          </w:p>
+        </w:tc>
+      </w:tr>
+      <w:tr>
+        <w:tc>
+          <w:tcPr>
+            <w:tcW w:w="1170" w:type="dxa"/>
+            <w:tcBorders>
+              <w:top w:val="nil"/>
+              <w:bottom w:val="nil"/>
+            </w:tcBorders>
+          </w:tcPr>
+          <w:p>
+            <w:pPr>
+              <w:spacing w:line="480" w:lineRule="auto"/>
+            </w:pPr>
+            <w:r>
+              <w:t>4.9.2</w:t>
+            </w:r>
+          </w:p>
+        </w:tc>
+        <w:tc>
+          <w:tcPr>
+            <w:tcW w:w="8180" w:type="dxa"/>
+            <w:tcBorders>
+              <w:top w:val="nil"/>
+              <w:bottom w:val="nil"/>
+            </w:tcBorders>
+          </w:tcPr>
+          <w:p>
+            <w:pPr>
+              <w:spacing w:line="480" w:lineRule="auto"/>
+            </w:pPr>
+            <w:r>
+              <w:t xml:space="preserve">Allow authorized parties to commit writes to the private data collection. </w:t>
+            </w:r>
+          </w:p>
+        </w:tc>
+      </w:tr>
+      <w:tr>
+        <w:tc>
+          <w:tcPr>
+            <w:tcW w:w="1170" w:type="dxa"/>
+            <w:tcBorders>
+              <w:top w:val="nil"/>
+              <w:bottom w:val="nil"/>
+            </w:tcBorders>
+          </w:tcPr>
+          <w:p>
+            <w:pPr>
+              <w:spacing w:line="480" w:lineRule="auto"/>
+            </w:pPr>
+            <w:r>
+              <w:t>4.10</w:t>
+            </w:r>
+          </w:p>
+        </w:tc>
+        <w:tc>
+          <w:tcPr>
+            <w:tcW w:w="8180" w:type="dxa"/>
+            <w:tcBorders>
+              <w:top w:val="nil"/>
+              <w:bottom w:val="nil"/>
+            </w:tcBorders>
+          </w:tcPr>
+          <w:p>
+            <w:pPr>
+              <w:spacing w:line="480" w:lineRule="auto"/>
+            </w:pPr>
+            <w:r>
+              <w:t>The private data collection may:</w:t>
+            </w:r>
+          </w:p>
+        </w:tc>
+      </w:tr>
+      <w:tr>
+        <w:tc>
+          <w:tcPr>
+            <w:tcW w:w="1170" w:type="dxa"/>
+            <w:tcBorders>
+              <w:top w:val="nil"/>
+              <w:bottom w:val="nil"/>
+            </w:tcBorders>
+          </w:tcPr>
+          <w:p>
+            <w:pPr>
+              <w:spacing w:line="480" w:lineRule="auto"/>
+            </w:pPr>
+            <w:r>
+              <w:t>4.10.1</w:t>
+            </w:r>
+          </w:p>
+        </w:tc>
+        <w:tc>
+          <w:tcPr>
+            <w:tcW w:w="8180" w:type="dxa"/>
+            <w:tcBorders>
+              <w:top w:val="nil"/>
+              <w:bottom w:val="nil"/>
+            </w:tcBorders>
+          </w:tcPr>
+          <w:p>
+            <w:pPr>
+              <w:spacing w:line="480" w:lineRule="auto"/>
+            </w:pPr>
+            <w:r>
+              <w:t>Grant read access may be granted to other parties.</w:t>
+            </w:r>
+          </w:p>
+        </w:tc>
+      </w:tr>
+      <w:tr>
+        <w:tc>
+          <w:tcPr>
+            <w:tcW w:w="1170" w:type="dxa"/>
+            <w:tcBorders>
+              <w:top w:val="nil"/>
+              <w:bottom w:val="nil"/>
+            </w:tcBorders>
+          </w:tcPr>
+          <w:p>
+            <w:pPr>
+              <w:spacing w:line="480" w:lineRule="auto"/>
+            </w:pPr>
+            <w:r>
+              <w:t>4.11</w:t>
+            </w:r>
+          </w:p>
+        </w:tc>
+        <w:tc>
+          <w:tcPr>
+            <w:tcW w:w="8180" w:type="dxa"/>
+            <w:tcBorders>
+              <w:top w:val="nil"/>
+              <w:bottom w:val="nil"/>
+            </w:tcBorders>
+          </w:tcPr>
+          <w:p>
+            <w:pPr>
+              <w:spacing w:line="480" w:lineRule="auto"/>
+            </w:pPr>
+            <w:r>
+              <w:t>The chaincode must:</w:t>
+            </w:r>
+          </w:p>
+        </w:tc>
+      </w:tr>
+      <w:tr>
+        <w:tc>
+          <w:tcPr>
+            <w:tcW w:w="1170" w:type="dxa"/>
+            <w:tcBorders>
+              <w:top w:val="nil"/>
+              <w:bottom w:val="nil"/>
+            </w:tcBorders>
+          </w:tcPr>
+          <w:p>
+            <w:pPr>
+              <w:spacing w:line="480" w:lineRule="auto"/>
+            </w:pPr>
+            <w:r>
+              <w:t>4.11.1</w:t>
+            </w:r>
+          </w:p>
+        </w:tc>
+        <w:tc>
+          <w:tcPr>
+            <w:tcW w:w="8180" w:type="dxa"/>
+            <w:tcBorders>
+              <w:top w:val="nil"/>
+              <w:bottom w:val="nil"/>
+            </w:tcBorders>
+          </w:tcPr>
+          <w:p>
+            <w:pPr>
+              <w:spacing w:line="480" w:lineRule="auto"/>
+            </w:pPr>
+            <w:r>
+              <w:t>Verify and validate that the request is valid and that the required information is provided.</w:t>
+            </w:r>
+          </w:p>
+        </w:tc>
+      </w:tr>
+      <w:tr>
+        <w:tc>
+          <w:tcPr>
+            <w:tcW w:w="1170" w:type="dxa"/>
+            <w:tcBorders>
+              <w:top w:val="nil"/>
+              <w:bottom w:val="nil"/>
+            </w:tcBorders>
+          </w:tcPr>
+          <w:p>
+            <w:pPr>
+              <w:spacing w:line="480" w:lineRule="auto"/>
+            </w:pPr>
+            <w:r>
+              <w:t>4.11.1.1</w:t>
+            </w:r>
+          </w:p>
+        </w:tc>
+        <w:tc>
+          <w:tcPr>
+            <w:tcW w:w="8180" w:type="dxa"/>
+            <w:tcBorders>
+              <w:top w:val="nil"/>
+              <w:bottom w:val="nil"/>
+            </w:tcBorders>
+          </w:tcPr>
+          <w:p>
+            <w:pPr>
+              <w:spacing w:line="480" w:lineRule="auto"/>
+            </w:pPr>
+            <w:r>
+              <w:t>If the request is invalid, reject the request.</w:t>
+            </w:r>
+          </w:p>
+        </w:tc>
+      </w:tr>
+      <w:tr>
+        <w:tc>
+          <w:tcPr>
+            <w:tcW w:w="1170" w:type="dxa"/>
+            <w:tcBorders>
+              <w:top w:val="nil"/>
+              <w:bottom w:val="nil"/>
+            </w:tcBorders>
+          </w:tcPr>
+          <w:p>
+            <w:pPr>
+              <w:spacing w:line="480" w:lineRule="auto"/>
+            </w:pPr>
+            <w:r>
+              <w:t>4.11.2</w:t>
+            </w:r>
+          </w:p>
+        </w:tc>
+        <w:tc>
+          <w:tcPr>
+            <w:tcW w:w="8180" w:type="dxa"/>
+            <w:tcBorders>
+              <w:top w:val="nil"/>
+              <w:bottom w:val="nil"/>
+            </w:tcBorders>
+          </w:tcPr>
+          <w:p>
+            <w:pPr>
+              <w:spacing w:line="480" w:lineRule="auto"/>
+            </w:pPr>
+            <w:r>
+              <w:t>Allow authorized participants to retrieve the vehicle’s current state from the private data collection.</w:t>
+            </w:r>
+          </w:p>
+        </w:tc>
+      </w:tr>
+      <w:tr>
+        <w:tc>
+          <w:tcPr>
+            <w:tcW w:w="1170" w:type="dxa"/>
+            <w:tcBorders>
+              <w:top w:val="nil"/>
+              <w:bottom w:val="nil"/>
+            </w:tcBorders>
+          </w:tcPr>
+          <w:p>
+            <w:pPr>
+              <w:spacing w:line="480" w:lineRule="auto"/>
+            </w:pPr>
+            <w:r>
+              <w:t>4.11.3</w:t>
+            </w:r>
+          </w:p>
+        </w:tc>
+        <w:tc>
+          <w:tcPr>
+            <w:tcW w:w="8180" w:type="dxa"/>
+            <w:tcBorders>
+              <w:top w:val="nil"/>
+              <w:bottom w:val="nil"/>
+            </w:tcBorders>
+          </w:tcPr>
+          <w:p>
+            <w:pPr>
+              <w:spacing w:line="480" w:lineRule="auto"/>
+            </w:pPr>
+            <w:r>
+              <w:t>Allow authorized participants to override the vehicle’s state.</w:t>
+            </w:r>
+          </w:p>
+        </w:tc>
+      </w:tr>
+      <w:tr>
+        <w:tc>
+          <w:tcPr>
+            <w:tcW w:w="1170" w:type="dxa"/>
+            <w:tcBorders>
+              <w:top w:val="nil"/>
+              <w:bottom w:val="nil"/>
+            </w:tcBorders>
+          </w:tcPr>
+          <w:p>
+            <w:pPr>
+              <w:spacing w:line="480" w:lineRule="auto"/>
+            </w:pPr>
+            <w:r>
+              <w:lastRenderedPageBreak/>
+              <w:t>4.11.4</w:t>
+            </w:r>
+          </w:p>
+        </w:tc>
+        <w:tc>
+          <w:tcPr>
+            <w:tcW w:w="8180" w:type="dxa"/>
+            <w:tcBorders>
+              <w:top w:val="nil"/>
+              <w:bottom w:val="nil"/>
+            </w:tcBorders>
+          </w:tcPr>
+          <w:p>
+            <w:pPr>
+              <w:spacing w:line="480" w:lineRule="auto"/>
+            </w:pPr>
+            <w:r>
+              <w:t>Allow authorized participants to write the vehicle’s state to the private data collection.</w:t>
+            </w:r>
+          </w:p>
+        </w:tc>
+      </w:tr>
+      <w:tr>
+        <w:tc>
+          <w:tcPr>
+            <w:tcW w:w="1170" w:type="dxa"/>
+            <w:tcBorders>
+              <w:top w:val="nil"/>
+              <w:bottom w:val="nil"/>
+            </w:tcBorders>
+          </w:tcPr>
+          <w:p>
+            <w:pPr>
+              <w:spacing w:line="480" w:lineRule="auto"/>
+            </w:pPr>
+            <w:r>
+              <w:t>4.11.5</w:t>
+            </w:r>
+          </w:p>
+        </w:tc>
+        <w:tc>
+          <w:tcPr>
+            <w:tcW w:w="8180" w:type="dxa"/>
+            <w:tcBorders>
+              <w:top w:val="nil"/>
+              <w:bottom w:val="nil"/>
+            </w:tcBorders>
+          </w:tcPr>
+          <w:p>
+            <w:pPr>
+              <w:spacing w:line="480" w:lineRule="auto"/>
+            </w:pPr>
+            <w:r>
+              <w:t>When a write request is submitted, verify that the supplied value for the current state matches the value in the private data collection.</w:t>
+            </w:r>
+          </w:p>
+        </w:tc>
+      </w:tr>
+      <w:tr>
+        <w:tc>
+          <w:tcPr>
+            <w:tcW w:w="1170" w:type="dxa"/>
+            <w:tcBorders>
+              <w:top w:val="nil"/>
+              <w:bottom w:val="single" w:sz="4" w:space="0" w:color="auto"/>
+            </w:tcBorders>
+          </w:tcPr>
+          <w:p>
+            <w:pPr>
+              <w:spacing w:line="480" w:lineRule="auto"/>
+            </w:pPr>
+            <w:r>
+              <w:t>4.11.5.1</w:t>
+            </w:r>
+          </w:p>
+        </w:tc>
+        <w:tc>
+          <w:tcPr>
+            <w:tcW w:w="8180" w:type="dxa"/>
+            <w:tcBorders>
+              <w:top w:val="nil"/>
+              <w:bottom w:val="single" w:sz="4" w:space="0" w:color="auto"/>
+            </w:tcBorders>
+          </w:tcPr>
+          <w:p>
+            <w:pPr>
+              <w:spacing w:line="480" w:lineRule="auto"/>
+            </w:pPr>
+            <w:r>
+              <w:t>If the input does not match, reject the request.</w:t>
+            </w:r>
+          </w:p>
+        </w:tc>
+      </w:tr>
+    </w:tbl>
+    <w:p/>
+    <w:p/>
+    <w:p>
+      <w:pPr>
+        <w:pStyle w:val="Caption"/>
+        <w:spacing w:before="0" w:line="480" w:lineRule="auto"/>
+        <w:jc w:val="left"/>
+      </w:pPr>
+      <w:r>
+        <w:rPr>
+          <w:i/>
+          <w:iCs/>
+        </w:rPr>
+        <w:t>Comprehensive Requirements for the Proof of Financial Responsibility Use Case</w:t>
+      </w:r>
+    </w:p>
+    <w:tbl>
+      <w:tblPr>
+        <w:tblStyle w:val="TableGrid"/>
+        <w:tblW w:w="0" w:type="auto"/>
+        <w:tblBorders>
+          <w:left w:val="none" w:sz="0" w:space="0" w:color="auto"/>
+          <w:right w:val="none" w:sz="0" w:space="0" w:color="auto"/>
+          <w:insideH w:val="none" w:sz="0" w:space="0" w:color="auto"/>
+          <w:insideV w:val="none" w:sz="0" w:space="0" w:color="auto"/>
+        </w:tblBorders>
+        <w:tblLook w:val="04A0" w:firstRow="1" w:lastRow="0" w:firstColumn="1" w:lastColumn="0" w:noHBand="0" w:noVBand="1"/>
+      </w:tblPr>
+      <w:tblGrid>
+        <w:gridCol w:w="1170"/>
+        <w:gridCol w:w="8180"/>
+      </w:tblGrid>
+      <w:tr>
+        <w:trPr>
+          <w:tblHeader/>
+        </w:trPr>
+        <w:tc>
+          <w:tcPr>
+            <w:tcW w:w="1170" w:type="dxa"/>
+            <w:tcBorders>
+              <w:top w:val="single" w:sz="4" w:space="0" w:color="auto"/>
+              <w:bottom w:val="single" w:sz="4" w:space="0" w:color="auto"/>
+            </w:tcBorders>
+          </w:tcPr>
+          <w:p>
+            <w:pPr>
+              <w:spacing w:line="480" w:lineRule="auto"/>
+            </w:pPr>
+            <w:r>
+              <w:t>ID</w:t>
+            </w:r>
+          </w:p>
+        </w:tc>
+        <w:tc>
+          <w:tcPr>
+            <w:tcW w:w="8180" w:type="dxa"/>
+            <w:tcBorders>
+              <w:top w:val="single" w:sz="4" w:space="0" w:color="auto"/>
+              <w:bottom w:val="single" w:sz="4" w:space="0" w:color="auto"/>
+            </w:tcBorders>
+          </w:tcPr>
+          <w:p>
+            <w:pPr>
+              <w:spacing w:line="480" w:lineRule="auto"/>
+            </w:pPr>
+            <w:r>
+              <w:t>Requirement</w:t>
+            </w:r>
+          </w:p>
+        </w:tc>
+      </w:tr>
+      <w:tr>
+        <w:tc>
+          <w:tcPr>
+            <w:tcW w:w="1170" w:type="dxa"/>
+            <w:tcBorders>
+              <w:top w:val="single" w:sz="4" w:space="0" w:color="auto"/>
+            </w:tcBorders>
+          </w:tcPr>
+          <w:p>
+            <w:pPr>
+              <w:spacing w:line="480" w:lineRule="auto"/>
+            </w:pPr>
+            <w:r>
+              <w:t>5.1</w:t>
+            </w:r>
+          </w:p>
+        </w:tc>
+        <w:tc>
+          <w:tcPr>
+            <w:tcW w:w="8180" w:type="dxa"/>
+            <w:tcBorders>
+              <w:top w:val="single" w:sz="4" w:space="0" w:color="auto"/>
+            </w:tcBorders>
+          </w:tcPr>
+          <w:p>
+            <w:pPr>
+              <w:spacing w:line="480" w:lineRule="auto"/>
+            </w:pPr>
+            <w:r>
+              <w:t xml:space="preserve">The implementation must reside at the state level per the geospatial design. </w:t>
+            </w:r>
+          </w:p>
+        </w:tc>
+      </w:tr>
+      <w:tr>
+        <w:tc>
+          <w:tcPr>
+            <w:tcW w:w="1170" w:type="dxa"/>
+          </w:tcPr>
+          <w:p>
+            <w:pPr>
+              <w:spacing w:line="480" w:lineRule="auto"/>
+            </w:pPr>
+            <w:r>
+              <w:t>5.2</w:t>
+            </w:r>
+          </w:p>
+        </w:tc>
+        <w:tc>
+          <w:tcPr>
+            <w:tcW w:w="8180" w:type="dxa"/>
+          </w:tcPr>
+          <w:p>
+            <w:pPr>
+              <w:spacing w:line="480" w:lineRule="auto"/>
+            </w:pPr>
+            <w:r>
+              <w:t>The minimum throughput is six transactions per second.</w:t>
+            </w:r>
+          </w:p>
+        </w:tc>
+      </w:tr>
+      <w:tr>
+        <w:tc>
+          <w:tcPr>
+            <w:tcW w:w="1170" w:type="dxa"/>
+          </w:tcPr>
+          <w:p>
+            <w:pPr>
+              <w:spacing w:line="480" w:lineRule="auto"/>
+            </w:pPr>
+            <w:r>
+              <w:t>5.3</w:t>
+            </w:r>
+          </w:p>
+        </w:tc>
+        <w:tc>
+          <w:tcPr>
+            <w:tcW w:w="8180" w:type="dxa"/>
+          </w:tcPr>
+          <w:p>
+            <w:pPr>
+              <w:spacing w:line="480" w:lineRule="auto"/>
+            </w:pPr>
+            <w:r>
+              <w:t xml:space="preserve">Each transaction must support the potential compliance requirements as documented in </w:t>
+            </w:r>
+            <w:r>
+              <w:fldChar w:fldCharType="begin"/>
+            </w:r>
+            <w:r>
+              <w:instrText xml:space="preserve"> REF _Ref202887661 \h </w:instrText>
+            </w:r>
+            <w:r>
+              <w:fldChar w:fldCharType="separate"/>
+            </w:r>
+            <w:r>
+              <w:rPr>
+                <w:b/>
+              </w:rPr>
+              <w:t xml:space="preserve">Table </w:t>
+            </w:r>
+            <w:r>
+              <w:rPr>
+                <w:b/>
+                <w:bCs/>
+                <w:noProof/>
+              </w:rPr>
+              <w:t>28</w:t>
+            </w:r>
+            <w:r>
+              <w:fldChar w:fldCharType="end"/>
+            </w:r>
+            <w:r>
+              <w:t xml:space="preserve">, </w:t>
+            </w:r>
+            <w:r>
+              <w:fldChar w:fldCharType="begin"/>
+            </w:r>
+            <w:r>
+              <w:instrText xml:space="preserve"> REF _Ref202889291 \h </w:instrText>
+            </w:r>
+            <w:r>
+              <w:fldChar w:fldCharType="separate"/>
+            </w:r>
+            <w:r>
+              <w:rPr>
+                <w:b/>
+              </w:rPr>
+              <w:t xml:space="preserve">Table </w:t>
+            </w:r>
+            <w:r>
+              <w:rPr>
+                <w:b/>
+                <w:bCs/>
+                <w:noProof/>
+              </w:rPr>
+              <w:t>29</w:t>
+            </w:r>
+            <w:r>
+              <w:fldChar w:fldCharType="end"/>
+            </w:r>
+            <w:r>
+              <w:t xml:space="preserve">, and </w:t>
+            </w:r>
+            <w:r>
+              <w:fldChar w:fldCharType="begin"/>
+            </w:r>
+            <w:r>
+              <w:instrText xml:space="preserve"> REF _Ref202889522 \h </w:instrText>
+            </w:r>
+            <w:r>
+              <w:fldChar w:fldCharType="separate"/>
+            </w:r>
+            <w:r>
+              <w:rPr>
+                <w:b/>
+              </w:rPr>
+              <w:t xml:space="preserve">Table </w:t>
+            </w:r>
+            <w:r>
+              <w:rPr>
+                <w:b/>
+                <w:bCs/>
+                <w:noProof/>
+              </w:rPr>
+              <w:t>30</w:t>
+            </w:r>
+            <w:r>
+              <w:fldChar w:fldCharType="end"/>
+            </w:r>
+            <w:r>
+              <w:t>.</w:t>
+            </w:r>
+          </w:p>
+        </w:tc>
+      </w:tr>
+      <w:tr>
+        <w:tc>
+          <w:tcPr>
+            <w:tcW w:w="1170" w:type="dxa"/>
+          </w:tcPr>
+          <w:p>
+            <w:pPr>
+              <w:spacing w:line="480" w:lineRule="auto"/>
+            </w:pPr>
+            <w:r>
+              <w:t>5.4</w:t>
+            </w:r>
+          </w:p>
+        </w:tc>
+        <w:tc>
+          <w:tcPr>
+            <w:tcW w:w="8180" w:type="dxa"/>
+          </w:tcPr>
+          <w:p>
+            <w:pPr>
+              <w:spacing w:line="480" w:lineRule="auto"/>
+            </w:pPr>
+            <w:r>
+              <w:t>The architecture must support a generic way of handling bonds.</w:t>
+            </w:r>
+          </w:p>
+        </w:tc>
+      </w:tr>
+      <w:tr>
+        <w:tc>
+          <w:tcPr>
+            <w:tcW w:w="1170" w:type="dxa"/>
+          </w:tcPr>
+          <w:p>
+            <w:pPr>
+              <w:spacing w:line="480" w:lineRule="auto"/>
+            </w:pPr>
+            <w:r>
+              <w:t>5.5</w:t>
+            </w:r>
+          </w:p>
+        </w:tc>
+        <w:tc>
+          <w:tcPr>
+            <w:tcW w:w="8180" w:type="dxa"/>
+          </w:tcPr>
+          <w:p>
+            <w:pPr>
+              <w:spacing w:line="480" w:lineRule="auto"/>
+            </w:pPr>
+            <w:r>
+              <w:t>The following attributes must be treated as personally identifiable information:</w:t>
+            </w:r>
+          </w:p>
+        </w:tc>
+      </w:tr>
+      <w:tr>
+        <w:tc>
+          <w:tcPr>
+            <w:tcW w:w="1170" w:type="dxa"/>
+          </w:tcPr>
+          <w:p>
+            <w:pPr>
+              <w:spacing w:line="480" w:lineRule="auto"/>
+            </w:pPr>
+            <w:r>
+              <w:t>5.5.1</w:t>
+            </w:r>
+          </w:p>
+        </w:tc>
+        <w:tc>
+          <w:tcPr>
+            <w:tcW w:w="8180" w:type="dxa"/>
+          </w:tcPr>
+          <w:p>
+            <w:pPr>
+              <w:spacing w:line="480" w:lineRule="auto"/>
+            </w:pPr>
+            <w:r>
+              <w:t>The name on the certificate of deposit.</w:t>
+            </w:r>
+          </w:p>
+        </w:tc>
+      </w:tr>
+      <w:tr>
+        <w:tc>
+          <w:tcPr>
+            <w:tcW w:w="1170" w:type="dxa"/>
+          </w:tcPr>
+          <w:p>
+            <w:pPr>
+              <w:spacing w:line="480" w:lineRule="auto"/>
+            </w:pPr>
+            <w:r>
+              <w:t>5.5.2</w:t>
+            </w:r>
+          </w:p>
+        </w:tc>
+        <w:tc>
+          <w:tcPr>
+            <w:tcW w:w="8180" w:type="dxa"/>
+          </w:tcPr>
+          <w:p>
+            <w:pPr>
+              <w:spacing w:line="480" w:lineRule="auto"/>
+            </w:pPr>
+            <w:r>
+              <w:t>The name on the insurance card.</w:t>
+            </w:r>
+          </w:p>
+        </w:tc>
+      </w:tr>
+      <w:tr>
+        <w:tc>
+          <w:tcPr>
+            <w:tcW w:w="1170" w:type="dxa"/>
+          </w:tcPr>
+          <w:p>
+            <w:pPr>
+              <w:spacing w:line="480" w:lineRule="auto"/>
+            </w:pPr>
+            <w:r>
+              <w:t>5.5.3</w:t>
+            </w:r>
+          </w:p>
+        </w:tc>
+        <w:tc>
+          <w:tcPr>
+            <w:tcW w:w="8180" w:type="dxa"/>
+          </w:tcPr>
+          <w:p>
+            <w:pPr>
+              <w:spacing w:line="480" w:lineRule="auto"/>
+            </w:pPr>
+            <w:r>
+              <w:t>The insurance policy number.</w:t>
+            </w:r>
+          </w:p>
+        </w:tc>
+      </w:tr>
+      <w:tr>
+        <w:tc>
+          <w:tcPr>
+            <w:tcW w:w="1170" w:type="dxa"/>
+          </w:tcPr>
+          <w:p>
+            <w:pPr>
+              <w:spacing w:line="480" w:lineRule="auto"/>
+            </w:pPr>
+            <w:r>
+              <w:t>5.5.4</w:t>
+            </w:r>
+          </w:p>
+        </w:tc>
+        <w:tc>
+          <w:tcPr>
+            <w:tcW w:w="8180" w:type="dxa"/>
+          </w:tcPr>
+          <w:p>
+            <w:pPr>
+              <w:spacing w:line="480" w:lineRule="auto"/>
+            </w:pPr>
+            <w:r>
+              <w:t>The name on the self-insurance certificate.</w:t>
+            </w:r>
+          </w:p>
+        </w:tc>
+      </w:tr>
+      <w:tr>
+        <w:tc>
+          <w:tcPr>
+            <w:tcW w:w="1170" w:type="dxa"/>
+          </w:tcPr>
+          <w:p>
+            <w:pPr>
+              <w:spacing w:line="480" w:lineRule="auto"/>
+            </w:pPr>
+            <w:r>
+              <w:t>5.5.5</w:t>
+            </w:r>
+          </w:p>
+        </w:tc>
+        <w:tc>
+          <w:tcPr>
+            <w:tcW w:w="8180" w:type="dxa"/>
+          </w:tcPr>
+          <w:p>
+            <w:pPr>
+              <w:spacing w:line="480" w:lineRule="auto"/>
+            </w:pPr>
+            <w:r>
+              <w:t>The business name on the self-insurance certificate.</w:t>
+            </w:r>
+          </w:p>
+        </w:tc>
+      </w:tr>
+      <w:tr>
+        <w:tc>
+          <w:tcPr>
+            <w:tcW w:w="1170" w:type="dxa"/>
+          </w:tcPr>
+          <w:p>
+            <w:pPr>
+              <w:spacing w:line="480" w:lineRule="auto"/>
+            </w:pPr>
+            <w:r>
+              <w:t>5.6</w:t>
+            </w:r>
+          </w:p>
+        </w:tc>
+        <w:tc>
+          <w:tcPr>
+            <w:tcW w:w="8180" w:type="dxa"/>
+          </w:tcPr>
+          <w:p>
+            <w:pPr>
+              <w:spacing w:line="480" w:lineRule="auto"/>
+            </w:pPr>
+            <w:r>
+              <w:t>The information specified in 5.5 must not be stored in clear text.</w:t>
+            </w:r>
+          </w:p>
+        </w:tc>
+      </w:tr>
+      <w:tr>
+        <w:tc>
+          <w:tcPr>
+            <w:tcW w:w="1170" w:type="dxa"/>
+          </w:tcPr>
+          <w:p>
+            <w:pPr>
+              <w:spacing w:line="480" w:lineRule="auto"/>
+            </w:pPr>
+            <w:r>
+              <w:t>5.7</w:t>
+            </w:r>
+          </w:p>
+        </w:tc>
+        <w:tc>
+          <w:tcPr>
+            <w:tcW w:w="8180" w:type="dxa"/>
+          </w:tcPr>
+          <w:p>
+            <w:pPr>
+              <w:spacing w:line="480" w:lineRule="auto"/>
+            </w:pPr>
+            <w:r>
+              <w:t>The transactions must be stored in a private data collection.</w:t>
+            </w:r>
+          </w:p>
+        </w:tc>
+      </w:tr>
+      <w:tr>
+        <w:tc>
+          <w:tcPr>
+            <w:tcW w:w="1170" w:type="dxa"/>
+          </w:tcPr>
+          <w:p>
+            <w:pPr>
+              <w:spacing w:line="480" w:lineRule="auto"/>
+            </w:pPr>
+            <w:r>
+              <w:t>5.8</w:t>
+            </w:r>
+          </w:p>
+        </w:tc>
+        <w:tc>
+          <w:tcPr>
+            <w:tcW w:w="8180" w:type="dxa"/>
+          </w:tcPr>
+          <w:p>
+            <w:pPr>
+              <w:spacing w:line="480" w:lineRule="auto"/>
+            </w:pPr>
+            <w:r>
+              <w:t>The private data collection permissions must:</w:t>
+            </w:r>
+          </w:p>
+        </w:tc>
+      </w:tr>
+      <w:tr>
+        <w:tc>
+          <w:tcPr>
+            <w:tcW w:w="1170" w:type="dxa"/>
+          </w:tcPr>
+          <w:p>
+            <w:pPr>
+              <w:spacing w:line="480" w:lineRule="auto"/>
+            </w:pPr>
+            <w:r>
+              <w:lastRenderedPageBreak/>
+              <w:t>5.8.1</w:t>
+            </w:r>
+          </w:p>
+        </w:tc>
+        <w:tc>
+          <w:tcPr>
+            <w:tcW w:w="8180" w:type="dxa"/>
+          </w:tcPr>
+          <w:p>
+            <w:pPr>
+              <w:spacing w:line="480" w:lineRule="auto"/>
+            </w:pPr>
+            <w:r>
+              <w:t>Give the state government read access to the data.</w:t>
+            </w:r>
+          </w:p>
+        </w:tc>
+      </w:tr>
+      <w:tr>
+        <w:tc>
+          <w:tcPr>
+            <w:tcW w:w="1170" w:type="dxa"/>
+          </w:tcPr>
+          <w:p>
+            <w:pPr>
+              <w:spacing w:line="480" w:lineRule="auto"/>
+            </w:pPr>
+            <w:r>
+              <w:t>5.8.2</w:t>
+            </w:r>
+          </w:p>
+        </w:tc>
+        <w:tc>
+          <w:tcPr>
+            <w:tcW w:w="8180" w:type="dxa"/>
+          </w:tcPr>
+          <w:p>
+            <w:pPr>
+              <w:spacing w:line="480" w:lineRule="auto"/>
+            </w:pPr>
+            <w:r>
+              <w:t>Give the state government write an entry.</w:t>
+            </w:r>
+          </w:p>
+        </w:tc>
+      </w:tr>
+      <w:tr>
+        <w:tc>
+          <w:tcPr>
+            <w:tcW w:w="1170" w:type="dxa"/>
+          </w:tcPr>
+          <w:p>
+            <w:pPr>
+              <w:spacing w:line="480" w:lineRule="auto"/>
+            </w:pPr>
+            <w:r>
+              <w:t>5.8.3</w:t>
+            </w:r>
+          </w:p>
+        </w:tc>
+        <w:tc>
+          <w:tcPr>
+            <w:tcW w:w="8180" w:type="dxa"/>
+          </w:tcPr>
+          <w:p>
+            <w:pPr>
+              <w:spacing w:line="480" w:lineRule="auto"/>
+            </w:pPr>
+            <w:r>
+              <w:t>Give the submitting organization read access to the data.</w:t>
+            </w:r>
+          </w:p>
+        </w:tc>
+      </w:tr>
+      <w:tr>
+        <w:tc>
+          <w:tcPr>
+            <w:tcW w:w="1170" w:type="dxa"/>
+          </w:tcPr>
+          <w:p>
+            <w:pPr>
+              <w:spacing w:line="480" w:lineRule="auto"/>
+            </w:pPr>
+            <w:r>
+              <w:t>5.8.4</w:t>
+            </w:r>
+          </w:p>
+        </w:tc>
+        <w:tc>
+          <w:tcPr>
+            <w:tcW w:w="8180" w:type="dxa"/>
+          </w:tcPr>
+          <w:p>
+            <w:pPr>
+              <w:spacing w:line="480" w:lineRule="auto"/>
+            </w:pPr>
+            <w:r>
+              <w:t>Allow the submitting organization to write an entry.</w:t>
+            </w:r>
+          </w:p>
+        </w:tc>
+      </w:tr>
+      <w:tr>
+        <w:tc>
+          <w:tcPr>
+            <w:tcW w:w="1170" w:type="dxa"/>
+          </w:tcPr>
+          <w:p>
+            <w:pPr>
+              <w:spacing w:line="480" w:lineRule="auto"/>
+            </w:pPr>
+            <w:r>
+              <w:t>5.8.5</w:t>
+            </w:r>
+          </w:p>
+        </w:tc>
+        <w:tc>
+          <w:tcPr>
+            <w:tcW w:w="8180" w:type="dxa"/>
+          </w:tcPr>
+          <w:p>
+            <w:pPr>
+              <w:spacing w:line="480" w:lineRule="auto"/>
+            </w:pPr>
+            <w:r>
+              <w:t>Allow authorized participants to view the transaction (including the insured).</w:t>
+            </w:r>
+          </w:p>
+        </w:tc>
+      </w:tr>
+      <w:tr>
+        <w:tc>
+          <w:tcPr>
+            <w:tcW w:w="1170" w:type="dxa"/>
+          </w:tcPr>
+          <w:p>
+            <w:pPr>
+              <w:spacing w:line="480" w:lineRule="auto"/>
+            </w:pPr>
+            <w:r>
+              <w:t>5.9</w:t>
+            </w:r>
+          </w:p>
+        </w:tc>
+        <w:tc>
+          <w:tcPr>
+            <w:tcW w:w="8180" w:type="dxa"/>
+          </w:tcPr>
+          <w:p>
+            <w:pPr>
+              <w:spacing w:line="480" w:lineRule="auto"/>
+            </w:pPr>
+            <w:r>
+              <w:t>The private data collection may:</w:t>
+            </w:r>
+          </w:p>
+        </w:tc>
+      </w:tr>
+      <w:tr>
+        <w:tc>
+          <w:tcPr>
+            <w:tcW w:w="1170" w:type="dxa"/>
+          </w:tcPr>
+          <w:p>
+            <w:pPr>
+              <w:spacing w:line="480" w:lineRule="auto"/>
+            </w:pPr>
+            <w:r>
+              <w:t>5.9.1</w:t>
+            </w:r>
+          </w:p>
+        </w:tc>
+        <w:tc>
+          <w:tcPr>
+            <w:tcW w:w="8180" w:type="dxa"/>
+          </w:tcPr>
+          <w:p>
+            <w:pPr>
+              <w:spacing w:line="480" w:lineRule="auto"/>
+            </w:pPr>
+            <w:r>
+              <w:t>Grant read access may be granted to other parties.</w:t>
+            </w:r>
+          </w:p>
+        </w:tc>
+      </w:tr>
+      <w:tr>
+        <w:tc>
+          <w:tcPr>
+            <w:tcW w:w="1170" w:type="dxa"/>
+          </w:tcPr>
+          <w:p>
+            <w:pPr>
+              <w:spacing w:line="480" w:lineRule="auto"/>
+            </w:pPr>
+            <w:r>
+              <w:t>5.10</w:t>
+            </w:r>
+          </w:p>
+        </w:tc>
+        <w:tc>
+          <w:tcPr>
+            <w:tcW w:w="8180" w:type="dxa"/>
+          </w:tcPr>
+          <w:p>
+            <w:pPr>
+              <w:spacing w:line="480" w:lineRule="auto"/>
+            </w:pPr>
+            <w:r>
+              <w:t>The chaincode must:</w:t>
+            </w:r>
+          </w:p>
+        </w:tc>
+      </w:tr>
+      <w:tr>
+        <w:tc>
+          <w:tcPr>
+            <w:tcW w:w="1170" w:type="dxa"/>
+          </w:tcPr>
+          <w:p>
+            <w:pPr>
+              <w:spacing w:line="480" w:lineRule="auto"/>
+            </w:pPr>
+            <w:r>
+              <w:t>5.10.1</w:t>
+            </w:r>
+          </w:p>
+        </w:tc>
+        <w:tc>
+          <w:tcPr>
+            <w:tcW w:w="8180" w:type="dxa"/>
+          </w:tcPr>
+          <w:p>
+            <w:pPr>
+              <w:spacing w:line="480" w:lineRule="auto"/>
+            </w:pPr>
+            <w:r>
+              <w:t>Verify and validate that the request is valid and that the required information is provided.</w:t>
+            </w:r>
+          </w:p>
+        </w:tc>
+      </w:tr>
+      <w:tr>
+        <w:tc>
+          <w:tcPr>
+            <w:tcW w:w="1170" w:type="dxa"/>
+          </w:tcPr>
+          <w:p>
+            <w:pPr>
+              <w:spacing w:line="480" w:lineRule="auto"/>
+            </w:pPr>
+            <w:r>
+              <w:t>5.10.2</w:t>
+            </w:r>
+          </w:p>
+        </w:tc>
+        <w:tc>
+          <w:tcPr>
+            <w:tcW w:w="8180" w:type="dxa"/>
+          </w:tcPr>
+          <w:p>
+            <w:pPr>
+              <w:spacing w:line="480" w:lineRule="auto"/>
+            </w:pPr>
+            <w:r>
+              <w:t>If the request is invalid, reject the request.</w:t>
+            </w:r>
+          </w:p>
+        </w:tc>
+      </w:tr>
+      <w:tr>
+        <w:tc>
+          <w:tcPr>
+            <w:tcW w:w="1170" w:type="dxa"/>
+          </w:tcPr>
+          <w:p>
+            <w:pPr>
+              <w:spacing w:line="480" w:lineRule="auto"/>
+            </w:pPr>
+            <w:r>
+              <w:t>5.10.3</w:t>
+            </w:r>
+          </w:p>
+        </w:tc>
+        <w:tc>
+          <w:tcPr>
+            <w:tcW w:w="8180" w:type="dxa"/>
+          </w:tcPr>
+          <w:p>
+            <w:pPr>
+              <w:spacing w:line="480" w:lineRule="auto"/>
+            </w:pPr>
+            <w:r>
+              <w:t>Allow authorized participants to retrieve an entry.</w:t>
+            </w:r>
+          </w:p>
+        </w:tc>
+      </w:tr>
+      <w:tr>
+        <w:tc>
+          <w:tcPr>
+            <w:tcW w:w="1170" w:type="dxa"/>
+          </w:tcPr>
+          <w:p>
+            <w:pPr>
+              <w:spacing w:line="480" w:lineRule="auto"/>
+            </w:pPr>
+            <w:r>
+              <w:t>5.10.4</w:t>
+            </w:r>
+          </w:p>
+        </w:tc>
+        <w:tc>
+          <w:tcPr>
+            <w:tcW w:w="8180" w:type="dxa"/>
+          </w:tcPr>
+          <w:p>
+            <w:pPr>
+              <w:spacing w:line="480" w:lineRule="auto"/>
+            </w:pPr>
+            <w:r>
+              <w:t>Allow authorized participants to write an entry.</w:t>
+            </w:r>
+          </w:p>
+        </w:tc>
+      </w:tr>
+      <w:tr>
+        <w:tc>
+          <w:tcPr>
+            <w:tcW w:w="1170" w:type="dxa"/>
+          </w:tcPr>
+          <w:p>
+            <w:pPr>
+              <w:spacing w:line="480" w:lineRule="auto"/>
+            </w:pPr>
+            <w:r>
+              <w:t>5.11</w:t>
+            </w:r>
+          </w:p>
+        </w:tc>
+        <w:tc>
+          <w:tcPr>
+            <w:tcW w:w="8180" w:type="dxa"/>
+          </w:tcPr>
+          <w:p>
+            <w:pPr>
+              <w:spacing w:line="480" w:lineRule="auto"/>
+            </w:pPr>
+            <w:r>
+              <w:t>Access to a user’s financial responsibility must be logged.</w:t>
+            </w:r>
+          </w:p>
+        </w:tc>
+      </w:tr>
+      <w:tr>
+        <w:tc>
+          <w:tcPr>
+            <w:tcW w:w="1170" w:type="dxa"/>
+          </w:tcPr>
+          <w:p>
+            <w:pPr>
+              <w:spacing w:line="480" w:lineRule="auto"/>
+            </w:pPr>
+            <w:r>
+              <w:t>5.11.1</w:t>
+            </w:r>
+          </w:p>
+        </w:tc>
+        <w:tc>
+          <w:tcPr>
+            <w:tcW w:w="8180" w:type="dxa"/>
+          </w:tcPr>
+          <w:p>
+            <w:pPr>
+              <w:spacing w:line="480" w:lineRule="auto"/>
+            </w:pPr>
+            <w:r>
+              <w:t>The data requested must be temporarily written to a private data collection.</w:t>
+            </w:r>
+          </w:p>
+        </w:tc>
+      </w:tr>
+      <w:tr>
+        <w:tc>
+          <w:tcPr>
+            <w:tcW w:w="1170" w:type="dxa"/>
+          </w:tcPr>
+          <w:p>
+            <w:pPr>
+              <w:spacing w:line="480" w:lineRule="auto"/>
+            </w:pPr>
+            <w:r>
+              <w:t>5.11.2</w:t>
+            </w:r>
+          </w:p>
+        </w:tc>
+        <w:tc>
+          <w:tcPr>
+            <w:tcW w:w="8180" w:type="dxa"/>
+          </w:tcPr>
+          <w:p>
+            <w:pPr>
+              <w:spacing w:line="480" w:lineRule="auto"/>
+            </w:pPr>
+            <w:r>
+              <w:t>The temporary data must expire after 24 hours.</w:t>
+            </w:r>
+          </w:p>
+        </w:tc>
+      </w:tr>
+    </w:tbl>
+    <w:p/>
+    <w:p/>
+    <w:p>
+      <w:pPr>
+        <w:pStyle w:val="Caption"/>
+        <w:spacing w:before="0" w:line="480" w:lineRule="auto"/>
+        <w:jc w:val="left"/>
+      </w:pPr>
+      <w:r>
+        <w:rPr>
+          <w:i/>
+          <w:iCs/>
+        </w:rPr>
+        <w:t>Comprehensive Requirements for the Licensing Use Case</w:t>
+      </w:r>
+    </w:p>
+    <w:tbl>
+      <w:tblPr>
+        <w:tblStyle w:val="TableGrid"/>
+        <w:tblW w:w="0" w:type="auto"/>
+        <w:tblBorders>
+          <w:left w:val="none" w:sz="0" w:space="0" w:color="auto"/>
+          <w:right w:val="none" w:sz="0" w:space="0" w:color="auto"/>
+          <w:insideH w:val="none" w:sz="0" w:space="0" w:color="auto"/>
+          <w:insideV w:val="none" w:sz="0" w:space="0" w:color="auto"/>
+        </w:tblBorders>
+        <w:tblLook w:val="04A0" w:firstRow="1" w:lastRow="0" w:firstColumn="1" w:lastColumn="0" w:noHBand="0" w:noVBand="1"/>
+      </w:tblPr>
+      <w:tblGrid>
+        <w:gridCol w:w="1170"/>
+        <w:gridCol w:w="8180"/>
+      </w:tblGrid>
+      <w:tr>
+        <w:trPr>
+          <w:tblHeader/>
+        </w:trPr>
+        <w:tc>
+          <w:tcPr>
+            <w:tcW w:w="1170" w:type="dxa"/>
+            <w:tcBorders>
+              <w:top w:val="single" w:sz="4" w:space="0" w:color="auto"/>
+              <w:bottom w:val="single" w:sz="4" w:space="0" w:color="auto"/>
+            </w:tcBorders>
+          </w:tcPr>
+          <w:p>
+            <w:pPr>
+              <w:spacing w:line="480" w:lineRule="auto"/>
+            </w:pPr>
+            <w:r>
+              <w:t>ID</w:t>
+            </w:r>
+          </w:p>
+        </w:tc>
+        <w:tc>
+          <w:tcPr>
+            <w:tcW w:w="8180" w:type="dxa"/>
+            <w:tcBorders>
+              <w:top w:val="single" w:sz="4" w:space="0" w:color="auto"/>
+              <w:bottom w:val="single" w:sz="4" w:space="0" w:color="auto"/>
+            </w:tcBorders>
+          </w:tcPr>
+          <w:p>
+            <w:pPr>
+              <w:spacing w:line="480" w:lineRule="auto"/>
+            </w:pPr>
+            <w:r>
+              <w:t>Requirement</w:t>
+            </w:r>
+          </w:p>
+        </w:tc>
+      </w:tr>
+      <w:tr>
+        <w:tc>
+          <w:tcPr>
+            <w:tcW w:w="1170" w:type="dxa"/>
+            <w:tcBorders>
+              <w:top w:val="single" w:sz="4" w:space="0" w:color="auto"/>
+            </w:tcBorders>
+          </w:tcPr>
+          <w:p>
+            <w:pPr>
+              <w:spacing w:line="480" w:lineRule="auto"/>
+            </w:pPr>
+            <w:r>
+              <w:t>6.1</w:t>
+            </w:r>
+          </w:p>
+        </w:tc>
+        <w:tc>
+          <w:tcPr>
+            <w:tcW w:w="8180" w:type="dxa"/>
+            <w:tcBorders>
+              <w:top w:val="single" w:sz="4" w:space="0" w:color="auto"/>
+            </w:tcBorders>
+          </w:tcPr>
+          <w:p>
+            <w:pPr>
+              <w:spacing w:line="480" w:lineRule="auto"/>
+            </w:pPr>
+            <w:r>
+              <w:t>The implementation must reside at the state level per the geospatial design.</w:t>
+            </w:r>
+          </w:p>
+        </w:tc>
+      </w:tr>
+      <w:tr>
+        <w:tc>
+          <w:tcPr>
+            <w:tcW w:w="1170" w:type="dxa"/>
+          </w:tcPr>
+          <w:p>
+            <w:pPr>
+              <w:spacing w:line="480" w:lineRule="auto"/>
+            </w:pPr>
+            <w:r>
+              <w:t>6.2</w:t>
+            </w:r>
+          </w:p>
+        </w:tc>
+        <w:tc>
+          <w:tcPr>
+            <w:tcW w:w="8180" w:type="dxa"/>
+          </w:tcPr>
+          <w:p>
+            <w:pPr>
+              <w:spacing w:line="480" w:lineRule="auto"/>
+            </w:pPr>
+            <w:r>
+              <w:t>The minimum throughput is four transactions per second.</w:t>
+            </w:r>
+          </w:p>
+        </w:tc>
+      </w:tr>
+      <w:tr>
+        <w:tc>
+          <w:tcPr>
+            <w:tcW w:w="1170" w:type="dxa"/>
+          </w:tcPr>
+          <w:p>
+            <w:pPr>
+              <w:spacing w:line="480" w:lineRule="auto"/>
+            </w:pPr>
+            <w:r>
+              <w:lastRenderedPageBreak/>
+              <w:t>6.3</w:t>
+            </w:r>
+          </w:p>
+        </w:tc>
+        <w:tc>
+          <w:tcPr>
+            <w:tcW w:w="8180" w:type="dxa"/>
+          </w:tcPr>
+          <w:p>
+            <w:pPr>
+              <w:spacing w:line="480" w:lineRule="auto"/>
+            </w:pPr>
+            <w:r>
+              <w:t xml:space="preserve">Each transaction must support the potential compliance requirements as documented in </w:t>
+            </w:r>
+            <w:r>
+              <w:fldChar w:fldCharType="begin"/>
+            </w:r>
+            <w:r>
+              <w:instrText xml:space="preserve"> REF _Ref202890631 \h </w:instrText>
+            </w:r>
+            <w:r>
+              <w:fldChar w:fldCharType="separate"/>
+            </w:r>
+            <w:r>
+              <w:rPr>
+                <w:b/>
+              </w:rPr>
+              <w:t xml:space="preserve">Table </w:t>
+            </w:r>
+            <w:r>
+              <w:rPr>
+                <w:b/>
+                <w:bCs/>
+                <w:noProof/>
+              </w:rPr>
+              <w:t>31</w:t>
+            </w:r>
+            <w:r>
+              <w:fldChar w:fldCharType="end"/>
+            </w:r>
+            <w:r>
+              <w:t>.</w:t>
+            </w:r>
+          </w:p>
+        </w:tc>
+      </w:tr>
+      <w:tr>
+        <w:tc>
+          <w:tcPr>
+            <w:tcW w:w="1170" w:type="dxa"/>
+          </w:tcPr>
+          <w:p>
+            <w:pPr>
+              <w:spacing w:line="480" w:lineRule="auto"/>
+            </w:pPr>
+            <w:r>
+              <w:t>6.4</w:t>
+            </w:r>
+          </w:p>
+        </w:tc>
+        <w:tc>
+          <w:tcPr>
+            <w:tcW w:w="8180" w:type="dxa"/>
+          </w:tcPr>
+          <w:p>
+            <w:pPr>
+              <w:spacing w:line="480" w:lineRule="auto"/>
+            </w:pPr>
+            <w:r>
+              <w:t>The following attributes must be treated as personally identifiable information:</w:t>
+            </w:r>
+          </w:p>
+        </w:tc>
+      </w:tr>
+      <w:tr>
+        <w:tc>
+          <w:tcPr>
+            <w:tcW w:w="1170" w:type="dxa"/>
+          </w:tcPr>
+          <w:p>
+            <w:pPr>
+              <w:spacing w:line="480" w:lineRule="auto"/>
+            </w:pPr>
+            <w:r>
+              <w:t>6.4.1</w:t>
+            </w:r>
+          </w:p>
+        </w:tc>
+        <w:tc>
+          <w:tcPr>
+            <w:tcW w:w="8180" w:type="dxa"/>
+          </w:tcPr>
+          <w:p>
+            <w:pPr>
+              <w:spacing w:line="480" w:lineRule="auto"/>
+            </w:pPr>
+            <w:r>
+              <w:t>The license number.</w:t>
+            </w:r>
+          </w:p>
+        </w:tc>
+      </w:tr>
+      <w:tr>
+        <w:tc>
+          <w:tcPr>
+            <w:tcW w:w="1170" w:type="dxa"/>
+          </w:tcPr>
+          <w:p>
+            <w:pPr>
+              <w:spacing w:line="480" w:lineRule="auto"/>
+            </w:pPr>
+            <w:r>
+              <w:t>6.4.2</w:t>
+            </w:r>
+          </w:p>
+        </w:tc>
+        <w:tc>
+          <w:tcPr>
+            <w:tcW w:w="8180" w:type="dxa"/>
+          </w:tcPr>
+          <w:p>
+            <w:pPr>
+              <w:spacing w:line="480" w:lineRule="auto"/>
+            </w:pPr>
+            <w:r>
+              <w:t>The licensee’s photohraph.</w:t>
+            </w:r>
+          </w:p>
+        </w:tc>
+      </w:tr>
+      <w:tr>
+        <w:tc>
+          <w:tcPr>
+            <w:tcW w:w="1170" w:type="dxa"/>
+          </w:tcPr>
+          <w:p>
+            <w:pPr>
+              <w:spacing w:line="480" w:lineRule="auto"/>
+            </w:pPr>
+            <w:r>
+              <w:t>6.4.3</w:t>
+            </w:r>
+          </w:p>
+        </w:tc>
+        <w:tc>
+          <w:tcPr>
+            <w:tcW w:w="8180" w:type="dxa"/>
+          </w:tcPr>
+          <w:p>
+            <w:pPr>
+              <w:spacing w:line="480" w:lineRule="auto"/>
+            </w:pPr>
+            <w:r>
+              <w:t>The licensee’s name.</w:t>
+            </w:r>
+          </w:p>
+        </w:tc>
+      </w:tr>
+      <w:tr>
+        <w:tc>
+          <w:tcPr>
+            <w:tcW w:w="1170" w:type="dxa"/>
+          </w:tcPr>
+          <w:p>
+            <w:pPr>
+              <w:spacing w:line="480" w:lineRule="auto"/>
+            </w:pPr>
+            <w:r>
+              <w:t>6.4.4</w:t>
+            </w:r>
+          </w:p>
+        </w:tc>
+        <w:tc>
+          <w:tcPr>
+            <w:tcW w:w="8180" w:type="dxa"/>
+          </w:tcPr>
+          <w:p>
+            <w:pPr>
+              <w:spacing w:line="480" w:lineRule="auto"/>
+            </w:pPr>
+            <w:r>
+              <w:t>The licensee’s address.</w:t>
+            </w:r>
+          </w:p>
+        </w:tc>
+      </w:tr>
+      <w:tr>
+        <w:tc>
+          <w:tcPr>
+            <w:tcW w:w="1170" w:type="dxa"/>
+          </w:tcPr>
+          <w:p>
+            <w:pPr>
+              <w:spacing w:line="480" w:lineRule="auto"/>
+            </w:pPr>
+            <w:r>
+              <w:t>6.4.5</w:t>
+            </w:r>
+          </w:p>
+        </w:tc>
+        <w:tc>
+          <w:tcPr>
+            <w:tcW w:w="8180" w:type="dxa"/>
+          </w:tcPr>
+          <w:p>
+            <w:pPr>
+              <w:spacing w:line="480" w:lineRule="auto"/>
+            </w:pPr>
+            <w:r>
+              <w:t>The licensee’s birthdate.</w:t>
+            </w:r>
+          </w:p>
+        </w:tc>
+      </w:tr>
+      <w:tr>
+        <w:tc>
+          <w:tcPr>
+            <w:tcW w:w="1170" w:type="dxa"/>
+          </w:tcPr>
+          <w:p>
+            <w:pPr>
+              <w:spacing w:line="480" w:lineRule="auto"/>
+            </w:pPr>
+            <w:r>
+              <w:t>6.4.6</w:t>
+            </w:r>
+          </w:p>
+        </w:tc>
+        <w:tc>
+          <w:tcPr>
+            <w:tcW w:w="8180" w:type="dxa"/>
+          </w:tcPr>
+          <w:p>
+            <w:pPr>
+              <w:spacing w:line="480" w:lineRule="auto"/>
+            </w:pPr>
+            <w:r>
+              <w:t>The licensee’s signature.</w:t>
+            </w:r>
+          </w:p>
+        </w:tc>
+      </w:tr>
+      <w:tr>
+        <w:tc>
+          <w:tcPr>
+            <w:tcW w:w="1170" w:type="dxa"/>
+          </w:tcPr>
+          <w:p>
+            <w:pPr>
+              <w:spacing w:line="480" w:lineRule="auto"/>
+            </w:pPr>
+            <w:r>
+              <w:t>6.4.7</w:t>
+            </w:r>
+          </w:p>
+        </w:tc>
+        <w:tc>
+          <w:tcPr>
+            <w:tcW w:w="8180" w:type="dxa"/>
+          </w:tcPr>
+          <w:p>
+            <w:pPr>
+              <w:spacing w:line="480" w:lineRule="auto"/>
+            </w:pPr>
+            <w:r>
+              <w:t>The description of the licensee.</w:t>
+            </w:r>
+          </w:p>
+        </w:tc>
+      </w:tr>
+      <w:tr>
+        <w:tc>
+          <w:tcPr>
+            <w:tcW w:w="1170" w:type="dxa"/>
+          </w:tcPr>
+          <w:p>
+            <w:pPr>
+              <w:spacing w:line="480" w:lineRule="auto"/>
+            </w:pPr>
+            <w:r>
+              <w:t>6.5</w:t>
+            </w:r>
+          </w:p>
+        </w:tc>
+        <w:tc>
+          <w:tcPr>
+            <w:tcW w:w="8180" w:type="dxa"/>
+          </w:tcPr>
+          <w:p>
+            <w:pPr>
+              <w:spacing w:line="480" w:lineRule="auto"/>
+            </w:pPr>
+            <w:r>
+              <w:t>The information specified in 6.4 must not be stored in clear text.</w:t>
+            </w:r>
+          </w:p>
+        </w:tc>
+      </w:tr>
+      <w:tr>
+        <w:tc>
+          <w:tcPr>
+            <w:tcW w:w="1170" w:type="dxa"/>
+          </w:tcPr>
+          <w:p>
+            <w:pPr>
+              <w:spacing w:line="480" w:lineRule="auto"/>
+            </w:pPr>
+            <w:r>
+              <w:t>6.6</w:t>
+            </w:r>
+          </w:p>
+        </w:tc>
+        <w:tc>
+          <w:tcPr>
+            <w:tcW w:w="8180" w:type="dxa"/>
+          </w:tcPr>
+          <w:p>
+            <w:pPr>
+              <w:spacing w:line="480" w:lineRule="auto"/>
+            </w:pPr>
+            <w:r>
+              <w:t>The transactions must be stored in a private data collection.</w:t>
+            </w:r>
+          </w:p>
+        </w:tc>
+      </w:tr>
+      <w:tr>
+        <w:tc>
+          <w:tcPr>
+            <w:tcW w:w="1170" w:type="dxa"/>
+          </w:tcPr>
+          <w:p>
+            <w:pPr>
+              <w:spacing w:line="480" w:lineRule="auto"/>
+            </w:pPr>
+            <w:r>
+              <w:t>6.7</w:t>
+            </w:r>
+          </w:p>
+        </w:tc>
+        <w:tc>
+          <w:tcPr>
+            <w:tcW w:w="8180" w:type="dxa"/>
+          </w:tcPr>
+          <w:p>
+            <w:pPr>
+              <w:spacing w:line="480" w:lineRule="auto"/>
+            </w:pPr>
+            <w:r>
+              <w:t>The private data collection permissions must:</w:t>
+            </w:r>
+          </w:p>
+        </w:tc>
+      </w:tr>
+      <w:tr>
+        <w:tc>
+          <w:tcPr>
+            <w:tcW w:w="1170" w:type="dxa"/>
+          </w:tcPr>
+          <w:p>
+            <w:pPr>
+              <w:spacing w:line="480" w:lineRule="auto"/>
+            </w:pPr>
+            <w:r>
+              <w:t>6.7.1</w:t>
+            </w:r>
+          </w:p>
+        </w:tc>
+        <w:tc>
+          <w:tcPr>
+            <w:tcW w:w="8180" w:type="dxa"/>
+          </w:tcPr>
+          <w:p>
+            <w:pPr>
+              <w:spacing w:line="480" w:lineRule="auto"/>
+            </w:pPr>
+            <w:r>
+              <w:t>Give the state government read access to the data.</w:t>
+            </w:r>
+          </w:p>
+        </w:tc>
+      </w:tr>
+      <w:tr>
+        <w:tc>
+          <w:tcPr>
+            <w:tcW w:w="1170" w:type="dxa"/>
+          </w:tcPr>
+          <w:p>
+            <w:pPr>
+              <w:spacing w:line="480" w:lineRule="auto"/>
+            </w:pPr>
+            <w:r>
+              <w:t>6.7.2</w:t>
+            </w:r>
+          </w:p>
+        </w:tc>
+        <w:tc>
+          <w:tcPr>
+            <w:tcW w:w="8180" w:type="dxa"/>
+          </w:tcPr>
+          <w:p>
+            <w:pPr>
+              <w:spacing w:line="480" w:lineRule="auto"/>
+            </w:pPr>
+            <w:r>
+              <w:t>Give the state government write an entry.</w:t>
+            </w:r>
+          </w:p>
+        </w:tc>
+      </w:tr>
+      <w:tr>
+        <w:tc>
+          <w:tcPr>
+            <w:tcW w:w="1170" w:type="dxa"/>
+          </w:tcPr>
+          <w:p>
+            <w:pPr>
+              <w:spacing w:line="480" w:lineRule="auto"/>
+            </w:pPr>
+            <w:r>
+              <w:t>6.7.3</w:t>
+            </w:r>
+          </w:p>
+        </w:tc>
+        <w:tc>
+          <w:tcPr>
+            <w:tcW w:w="8180" w:type="dxa"/>
+          </w:tcPr>
+          <w:p>
+            <w:pPr>
+              <w:spacing w:line="480" w:lineRule="auto"/>
+            </w:pPr>
+            <w:r>
+              <w:t>Allow authorized participants to view the transaction (including the licensee).</w:t>
+            </w:r>
+          </w:p>
+        </w:tc>
+      </w:tr>
+      <w:tr>
+        <w:tc>
+          <w:tcPr>
+            <w:tcW w:w="1170" w:type="dxa"/>
+          </w:tcPr>
+          <w:p>
+            <w:pPr>
+              <w:spacing w:line="480" w:lineRule="auto"/>
+            </w:pPr>
+            <w:r>
+              <w:t>6.8</w:t>
+            </w:r>
+          </w:p>
+        </w:tc>
+        <w:tc>
+          <w:tcPr>
+            <w:tcW w:w="8180" w:type="dxa"/>
+          </w:tcPr>
+          <w:p>
+            <w:pPr>
+              <w:spacing w:line="480" w:lineRule="auto"/>
+            </w:pPr>
+            <w:r>
+              <w:t>The private data collection may:</w:t>
+            </w:r>
+          </w:p>
+        </w:tc>
+      </w:tr>
+      <w:tr>
+        <w:tc>
+          <w:tcPr>
+            <w:tcW w:w="1170" w:type="dxa"/>
+          </w:tcPr>
+          <w:p>
+            <w:pPr>
+              <w:spacing w:line="480" w:lineRule="auto"/>
+            </w:pPr>
+            <w:r>
+              <w:t>6.8.1</w:t>
+            </w:r>
+          </w:p>
+        </w:tc>
+        <w:tc>
+          <w:tcPr>
+            <w:tcW w:w="8180" w:type="dxa"/>
+          </w:tcPr>
+          <w:p>
+            <w:pPr>
+              <w:spacing w:line="480" w:lineRule="auto"/>
+            </w:pPr>
+            <w:r>
+              <w:t>Grant read access may be granted to other parties.</w:t>
+            </w:r>
+          </w:p>
+        </w:tc>
+      </w:tr>
+      <w:tr>
+        <w:tc>
+          <w:tcPr>
+            <w:tcW w:w="1170" w:type="dxa"/>
+          </w:tcPr>
+          <w:p>
+            <w:pPr>
+              <w:spacing w:line="480" w:lineRule="auto"/>
+            </w:pPr>
+            <w:r>
+              <w:t>6.9</w:t>
+            </w:r>
+          </w:p>
+        </w:tc>
+        <w:tc>
+          <w:tcPr>
+            <w:tcW w:w="8180" w:type="dxa"/>
+          </w:tcPr>
+          <w:p>
+            <w:pPr>
+              <w:spacing w:line="480" w:lineRule="auto"/>
+            </w:pPr>
+            <w:r>
+              <w:t>The chaincode must:</w:t>
+            </w:r>
+          </w:p>
+        </w:tc>
+      </w:tr>
+      <w:tr>
+        <w:tc>
+          <w:tcPr>
+            <w:tcW w:w="1170" w:type="dxa"/>
+          </w:tcPr>
+          <w:p>
+            <w:pPr>
+              <w:spacing w:line="480" w:lineRule="auto"/>
+            </w:pPr>
+            <w:r>
+              <w:t>6.9.1</w:t>
+            </w:r>
+          </w:p>
+        </w:tc>
+        <w:tc>
+          <w:tcPr>
+            <w:tcW w:w="8180" w:type="dxa"/>
+          </w:tcPr>
+          <w:p>
+            <w:pPr>
+              <w:spacing w:line="480" w:lineRule="auto"/>
+            </w:pPr>
+            <w:r>
+              <w:t>Verify and validate that the request is valid and that the required information is provided.</w:t>
+            </w:r>
+          </w:p>
+        </w:tc>
+      </w:tr>
+      <w:tr>
+        <w:tc>
+          <w:tcPr>
+            <w:tcW w:w="1170" w:type="dxa"/>
+          </w:tcPr>
+          <w:p>
+            <w:pPr>
+              <w:spacing w:line="480" w:lineRule="auto"/>
+            </w:pPr>
+            <w:r>
+              <w:t>6.9.2</w:t>
+            </w:r>
+          </w:p>
+        </w:tc>
+        <w:tc>
+          <w:tcPr>
+            <w:tcW w:w="8180" w:type="dxa"/>
+          </w:tcPr>
+          <w:p>
+            <w:pPr>
+              <w:spacing w:line="480" w:lineRule="auto"/>
+            </w:pPr>
+            <w:r>
+              <w:t>If the request is invalid, reject the request.</w:t>
+            </w:r>
+          </w:p>
+        </w:tc>
+      </w:tr>
+      <w:tr>
+        <w:tc>
+          <w:tcPr>
+            <w:tcW w:w="1170" w:type="dxa"/>
+          </w:tcPr>
+          <w:p>
+            <w:pPr>
+              <w:spacing w:line="480" w:lineRule="auto"/>
+            </w:pPr>
+            <w:r>
+              <w:lastRenderedPageBreak/>
+              <w:t>6.9.3</w:t>
+            </w:r>
+          </w:p>
+        </w:tc>
+        <w:tc>
+          <w:tcPr>
+            <w:tcW w:w="8180" w:type="dxa"/>
+          </w:tcPr>
+          <w:p>
+            <w:pPr>
+              <w:spacing w:line="480" w:lineRule="auto"/>
+            </w:pPr>
+            <w:r>
+              <w:t>Allow authorized participants to retrieve an entry.</w:t>
+            </w:r>
+          </w:p>
+        </w:tc>
+      </w:tr>
+      <w:tr>
+        <w:tc>
+          <w:tcPr>
+            <w:tcW w:w="1170" w:type="dxa"/>
+          </w:tcPr>
+          <w:p>
+            <w:pPr>
+              <w:spacing w:line="480" w:lineRule="auto"/>
+            </w:pPr>
+            <w:r>
+              <w:t>6.9.4</w:t>
+            </w:r>
+          </w:p>
+        </w:tc>
+        <w:tc>
+          <w:tcPr>
+            <w:tcW w:w="8180" w:type="dxa"/>
+          </w:tcPr>
+          <w:p>
+            <w:pPr>
+              <w:spacing w:line="480" w:lineRule="auto"/>
+            </w:pPr>
+            <w:r>
+              <w:t>Allow authorized participants to write an entry.</w:t>
+            </w:r>
+          </w:p>
+        </w:tc>
+      </w:tr>
+      <w:tr>
+        <w:tc>
+          <w:tcPr>
+            <w:tcW w:w="1170" w:type="dxa"/>
+          </w:tcPr>
+          <w:p>
+            <w:pPr>
+              <w:spacing w:line="480" w:lineRule="auto"/>
+            </w:pPr>
+            <w:r>
+              <w:t>6.10</w:t>
+            </w:r>
+          </w:p>
+        </w:tc>
+        <w:tc>
+          <w:tcPr>
+            <w:tcW w:w="8180" w:type="dxa"/>
+          </w:tcPr>
+          <w:p>
+            <w:pPr>
+              <w:spacing w:line="480" w:lineRule="auto"/>
+            </w:pPr>
+            <w:r>
+              <w:t>Access to a user’s financial responsibility must be logged.</w:t>
+            </w:r>
+          </w:p>
+        </w:tc>
+      </w:tr>
+      <w:tr>
+        <w:tc>
+          <w:tcPr>
+            <w:tcW w:w="1170" w:type="dxa"/>
+          </w:tcPr>
+          <w:p>
+            <w:pPr>
+              <w:spacing w:line="480" w:lineRule="auto"/>
+            </w:pPr>
+            <w:r>
+              <w:t>6.10.1</w:t>
+            </w:r>
+          </w:p>
+        </w:tc>
+        <w:tc>
+          <w:tcPr>
+            <w:tcW w:w="8180" w:type="dxa"/>
+          </w:tcPr>
+          <w:p>
+            <w:pPr>
+              <w:spacing w:line="480" w:lineRule="auto"/>
+            </w:pPr>
+            <w:r>
+              <w:t>The data requested must be temporarily written to a private data collection.</w:t>
+            </w:r>
+          </w:p>
+        </w:tc>
+      </w:tr>
+      <w:tr>
+        <w:tc>
+          <w:tcPr>
+            <w:tcW w:w="1170" w:type="dxa"/>
+          </w:tcPr>
+          <w:p>
+            <w:pPr>
+              <w:spacing w:line="480" w:lineRule="auto"/>
+            </w:pPr>
+            <w:r>
+              <w:t>6.10.2</w:t>
+            </w:r>
+          </w:p>
+        </w:tc>
+        <w:tc>
+          <w:tcPr>
+            <w:tcW w:w="8180" w:type="dxa"/>
+          </w:tcPr>
+          <w:p>
+            <w:pPr>
+              <w:spacing w:line="480" w:lineRule="auto"/>
+            </w:pPr>
+            <w:r>
+              <w:t>The temporary data must expire after 24 hours.</w:t>
+            </w:r>
+          </w:p>
+        </w:tc>
+      </w:tr>
+    </w:tbl>
+    <w:p/>
+    <w:p/>
+    <w:p>
+      <w:pPr>
+        <w:pStyle w:val="Caption"/>
+        <w:spacing w:before="0" w:line="480" w:lineRule="auto"/>
+        <w:jc w:val="left"/>
+      </w:pPr>
+      <w:r>
+        <w:rPr>
+          <w:i/>
+          <w:iCs/>
+        </w:rPr>
+        <w:t>Comprehensive Requirements for the Registration Use Case</w:t>
+      </w:r>
+    </w:p>
+    <w:tbl>
+      <w:tblPr>
+        <w:tblStyle w:val="TableGrid"/>
+        <w:tblW w:w="0" w:type="auto"/>
+        <w:tblBorders>
+          <w:left w:val="none" w:sz="0" w:space="0" w:color="auto"/>
+          <w:right w:val="none" w:sz="0" w:space="0" w:color="auto"/>
+          <w:insideH w:val="none" w:sz="0" w:space="0" w:color="auto"/>
+          <w:insideV w:val="none" w:sz="0" w:space="0" w:color="auto"/>
+        </w:tblBorders>
+        <w:tblLook w:val="04A0" w:firstRow="1" w:lastRow="0" w:firstColumn="1" w:lastColumn="0" w:noHBand="0" w:noVBand="1"/>
+      </w:tblPr>
+      <w:tblGrid>
+        <w:gridCol w:w="1170"/>
+        <w:gridCol w:w="8180"/>
+      </w:tblGrid>
+      <w:tr>
+        <w:trPr>
+          <w:tblHeader/>
+        </w:trPr>
+        <w:tc>
+          <w:tcPr>
+            <w:tcW w:w="1170" w:type="dxa"/>
+            <w:tcBorders>
+              <w:top w:val="single" w:sz="4" w:space="0" w:color="auto"/>
+              <w:bottom w:val="single" w:sz="4" w:space="0" w:color="auto"/>
+            </w:tcBorders>
+          </w:tcPr>
+          <w:p>
+            <w:pPr>
+              <w:spacing w:line="480" w:lineRule="auto"/>
+            </w:pPr>
+            <w:r>
+              <w:t>ID</w:t>
+            </w:r>
+          </w:p>
+        </w:tc>
+        <w:tc>
+          <w:tcPr>
+            <w:tcW w:w="8180" w:type="dxa"/>
+            <w:tcBorders>
+              <w:top w:val="single" w:sz="4" w:space="0" w:color="auto"/>
+              <w:bottom w:val="single" w:sz="4" w:space="0" w:color="auto"/>
+            </w:tcBorders>
+          </w:tcPr>
+          <w:p>
+            <w:pPr>
+              <w:spacing w:line="480" w:lineRule="auto"/>
+            </w:pPr>
+            <w:r>
+              <w:t>Requirement</w:t>
+            </w:r>
+          </w:p>
+        </w:tc>
+      </w:tr>
+      <w:tr>
+        <w:tc>
+          <w:tcPr>
+            <w:tcW w:w="1170" w:type="dxa"/>
+            <w:tcBorders>
+              <w:top w:val="single" w:sz="4" w:space="0" w:color="auto"/>
+            </w:tcBorders>
+          </w:tcPr>
+          <w:p>
+            <w:pPr>
+              <w:spacing w:line="480" w:lineRule="auto"/>
+            </w:pPr>
+            <w:r>
+              <w:t>7.1</w:t>
+            </w:r>
+          </w:p>
+        </w:tc>
+        <w:tc>
+          <w:tcPr>
+            <w:tcW w:w="8180" w:type="dxa"/>
+            <w:tcBorders>
+              <w:top w:val="single" w:sz="4" w:space="0" w:color="auto"/>
+            </w:tcBorders>
+          </w:tcPr>
+          <w:p>
+            <w:pPr>
+              <w:spacing w:line="480" w:lineRule="auto"/>
+            </w:pPr>
+            <w:r>
+              <w:t>The implementation must reside at the state level per the geospatial design.</w:t>
+            </w:r>
+          </w:p>
+        </w:tc>
+      </w:tr>
+      <w:tr>
+        <w:tc>
+          <w:tcPr>
+            <w:tcW w:w="1170" w:type="dxa"/>
+          </w:tcPr>
+          <w:p>
+            <w:pPr>
+              <w:spacing w:line="480" w:lineRule="auto"/>
+            </w:pPr>
+            <w:r>
+              <w:t>7.2</w:t>
+            </w:r>
+          </w:p>
+        </w:tc>
+        <w:tc>
+          <w:tcPr>
+            <w:tcW w:w="8180" w:type="dxa"/>
+          </w:tcPr>
+          <w:p>
+            <w:pPr>
+              <w:spacing w:line="480" w:lineRule="auto"/>
+            </w:pPr>
+            <w:r>
+              <w:t>The minimum throughput is six transactions per second.</w:t>
+            </w:r>
+          </w:p>
+        </w:tc>
+      </w:tr>
+      <w:tr>
+        <w:tc>
+          <w:tcPr>
+            <w:tcW w:w="1170" w:type="dxa"/>
+          </w:tcPr>
+          <w:p>
+            <w:pPr>
+              <w:spacing w:line="480" w:lineRule="auto"/>
+            </w:pPr>
+            <w:r>
+              <w:t>7.3</w:t>
+            </w:r>
+          </w:p>
+        </w:tc>
+        <w:tc>
+          <w:tcPr>
+            <w:tcW w:w="8180" w:type="dxa"/>
+          </w:tcPr>
+          <w:p>
+            <w:pPr>
+              <w:spacing w:line="480" w:lineRule="auto"/>
+            </w:pPr>
+            <w:r>
+              <w:t xml:space="preserve">Each transaction must support the potential compliance requirements as documented in </w:t>
+            </w:r>
+            <w:r>
+              <w:fldChar w:fldCharType="begin"/>
+            </w:r>
+            <w:r>
+              <w:instrText xml:space="preserve"> REF _Ref202892549 \h </w:instrText>
+            </w:r>
+            <w:r>
+              <w:fldChar w:fldCharType="separate"/>
+            </w:r>
+            <w:r>
+              <w:rPr>
+                <w:b/>
+              </w:rPr>
+              <w:t xml:space="preserve">Table </w:t>
+            </w:r>
+            <w:r>
+              <w:rPr>
+                <w:b/>
+                <w:bCs/>
+                <w:noProof/>
+              </w:rPr>
+              <w:t>33</w:t>
+            </w:r>
+            <w:r>
+              <w:fldChar w:fldCharType="end"/>
+            </w:r>
+            <w:r>
+              <w:t>.</w:t>
+            </w:r>
+          </w:p>
+        </w:tc>
+      </w:tr>
+      <w:tr>
+        <w:tc>
+          <w:tcPr>
+            <w:tcW w:w="1170" w:type="dxa"/>
+          </w:tcPr>
+          <w:p>
+            <w:pPr>
+              <w:spacing w:line="480" w:lineRule="auto"/>
+            </w:pPr>
+            <w:r>
+              <w:t>7.4</w:t>
+            </w:r>
+          </w:p>
+        </w:tc>
+        <w:tc>
+          <w:tcPr>
+            <w:tcW w:w="8180" w:type="dxa"/>
+          </w:tcPr>
+          <w:p>
+            <w:pPr>
+              <w:spacing w:line="480" w:lineRule="auto"/>
+            </w:pPr>
+            <w:r>
+              <w:t>The following attributes must be treated as personally identifiable information:</w:t>
+            </w:r>
+          </w:p>
+        </w:tc>
+      </w:tr>
+      <w:tr>
+        <w:tc>
+          <w:tcPr>
+            <w:tcW w:w="1170" w:type="dxa"/>
+          </w:tcPr>
+          <w:p>
+            <w:pPr>
+              <w:spacing w:line="480" w:lineRule="auto"/>
+            </w:pPr>
+            <w:r>
+              <w:t>7.4.1</w:t>
+            </w:r>
+          </w:p>
+        </w:tc>
+        <w:tc>
+          <w:tcPr>
+            <w:tcW w:w="8180" w:type="dxa"/>
+          </w:tcPr>
+          <w:p>
+            <w:pPr>
+              <w:spacing w:line="480" w:lineRule="auto"/>
+            </w:pPr>
+            <w:r>
+              <w:t>The registrant’s name.</w:t>
+            </w:r>
+          </w:p>
+        </w:tc>
+      </w:tr>
+      <w:tr>
+        <w:tc>
+          <w:tcPr>
+            <w:tcW w:w="1170" w:type="dxa"/>
+          </w:tcPr>
+          <w:p>
+            <w:pPr>
+              <w:spacing w:line="480" w:lineRule="auto"/>
+            </w:pPr>
+            <w:r>
+              <w:t>7.4.2</w:t>
+            </w:r>
+          </w:p>
+        </w:tc>
+        <w:tc>
+          <w:tcPr>
+            <w:tcW w:w="8180" w:type="dxa"/>
+          </w:tcPr>
+          <w:p>
+            <w:pPr>
+              <w:spacing w:line="480" w:lineRule="auto"/>
+            </w:pPr>
+            <w:r>
+              <w:t>The registrant’s address.</w:t>
+            </w:r>
+          </w:p>
+        </w:tc>
+      </w:tr>
+      <w:tr>
+        <w:tc>
+          <w:tcPr>
+            <w:tcW w:w="1170" w:type="dxa"/>
+          </w:tcPr>
+          <w:p>
+            <w:pPr>
+              <w:spacing w:line="480" w:lineRule="auto"/>
+            </w:pPr>
+            <w:r>
+              <w:t>7.5</w:t>
+            </w:r>
+          </w:p>
+        </w:tc>
+        <w:tc>
+          <w:tcPr>
+            <w:tcW w:w="8180" w:type="dxa"/>
+          </w:tcPr>
+          <w:p>
+            <w:pPr>
+              <w:spacing w:line="480" w:lineRule="auto"/>
+            </w:pPr>
+            <w:r>
+              <w:t>The information specified in 7.4 must not be stored in clear text.</w:t>
+            </w:r>
+          </w:p>
+        </w:tc>
+      </w:tr>
+      <w:tr>
+        <w:tc>
+          <w:tcPr>
+            <w:tcW w:w="1170" w:type="dxa"/>
+          </w:tcPr>
+          <w:p>
+            <w:pPr>
+              <w:spacing w:line="480" w:lineRule="auto"/>
+            </w:pPr>
+            <w:r>
+              <w:t>7.6</w:t>
+            </w:r>
+          </w:p>
+        </w:tc>
+        <w:tc>
+          <w:tcPr>
+            <w:tcW w:w="8180" w:type="dxa"/>
+          </w:tcPr>
+          <w:p>
+            <w:pPr>
+              <w:spacing w:line="480" w:lineRule="auto"/>
+            </w:pPr>
+            <w:r>
+              <w:t>The transactions must be stored in a private data collection.</w:t>
+            </w:r>
+          </w:p>
+        </w:tc>
+      </w:tr>
+      <w:tr>
+        <w:tc>
+          <w:tcPr>
+            <w:tcW w:w="1170" w:type="dxa"/>
+          </w:tcPr>
+          <w:p>
+            <w:pPr>
+              <w:spacing w:line="480" w:lineRule="auto"/>
+            </w:pPr>
+            <w:r>
+              <w:t>7.7</w:t>
+            </w:r>
+          </w:p>
+        </w:tc>
+        <w:tc>
+          <w:tcPr>
+            <w:tcW w:w="8180" w:type="dxa"/>
+          </w:tcPr>
+          <w:p>
+            <w:pPr>
+              <w:spacing w:line="480" w:lineRule="auto"/>
+            </w:pPr>
+            <w:r>
+              <w:t>The private data collection permissions must:</w:t>
+            </w:r>
+          </w:p>
+        </w:tc>
+      </w:tr>
+      <w:tr>
+        <w:tc>
+          <w:tcPr>
+            <w:tcW w:w="1170" w:type="dxa"/>
+          </w:tcPr>
+          <w:p>
+            <w:pPr>
+              <w:spacing w:line="480" w:lineRule="auto"/>
+            </w:pPr>
+            <w:r>
+              <w:t>7.7.1</w:t>
+            </w:r>
+          </w:p>
+        </w:tc>
+        <w:tc>
+          <w:tcPr>
+            <w:tcW w:w="8180" w:type="dxa"/>
+          </w:tcPr>
+          <w:p>
+            <w:pPr>
+              <w:spacing w:line="480" w:lineRule="auto"/>
+            </w:pPr>
+            <w:r>
+              <w:t>Give the state government read access to the data.</w:t>
+            </w:r>
+          </w:p>
+        </w:tc>
+      </w:tr>
+      <w:tr>
+        <w:tc>
+          <w:tcPr>
+            <w:tcW w:w="1170" w:type="dxa"/>
+          </w:tcPr>
+          <w:p>
+            <w:pPr>
+              <w:spacing w:line="480" w:lineRule="auto"/>
+            </w:pPr>
+            <w:r>
+              <w:t>7.7.2</w:t>
+            </w:r>
+          </w:p>
+        </w:tc>
+        <w:tc>
+          <w:tcPr>
+            <w:tcW w:w="8180" w:type="dxa"/>
+          </w:tcPr>
+          <w:p>
+            <w:pPr>
+              <w:spacing w:line="480" w:lineRule="auto"/>
+            </w:pPr>
+            <w:r>
+              <w:t>Give the state government write an entry.</w:t>
+            </w:r>
+          </w:p>
+        </w:tc>
+      </w:tr>
+      <w:tr>
+        <w:tc>
+          <w:tcPr>
+            <w:tcW w:w="1170" w:type="dxa"/>
+          </w:tcPr>
+          <w:p>
+            <w:pPr>
+              <w:spacing w:line="480" w:lineRule="auto"/>
+            </w:pPr>
+            <w:r>
+              <w:t>7.7.3</w:t>
+            </w:r>
+          </w:p>
+        </w:tc>
+        <w:tc>
+          <w:tcPr>
+            <w:tcW w:w="8180" w:type="dxa"/>
+          </w:tcPr>
+          <w:p>
+            <w:pPr>
+              <w:spacing w:line="480" w:lineRule="auto"/>
+            </w:pPr>
+            <w:r>
+              <w:t>Allow authorized participants to view the transaction (including the registrant).</w:t>
+            </w:r>
+          </w:p>
+        </w:tc>
+      </w:tr>
+      <w:tr>
+        <w:tc>
+          <w:tcPr>
+            <w:tcW w:w="1170" w:type="dxa"/>
+          </w:tcPr>
+          <w:p>
+            <w:pPr>
+              <w:spacing w:line="480" w:lineRule="auto"/>
+            </w:pPr>
+            <w:r>
+              <w:t>7.8</w:t>
+            </w:r>
+          </w:p>
+        </w:tc>
+        <w:tc>
+          <w:tcPr>
+            <w:tcW w:w="8180" w:type="dxa"/>
+          </w:tcPr>
+          <w:p>
+            <w:pPr>
+              <w:spacing w:line="480" w:lineRule="auto"/>
+            </w:pPr>
+            <w:r>
+              <w:t>The private data collection may:</w:t>
+            </w:r>
+          </w:p>
+        </w:tc>
+      </w:tr>
+      <w:tr>
+        <w:tc>
+          <w:tcPr>
+            <w:tcW w:w="1170" w:type="dxa"/>
+          </w:tcPr>
+          <w:p>
+            <w:pPr>
+              <w:spacing w:line="480" w:lineRule="auto"/>
+            </w:pPr>
+            <w:r>
+              <w:lastRenderedPageBreak/>
+              <w:t>7.8.1</w:t>
+            </w:r>
+          </w:p>
+        </w:tc>
+        <w:tc>
+          <w:tcPr>
+            <w:tcW w:w="8180" w:type="dxa"/>
+          </w:tcPr>
+          <w:p>
+            <w:pPr>
+              <w:spacing w:line="480" w:lineRule="auto"/>
+            </w:pPr>
+            <w:r>
+              <w:t>Grant read access may be granted to other parties.</w:t>
+            </w:r>
+          </w:p>
+        </w:tc>
+      </w:tr>
+      <w:tr>
+        <w:tc>
+          <w:tcPr>
+            <w:tcW w:w="1170" w:type="dxa"/>
+          </w:tcPr>
+          <w:p>
+            <w:pPr>
+              <w:spacing w:line="480" w:lineRule="auto"/>
+            </w:pPr>
+            <w:r>
+              <w:t>7.9</w:t>
+            </w:r>
+          </w:p>
+        </w:tc>
+        <w:tc>
+          <w:tcPr>
+            <w:tcW w:w="8180" w:type="dxa"/>
+          </w:tcPr>
+          <w:p>
+            <w:pPr>
+              <w:spacing w:line="480" w:lineRule="auto"/>
+            </w:pPr>
+            <w:r>
+              <w:t>The chaincode must:</w:t>
+            </w:r>
+          </w:p>
+        </w:tc>
+      </w:tr>
+      <w:tr>
+        <w:tc>
+          <w:tcPr>
+            <w:tcW w:w="1170" w:type="dxa"/>
+          </w:tcPr>
+          <w:p>
+            <w:pPr>
+              <w:spacing w:line="480" w:lineRule="auto"/>
+            </w:pPr>
+            <w:r>
+              <w:t>7.9.1</w:t>
+            </w:r>
+          </w:p>
+        </w:tc>
+        <w:tc>
+          <w:tcPr>
+            <w:tcW w:w="8180" w:type="dxa"/>
+          </w:tcPr>
+          <w:p>
+            <w:pPr>
+              <w:spacing w:line="480" w:lineRule="auto"/>
+            </w:pPr>
+            <w:r>
+              <w:t>Verify and validate that the request is valid and that the required information is provided.</w:t>
+            </w:r>
+          </w:p>
+        </w:tc>
+      </w:tr>
+      <w:tr>
+        <w:tc>
+          <w:tcPr>
+            <w:tcW w:w="1170" w:type="dxa"/>
+          </w:tcPr>
+          <w:p>
+            <w:pPr>
+              <w:spacing w:line="480" w:lineRule="auto"/>
+            </w:pPr>
+            <w:r>
+              <w:t>7.9.2</w:t>
+            </w:r>
+          </w:p>
+        </w:tc>
+        <w:tc>
+          <w:tcPr>
+            <w:tcW w:w="8180" w:type="dxa"/>
+          </w:tcPr>
+          <w:p>
+            <w:pPr>
+              <w:spacing w:line="480" w:lineRule="auto"/>
+            </w:pPr>
+            <w:r>
+              <w:t>If the request is invalid, reject the request.</w:t>
+            </w:r>
+          </w:p>
+        </w:tc>
+      </w:tr>
+      <w:tr>
+        <w:tc>
+          <w:tcPr>
+            <w:tcW w:w="1170" w:type="dxa"/>
+          </w:tcPr>
+          <w:p>
+            <w:pPr>
+              <w:spacing w:line="480" w:lineRule="auto"/>
+            </w:pPr>
+            <w:r>
+              <w:t>7.9.3</w:t>
+            </w:r>
+          </w:p>
+        </w:tc>
+        <w:tc>
+          <w:tcPr>
+            <w:tcW w:w="8180" w:type="dxa"/>
+          </w:tcPr>
+          <w:p>
+            <w:pPr>
+              <w:spacing w:line="480" w:lineRule="auto"/>
+            </w:pPr>
+            <w:r>
+              <w:t>Allow authorized participants to retrieve an entry.</w:t>
+            </w:r>
+          </w:p>
+        </w:tc>
+      </w:tr>
+      <w:tr>
+        <w:tc>
+          <w:tcPr>
+            <w:tcW w:w="1170" w:type="dxa"/>
+          </w:tcPr>
+          <w:p>
+            <w:pPr>
+              <w:spacing w:line="480" w:lineRule="auto"/>
+            </w:pPr>
+            <w:r>
+              <w:t>7.9.4</w:t>
+            </w:r>
+          </w:p>
+        </w:tc>
+        <w:tc>
+          <w:tcPr>
+            <w:tcW w:w="8180" w:type="dxa"/>
+          </w:tcPr>
+          <w:p>
+            <w:pPr>
+              <w:spacing w:line="480" w:lineRule="auto"/>
+            </w:pPr>
+            <w:r>
+              <w:t>Allow authorized participants to write an entry.</w:t>
+            </w:r>
+          </w:p>
+        </w:tc>
+      </w:tr>
+      <w:tr>
+        <w:tc>
+          <w:tcPr>
+            <w:tcW w:w="1170" w:type="dxa"/>
+          </w:tcPr>
+          <w:p>
+            <w:pPr>
+              <w:spacing w:line="480" w:lineRule="auto"/>
+            </w:pPr>
+            <w:r>
+              <w:t>7.10</w:t>
+            </w:r>
+          </w:p>
+        </w:tc>
+        <w:tc>
+          <w:tcPr>
+            <w:tcW w:w="8180" w:type="dxa"/>
+          </w:tcPr>
+          <w:p>
+            <w:pPr>
+              <w:spacing w:line="480" w:lineRule="auto"/>
+            </w:pPr>
+            <w:r>
+              <w:t>Access to a user’s financial responsibility must be logged.</w:t>
+            </w:r>
+          </w:p>
+        </w:tc>
+      </w:tr>
+      <w:tr>
+        <w:tc>
+          <w:tcPr>
+            <w:tcW w:w="1170" w:type="dxa"/>
+          </w:tcPr>
+          <w:p>
+            <w:pPr>
+              <w:spacing w:line="480" w:lineRule="auto"/>
+            </w:pPr>
+            <w:r>
+              <w:t>7.10.1</w:t>
+            </w:r>
+          </w:p>
+        </w:tc>
+        <w:tc>
+          <w:tcPr>
+            <w:tcW w:w="8180" w:type="dxa"/>
+          </w:tcPr>
+          <w:p>
+            <w:pPr>
+              <w:spacing w:line="480" w:lineRule="auto"/>
+            </w:pPr>
+            <w:r>
+              <w:t>The data requested must be temporarily written to a private data collection.</w:t>
+            </w:r>
+          </w:p>
+        </w:tc>
+      </w:tr>
+      <w:tr>
+        <w:tc>
+          <w:tcPr>
+            <w:tcW w:w="1170" w:type="dxa"/>
+          </w:tcPr>
+          <w:p>
+            <w:pPr>
+              <w:spacing w:line="480" w:lineRule="auto"/>
+            </w:pPr>
+            <w:r>
+              <w:t>7.10.2</w:t>
+            </w:r>
+          </w:p>
+        </w:tc>
+        <w:tc>
+          <w:tcPr>
+            <w:tcW w:w="8180" w:type="dxa"/>
+          </w:tcPr>
+          <w:p>
+            <w:pPr>
+              <w:spacing w:line="480" w:lineRule="auto"/>
+            </w:pPr>
+            <w:r>
+              <w:t>The temporary data must expire after 24 hours.</w:t>
+            </w:r>
+          </w:p>
+        </w:tc>
+      </w:tr>
+    </w:tbl>
     <w:p/>
     <w:sectPr>
       <w:pgSz w:w="12240" w:h="15840"/>

--- a/compliance/Comprehensive Requirements.docx
+++ b/compliance/Comprehensive Requirements.docx
@@ -289,7 +289,15 @@
               <w:spacing w:line="480" w:lineRule="auto"/>
             </w:pPr>
             <w:r>
-              <w:t>One orderer node.</w:t>
+              <w:t xml:space="preserve">One </w:t>
+            </w:r>
+            <w:proofErr w:type="spellStart"/>
+            <w:r>
+              <w:t>orderer</w:t>
+            </w:r>
+            <w:proofErr w:type="spellEnd"/>
+            <w:r>
+              <w:t xml:space="preserve"> node.</w:t>
             </w:r>
           </w:p>
         </w:tc>
@@ -505,7 +513,15 @@
               <w:spacing w:line="480" w:lineRule="auto"/>
             </w:pPr>
             <w:r>
-              <w:t>One orderer node.</w:t>
+              <w:t xml:space="preserve">One </w:t>
+            </w:r>
+            <w:proofErr w:type="spellStart"/>
+            <w:r>
+              <w:t>orderer</w:t>
+            </w:r>
+            <w:proofErr w:type="spellEnd"/>
+            <w:r>
+              <w:t xml:space="preserve"> node.</w:t>
             </w:r>
           </w:p>
         </w:tc>
@@ -721,7 +737,15 @@
               <w:spacing w:line="480" w:lineRule="auto"/>
             </w:pPr>
             <w:r>
-              <w:t>One orderer node.</w:t>
+              <w:t xml:space="preserve">One </w:t>
+            </w:r>
+            <w:proofErr w:type="spellStart"/>
+            <w:r>
+              <w:t>orderer</w:t>
+            </w:r>
+            <w:proofErr w:type="spellEnd"/>
+            <w:r>
+              <w:t xml:space="preserve"> node.</w:t>
             </w:r>
           </w:p>
         </w:tc>
@@ -1494,7 +1518,15 @@
               <w:spacing w:line="480" w:lineRule="auto"/>
             </w:pPr>
             <w:r>
-              <w:t>The chaincode must ensure the following:</w:t>
+              <w:t xml:space="preserve">The </w:t>
+            </w:r>
+            <w:proofErr w:type="spellStart"/>
+            <w:r>
+              <w:t>chaincode</w:t>
+            </w:r>
+            <w:proofErr w:type="spellEnd"/>
+            <w:r>
+              <w:t xml:space="preserve"> must ensure the following:</w:t>
             </w:r>
           </w:p>
         </w:tc>
@@ -2123,7 +2155,15 @@
               <w:spacing w:line="480" w:lineRule="auto"/>
             </w:pPr>
             <w:r>
-              <w:t>The chaincode must:</w:t>
+              <w:t xml:space="preserve">The </w:t>
+            </w:r>
+            <w:proofErr w:type="spellStart"/>
+            <w:r>
+              <w:t>chaincode</w:t>
+            </w:r>
+            <w:proofErr w:type="spellEnd"/>
+            <w:r>
+              <w:t xml:space="preserve"> must:</w:t>
             </w:r>
           </w:p>
         </w:tc>
@@ -3002,7 +3042,15 @@
               <w:spacing w:line="480" w:lineRule="auto"/>
             </w:pPr>
             <w:r>
-              <w:t>The chaincode must:</w:t>
+              <w:t xml:space="preserve">The </w:t>
+            </w:r>
+            <w:proofErr w:type="spellStart"/>
+            <w:r>
+              <w:t>chaincode</w:t>
+            </w:r>
+            <w:proofErr w:type="spellEnd"/>
+            <w:r>
+              <w:t xml:space="preserve"> must:</w:t>
             </w:r>
           </w:p>
         </w:tc>
@@ -3766,7 +3814,15 @@
               <w:spacing w:line="480" w:lineRule="auto"/>
             </w:pPr>
             <w:r>
-              <w:t>The chaincode must:</w:t>
+              <w:t xml:space="preserve">The </w:t>
+            </w:r>
+            <w:proofErr w:type="spellStart"/>
+            <w:r>
+              <w:t>chaincode</w:t>
+            </w:r>
+            <w:proofErr w:type="spellEnd"/>
+            <w:r>
+              <w:t xml:space="preserve"> must:</w:t>
             </w:r>
           </w:p>
         </w:tc>
@@ -4239,7 +4295,15 @@
               <w:spacing w:line="480" w:lineRule="auto"/>
             </w:pPr>
             <w:r>
-              <w:t>The chaincode must ensure the following:</w:t>
+              <w:t xml:space="preserve">The </w:t>
+            </w:r>
+            <w:proofErr w:type="spellStart"/>
+            <w:r>
+              <w:t>chaincode</w:t>
+            </w:r>
+            <w:proofErr w:type="spellEnd"/>
+            <w:r>
+              <w:t xml:space="preserve"> must ensure the following:</w:t>
             </w:r>
           </w:p>
         </w:tc>
@@ -5114,7 +5178,15 @@
               <w:spacing w:line="480" w:lineRule="auto"/>
             </w:pPr>
             <w:r>
-              <w:t>The chaincode must:</w:t>
+              <w:t xml:space="preserve">The </w:t>
+            </w:r>
+            <w:proofErr w:type="spellStart"/>
+            <w:r>
+              <w:t>chaincode</w:t>
+            </w:r>
+            <w:proofErr w:type="spellEnd"/>
+            <w:r>
+              <w:t xml:space="preserve"> must:</w:t>
             </w:r>
           </w:p>
         </w:tc>
@@ -5631,35 +5703,10 @@
               <w:spacing w:line="480" w:lineRule="auto"/>
             </w:pPr>
             <w:r>
-              <w:t>5.4</w:t>
-            </w:r>
-          </w:p>
-        </w:tc>
-        <w:tc>
-          <w:tcPr>
-            <w:tcW w:w="8180" w:type="dxa"/>
-          </w:tcPr>
-          <w:p>
-            <w:pPr>
-              <w:spacing w:line="480" w:lineRule="auto"/>
-            </w:pPr>
-            <w:r>
-              <w:t>The architecture must support a generic way of handling bonds.</w:t>
-            </w:r>
-          </w:p>
-        </w:tc>
-      </w:tr>
-      <w:tr>
-        <w:tc>
-          <w:tcPr>
-            <w:tcW w:w="1170" w:type="dxa"/>
-          </w:tcPr>
-          <w:p>
-            <w:pPr>
-              <w:spacing w:line="480" w:lineRule="auto"/>
-            </w:pPr>
-            <w:r>
-              <w:t>5.5</w:t>
+              <w:t>5.</w:t>
+            </w:r>
+            <w:r>
+              <w:t>4</w:t>
             </w:r>
           </w:p>
         </w:tc>
@@ -5687,7 +5734,13 @@
               <w:spacing w:line="480" w:lineRule="auto"/>
             </w:pPr>
             <w:r>
-              <w:t>5.5.1</w:t>
+              <w:t>5.</w:t>
+            </w:r>
+            <w:r>
+              <w:t>4</w:t>
+            </w:r>
+            <w:r>
+              <w:t>.1</w:t>
             </w:r>
           </w:p>
         </w:tc>
@@ -5715,7 +5768,13 @@
               <w:spacing w:line="480" w:lineRule="auto"/>
             </w:pPr>
             <w:r>
-              <w:t>5.5.2</w:t>
+              <w:t>5.</w:t>
+            </w:r>
+            <w:r>
+              <w:t>4</w:t>
+            </w:r>
+            <w:r>
+              <w:t>.2</w:t>
             </w:r>
           </w:p>
         </w:tc>
@@ -5743,7 +5802,13 @@
               <w:spacing w:line="480" w:lineRule="auto"/>
             </w:pPr>
             <w:r>
-              <w:t>5.5.3</w:t>
+              <w:t>5.</w:t>
+            </w:r>
+            <w:r>
+              <w:t>4</w:t>
+            </w:r>
+            <w:r>
+              <w:t>.3</w:t>
             </w:r>
           </w:p>
         </w:tc>
@@ -5771,7 +5836,13 @@
               <w:spacing w:line="480" w:lineRule="auto"/>
             </w:pPr>
             <w:r>
-              <w:t>5.5.4</w:t>
+              <w:t>5.</w:t>
+            </w:r>
+            <w:r>
+              <w:t>4</w:t>
+            </w:r>
+            <w:r>
+              <w:t>.4</w:t>
             </w:r>
           </w:p>
         </w:tc>
@@ -5799,7 +5870,13 @@
               <w:spacing w:line="480" w:lineRule="auto"/>
             </w:pPr>
             <w:r>
-              <w:t>5.5.5</w:t>
+              <w:t>5.</w:t>
+            </w:r>
+            <w:r>
+              <w:t>4</w:t>
+            </w:r>
+            <w:r>
+              <w:t>.5</w:t>
             </w:r>
           </w:p>
         </w:tc>
@@ -5827,7 +5904,10 @@
               <w:spacing w:line="480" w:lineRule="auto"/>
             </w:pPr>
             <w:r>
-              <w:t>5.6</w:t>
+              <w:t>5.</w:t>
+            </w:r>
+            <w:r>
+              <w:t>5</w:t>
             </w:r>
           </w:p>
         </w:tc>
@@ -5855,7 +5935,10 @@
               <w:spacing w:line="480" w:lineRule="auto"/>
             </w:pPr>
             <w:r>
-              <w:t>5.7</w:t>
+              <w:t>5.</w:t>
+            </w:r>
+            <w:r>
+              <w:t>6</w:t>
             </w:r>
           </w:p>
         </w:tc>
@@ -5883,7 +5966,10 @@
               <w:spacing w:line="480" w:lineRule="auto"/>
             </w:pPr>
             <w:r>
-              <w:t>5.8</w:t>
+              <w:t>5.</w:t>
+            </w:r>
+            <w:r>
+              <w:t>7</w:t>
             </w:r>
           </w:p>
         </w:tc>
@@ -5911,36 +5997,48 @@
               <w:spacing w:line="480" w:lineRule="auto"/>
             </w:pPr>
             <w:r>
+              <w:t>5.</w:t>
+            </w:r>
+            <w:r>
+              <w:t>7</w:t>
+            </w:r>
+            <w:r>
+              <w:t>.1</w:t>
+            </w:r>
+          </w:p>
+        </w:tc>
+        <w:tc>
+          <w:tcPr>
+            <w:tcW w:w="8180" w:type="dxa"/>
+          </w:tcPr>
+          <w:p>
+            <w:pPr>
+              <w:spacing w:line="480" w:lineRule="auto"/>
+            </w:pPr>
+            <w:r>
+              <w:t>Give the state government read access to the data.</w:t>
+            </w:r>
+          </w:p>
+        </w:tc>
+      </w:tr>
+      <w:tr>
+        <w:tc>
+          <w:tcPr>
+            <w:tcW w:w="1170" w:type="dxa"/>
+          </w:tcPr>
+          <w:p>
+            <w:pPr>
+              <w:spacing w:line="480" w:lineRule="auto"/>
+            </w:pPr>
+            <w:r>
               <w:lastRenderedPageBreak/>
-              <w:t>5.8.1</w:t>
-            </w:r>
-          </w:p>
-        </w:tc>
-        <w:tc>
-          <w:tcPr>
-            <w:tcW w:w="8180" w:type="dxa"/>
-          </w:tcPr>
-          <w:p>
-            <w:pPr>
-              <w:spacing w:line="480" w:lineRule="auto"/>
-            </w:pPr>
-            <w:r>
-              <w:t>Give the state government read access to the data.</w:t>
-            </w:r>
-          </w:p>
-        </w:tc>
-      </w:tr>
-      <w:tr>
-        <w:tc>
-          <w:tcPr>
-            <w:tcW w:w="1170" w:type="dxa"/>
-          </w:tcPr>
-          <w:p>
-            <w:pPr>
-              <w:spacing w:line="480" w:lineRule="auto"/>
-            </w:pPr>
-            <w:r>
-              <w:t>5.8.2</w:t>
+              <w:t>5.</w:t>
+            </w:r>
+            <w:r>
+              <w:t>7</w:t>
+            </w:r>
+            <w:r>
+              <w:t>.2</w:t>
             </w:r>
           </w:p>
         </w:tc>
@@ -5968,7 +6066,13 @@
               <w:spacing w:line="480" w:lineRule="auto"/>
             </w:pPr>
             <w:r>
-              <w:t>5.8.3</w:t>
+              <w:t>5.</w:t>
+            </w:r>
+            <w:r>
+              <w:t>7</w:t>
+            </w:r>
+            <w:r>
+              <w:t>.3</w:t>
             </w:r>
           </w:p>
         </w:tc>
@@ -5996,7 +6100,13 @@
               <w:spacing w:line="480" w:lineRule="auto"/>
             </w:pPr>
             <w:r>
-              <w:t>5.8.4</w:t>
+              <w:t>5.</w:t>
+            </w:r>
+            <w:r>
+              <w:t>7</w:t>
+            </w:r>
+            <w:r>
+              <w:t>.4</w:t>
             </w:r>
           </w:p>
         </w:tc>
@@ -6024,7 +6134,13 @@
               <w:spacing w:line="480" w:lineRule="auto"/>
             </w:pPr>
             <w:r>
-              <w:t>5.8.5</w:t>
+              <w:t>5.</w:t>
+            </w:r>
+            <w:r>
+              <w:t>7</w:t>
+            </w:r>
+            <w:r>
+              <w:t>.5</w:t>
             </w:r>
           </w:p>
         </w:tc>
@@ -6052,7 +6168,10 @@
               <w:spacing w:line="480" w:lineRule="auto"/>
             </w:pPr>
             <w:r>
-              <w:t>5.9</w:t>
+              <w:t>5.</w:t>
+            </w:r>
+            <w:r>
+              <w:t>8</w:t>
             </w:r>
           </w:p>
         </w:tc>
@@ -6080,7 +6199,13 @@
               <w:spacing w:line="480" w:lineRule="auto"/>
             </w:pPr>
             <w:r>
-              <w:t>5.9.1</w:t>
+              <w:t>5.</w:t>
+            </w:r>
+            <w:r>
+              <w:t>8</w:t>
+            </w:r>
+            <w:r>
+              <w:t>.1</w:t>
             </w:r>
           </w:p>
         </w:tc>
@@ -6108,35 +6233,52 @@
               <w:spacing w:line="480" w:lineRule="auto"/>
             </w:pPr>
             <w:r>
-              <w:t>5.10</w:t>
-            </w:r>
-          </w:p>
-        </w:tc>
-        <w:tc>
-          <w:tcPr>
-            <w:tcW w:w="8180" w:type="dxa"/>
-          </w:tcPr>
-          <w:p>
-            <w:pPr>
-              <w:spacing w:line="480" w:lineRule="auto"/>
-            </w:pPr>
-            <w:r>
-              <w:t>The chaincode must:</w:t>
-            </w:r>
-          </w:p>
-        </w:tc>
-      </w:tr>
-      <w:tr>
-        <w:tc>
-          <w:tcPr>
-            <w:tcW w:w="1170" w:type="dxa"/>
-          </w:tcPr>
-          <w:p>
-            <w:pPr>
-              <w:spacing w:line="480" w:lineRule="auto"/>
-            </w:pPr>
-            <w:r>
-              <w:t>5.10.1</w:t>
+              <w:t>5.</w:t>
+            </w:r>
+            <w:r>
+              <w:t>9</w:t>
+            </w:r>
+          </w:p>
+        </w:tc>
+        <w:tc>
+          <w:tcPr>
+            <w:tcW w:w="8180" w:type="dxa"/>
+          </w:tcPr>
+          <w:p>
+            <w:pPr>
+              <w:spacing w:line="480" w:lineRule="auto"/>
+            </w:pPr>
+            <w:r>
+              <w:t xml:space="preserve">The </w:t>
+            </w:r>
+            <w:proofErr w:type="spellStart"/>
+            <w:r>
+              <w:t>chaincode</w:t>
+            </w:r>
+            <w:proofErr w:type="spellEnd"/>
+            <w:r>
+              <w:t xml:space="preserve"> must:</w:t>
+            </w:r>
+          </w:p>
+        </w:tc>
+      </w:tr>
+      <w:tr>
+        <w:tc>
+          <w:tcPr>
+            <w:tcW w:w="1170" w:type="dxa"/>
+          </w:tcPr>
+          <w:p>
+            <w:pPr>
+              <w:spacing w:line="480" w:lineRule="auto"/>
+            </w:pPr>
+            <w:r>
+              <w:t>5.</w:t>
+            </w:r>
+            <w:r>
+              <w:t>9</w:t>
+            </w:r>
+            <w:r>
+              <w:t>.1</w:t>
             </w:r>
           </w:p>
         </w:tc>
@@ -6164,7 +6306,13 @@
               <w:spacing w:line="480" w:lineRule="auto"/>
             </w:pPr>
             <w:r>
-              <w:t>5.10.2</w:t>
+              <w:t>5.</w:t>
+            </w:r>
+            <w:r>
+              <w:t>9</w:t>
+            </w:r>
+            <w:r>
+              <w:t>.2</w:t>
             </w:r>
           </w:p>
         </w:tc>
@@ -6192,7 +6340,13 @@
               <w:spacing w:line="480" w:lineRule="auto"/>
             </w:pPr>
             <w:r>
-              <w:t>5.10.3</w:t>
+              <w:t>5.</w:t>
+            </w:r>
+            <w:r>
+              <w:t>9</w:t>
+            </w:r>
+            <w:r>
+              <w:t>.3</w:t>
             </w:r>
           </w:p>
         </w:tc>
@@ -6220,7 +6374,13 @@
               <w:spacing w:line="480" w:lineRule="auto"/>
             </w:pPr>
             <w:r>
-              <w:t>5.10.4</w:t>
+              <w:t>5.</w:t>
+            </w:r>
+            <w:r>
+              <w:t>9</w:t>
+            </w:r>
+            <w:r>
+              <w:t>.4</w:t>
             </w:r>
           </w:p>
         </w:tc>
@@ -6248,7 +6408,10 @@
               <w:spacing w:line="480" w:lineRule="auto"/>
             </w:pPr>
             <w:r>
-              <w:t>5.11</w:t>
+              <w:t>5.</w:t>
+            </w:r>
+            <w:r>
+              <w:t>10</w:t>
             </w:r>
           </w:p>
         </w:tc>
@@ -6276,7 +6439,13 @@
               <w:spacing w:line="480" w:lineRule="auto"/>
             </w:pPr>
             <w:r>
-              <w:t>5.11.1</w:t>
+              <w:t>5.1</w:t>
+            </w:r>
+            <w:r>
+              <w:t>0</w:t>
+            </w:r>
+            <w:r>
+              <w:t>.1</w:t>
             </w:r>
           </w:p>
         </w:tc>
@@ -6304,7 +6473,13 @@
               <w:spacing w:line="480" w:lineRule="auto"/>
             </w:pPr>
             <w:r>
-              <w:t>5.11.2</w:t>
+              <w:t>5.1</w:t>
+            </w:r>
+            <w:r>
+              <w:t>0</w:t>
+            </w:r>
+            <w:r>
+              <w:t>.2</w:t>
             </w:r>
           </w:p>
         </w:tc>
@@ -6466,7 +6641,6 @@
               <w:spacing w:line="480" w:lineRule="auto"/>
             </w:pPr>
             <w:r>
-              <w:lastRenderedPageBreak/>
               <w:t>6.3</w:t>
             </w:r>
           </w:p>
@@ -6524,6 +6698,7 @@
               <w:spacing w:line="480" w:lineRule="auto"/>
             </w:pPr>
             <w:r>
+              <w:lastRenderedPageBreak/>
               <w:t>6.4</w:t>
             </w:r>
           </w:p>
@@ -6593,7 +6768,15 @@
               <w:spacing w:line="480" w:lineRule="auto"/>
             </w:pPr>
             <w:r>
-              <w:t>The licensee’s photohraph.</w:t>
+              <w:t xml:space="preserve">The licensee’s </w:t>
+            </w:r>
+            <w:proofErr w:type="spellStart"/>
+            <w:r>
+              <w:t>photohraph</w:t>
+            </w:r>
+            <w:proofErr w:type="spellEnd"/>
+            <w:r>
+              <w:t>.</w:t>
             </w:r>
           </w:p>
         </w:tc>
@@ -6985,7 +7168,15 @@
               <w:spacing w:line="480" w:lineRule="auto"/>
             </w:pPr>
             <w:r>
-              <w:t>The chaincode must:</w:t>
+              <w:t xml:space="preserve">The </w:t>
+            </w:r>
+            <w:proofErr w:type="spellStart"/>
+            <w:r>
+              <w:t>chaincode</w:t>
+            </w:r>
+            <w:proofErr w:type="spellEnd"/>
+            <w:r>
+              <w:t xml:space="preserve"> must:</w:t>
             </w:r>
           </w:p>
         </w:tc>
@@ -7056,63 +7247,63 @@
               <w:spacing w:line="480" w:lineRule="auto"/>
             </w:pPr>
             <w:r>
+              <w:t>6.9.3</w:t>
+            </w:r>
+          </w:p>
+        </w:tc>
+        <w:tc>
+          <w:tcPr>
+            <w:tcW w:w="8180" w:type="dxa"/>
+          </w:tcPr>
+          <w:p>
+            <w:pPr>
+              <w:spacing w:line="480" w:lineRule="auto"/>
+            </w:pPr>
+            <w:r>
+              <w:t>Allow authorized participants to retrieve an entry.</w:t>
+            </w:r>
+          </w:p>
+        </w:tc>
+      </w:tr>
+      <w:tr>
+        <w:tc>
+          <w:tcPr>
+            <w:tcW w:w="1170" w:type="dxa"/>
+          </w:tcPr>
+          <w:p>
+            <w:pPr>
+              <w:spacing w:line="480" w:lineRule="auto"/>
+            </w:pPr>
+            <w:r>
+              <w:t>6.9.4</w:t>
+            </w:r>
+          </w:p>
+        </w:tc>
+        <w:tc>
+          <w:tcPr>
+            <w:tcW w:w="8180" w:type="dxa"/>
+          </w:tcPr>
+          <w:p>
+            <w:pPr>
+              <w:spacing w:line="480" w:lineRule="auto"/>
+            </w:pPr>
+            <w:r>
+              <w:t>Allow authorized participants to write an entry.</w:t>
+            </w:r>
+          </w:p>
+        </w:tc>
+      </w:tr>
+      <w:tr>
+        <w:tc>
+          <w:tcPr>
+            <w:tcW w:w="1170" w:type="dxa"/>
+          </w:tcPr>
+          <w:p>
+            <w:pPr>
+              <w:spacing w:line="480" w:lineRule="auto"/>
+            </w:pPr>
+            <w:r>
               <w:lastRenderedPageBreak/>
-              <w:t>6.9.3</w:t>
-            </w:r>
-          </w:p>
-        </w:tc>
-        <w:tc>
-          <w:tcPr>
-            <w:tcW w:w="8180" w:type="dxa"/>
-          </w:tcPr>
-          <w:p>
-            <w:pPr>
-              <w:spacing w:line="480" w:lineRule="auto"/>
-            </w:pPr>
-            <w:r>
-              <w:t>Allow authorized participants to retrieve an entry.</w:t>
-            </w:r>
-          </w:p>
-        </w:tc>
-      </w:tr>
-      <w:tr>
-        <w:tc>
-          <w:tcPr>
-            <w:tcW w:w="1170" w:type="dxa"/>
-          </w:tcPr>
-          <w:p>
-            <w:pPr>
-              <w:spacing w:line="480" w:lineRule="auto"/>
-            </w:pPr>
-            <w:r>
-              <w:t>6.9.4</w:t>
-            </w:r>
-          </w:p>
-        </w:tc>
-        <w:tc>
-          <w:tcPr>
-            <w:tcW w:w="8180" w:type="dxa"/>
-          </w:tcPr>
-          <w:p>
-            <w:pPr>
-              <w:spacing w:line="480" w:lineRule="auto"/>
-            </w:pPr>
-            <w:r>
-              <w:t>Allow authorized participants to write an entry.</w:t>
-            </w:r>
-          </w:p>
-        </w:tc>
-      </w:tr>
-      <w:tr>
-        <w:tc>
-          <w:tcPr>
-            <w:tcW w:w="1170" w:type="dxa"/>
-          </w:tcPr>
-          <w:p>
-            <w:pPr>
-              <w:spacing w:line="480" w:lineRule="auto"/>
-            </w:pPr>
-            <w:r>
               <w:t>6.10</w:t>
             </w:r>
           </w:p>
@@ -7668,63 +7859,71 @@
               <w:spacing w:line="480" w:lineRule="auto"/>
             </w:pPr>
             <w:r>
+              <w:t>7.8.1</w:t>
+            </w:r>
+          </w:p>
+        </w:tc>
+        <w:tc>
+          <w:tcPr>
+            <w:tcW w:w="8180" w:type="dxa"/>
+          </w:tcPr>
+          <w:p>
+            <w:pPr>
+              <w:spacing w:line="480" w:lineRule="auto"/>
+            </w:pPr>
+            <w:r>
+              <w:t>Grant read access may be granted to other parties.</w:t>
+            </w:r>
+          </w:p>
+        </w:tc>
+      </w:tr>
+      <w:tr>
+        <w:tc>
+          <w:tcPr>
+            <w:tcW w:w="1170" w:type="dxa"/>
+          </w:tcPr>
+          <w:p>
+            <w:pPr>
+              <w:spacing w:line="480" w:lineRule="auto"/>
+            </w:pPr>
+            <w:r>
+              <w:t>7.9</w:t>
+            </w:r>
+          </w:p>
+        </w:tc>
+        <w:tc>
+          <w:tcPr>
+            <w:tcW w:w="8180" w:type="dxa"/>
+          </w:tcPr>
+          <w:p>
+            <w:pPr>
+              <w:spacing w:line="480" w:lineRule="auto"/>
+            </w:pPr>
+            <w:r>
+              <w:t xml:space="preserve">The </w:t>
+            </w:r>
+            <w:proofErr w:type="spellStart"/>
+            <w:r>
+              <w:t>chaincode</w:t>
+            </w:r>
+            <w:proofErr w:type="spellEnd"/>
+            <w:r>
+              <w:t xml:space="preserve"> must:</w:t>
+            </w:r>
+          </w:p>
+        </w:tc>
+      </w:tr>
+      <w:tr>
+        <w:tc>
+          <w:tcPr>
+            <w:tcW w:w="1170" w:type="dxa"/>
+          </w:tcPr>
+          <w:p>
+            <w:pPr>
+              <w:spacing w:line="480" w:lineRule="auto"/>
+            </w:pPr>
+            <w:r>
               <w:lastRenderedPageBreak/>
-              <w:t>7.8.1</w:t>
-            </w:r>
-          </w:p>
-        </w:tc>
-        <w:tc>
-          <w:tcPr>
-            <w:tcW w:w="8180" w:type="dxa"/>
-          </w:tcPr>
-          <w:p>
-            <w:pPr>
-              <w:spacing w:line="480" w:lineRule="auto"/>
-            </w:pPr>
-            <w:r>
-              <w:t>Grant read access may be granted to other parties.</w:t>
-            </w:r>
-          </w:p>
-        </w:tc>
-      </w:tr>
-      <w:tr>
-        <w:tc>
-          <w:tcPr>
-            <w:tcW w:w="1170" w:type="dxa"/>
-          </w:tcPr>
-          <w:p>
-            <w:pPr>
-              <w:spacing w:line="480" w:lineRule="auto"/>
-            </w:pPr>
-            <w:r>
-              <w:t>7.9</w:t>
-            </w:r>
-          </w:p>
-        </w:tc>
-        <w:tc>
-          <w:tcPr>
-            <w:tcW w:w="8180" w:type="dxa"/>
-          </w:tcPr>
-          <w:p>
-            <w:pPr>
-              <w:spacing w:line="480" w:lineRule="auto"/>
-            </w:pPr>
-            <w:r>
-              <w:t>The chaincode must:</w:t>
-            </w:r>
-          </w:p>
-        </w:tc>
-      </w:tr>
-      <w:tr>
-        <w:tc>
-          <w:tcPr>
-            <w:tcW w:w="1170" w:type="dxa"/>
-          </w:tcPr>
-          <w:p>
-            <w:pPr>
-              <w:spacing w:line="480" w:lineRule="auto"/>
-            </w:pPr>
-            <w:r>
               <w:t>7.9.1</w:t>
             </w:r>
           </w:p>
